--- a/Docs/Assn4 Report.docx
+++ b/Docs/Assn4 Report.docx
@@ -40,7 +40,7 @@
           <w:sz w:val="36"/>
           <w:szCs w:val="36"/>
         </w:rPr>
-        <w:t>3-</w:t>
+        <w:t>4</w:t>
       </w:r>
       <w:r>
         <w:rPr>
@@ -50,16 +50,6 @@
           <w:sz w:val="36"/>
           <w:szCs w:val="36"/>
         </w:rPr>
-        <w:t>2</w:t>
-      </w:r>
-      <w:r>
-        <w:rPr>
-          <w:rFonts w:hint="eastAsia"/>
-          <w:b/>
-          <w:bCs/>
-          <w:sz w:val="36"/>
-          <w:szCs w:val="36"/>
-        </w:rPr>
         <w:t xml:space="preserve"> Report</w:t>
       </w:r>
     </w:p>
@@ -238,128 +228,203 @@
           <w:szCs w:val="22"/>
         </w:rPr>
       </w:pPr>
-      <w:r>
-        <w:rPr>
-          <w:szCs w:val="22"/>
-        </w:rPr>
-        <w:t>Assignment3-1은 Assignment1, Assignment2, Assignment3-1에서 구현했던 Bullet Hell shooter의 모든 기능들 및 그래픽을 유지하면서, OpenGL legacy pipeline을 모두 OpenGL Shader Language로 교체하는 것이 주 목표이다. 플레이어, 적, bullet 등 텍스트를 제외한 모든 엔티티가 GLSL로 표현되었으며, 제공된 assets 파일의 3D 모델들을 적극적으로 활용했다. 이</w:t>
-      </w:r>
-      <w:r>
-        <w:rPr>
-          <w:rFonts w:hint="eastAsia"/>
-          <w:szCs w:val="22"/>
-        </w:rPr>
-        <w:t>를</w:t>
-      </w:r>
-      <w:r>
-        <w:rPr>
-          <w:szCs w:val="22"/>
-        </w:rPr>
-        <w:t xml:space="preserve"> 위해 Shader 클래스와 shader.vs, </w:t>
-      </w:r>
-      <w:proofErr w:type="gramStart"/>
-      <w:r>
-        <w:rPr>
-          <w:szCs w:val="22"/>
-        </w:rPr>
-        <w:t>shader.fs</w:t>
-      </w:r>
-      <w:proofErr w:type="gramEnd"/>
-      <w:r>
-        <w:rPr>
-          <w:szCs w:val="22"/>
-        </w:rPr>
-        <w:t xml:space="preserve"> 파일을 추가했으며, 기존의 Model 클래스를 VAO와 VBO를 사용하는 방식으로 변경했다.</w:t>
-      </w:r>
-    </w:p>
-    <w:p>
-      <w:pPr>
-        <w:ind w:firstLineChars="100" w:firstLine="220"/>
-        <w:rPr>
-          <w:szCs w:val="22"/>
-        </w:rPr>
-      </w:pPr>
-      <w:r>
-        <w:rPr>
-          <w:szCs w:val="22"/>
-        </w:rPr>
-        <w:t>glm 라이브러리를 include하여 기존 OpenGL legacy pipeline 방식 대신, 직접 모든 행렬을 계산할 수 있도록 환경을 세팅했다. 변환 행렬은 4x4행렬로 저장되어, 전역변수로 프로그램 전체에서 변경될 수 있으며 적절히 사용된다. 이에 따라 기존 draw함수들과, 그래픽 스타일 및 카메라 뷰 설정 함수들을 적절히 변경했다.</w:t>
-      </w:r>
-    </w:p>
-    <w:p>
-      <w:pPr>
-        <w:ind w:firstLineChars="100" w:firstLine="220"/>
-        <w:rPr>
-          <w:szCs w:val="22"/>
-        </w:rPr>
-      </w:pPr>
-      <w:r>
-        <w:rPr>
-          <w:szCs w:val="22"/>
-        </w:rPr>
-        <w:t>Q키를 눌러 그래픽 스타일을 바꿀 수 있다. 이번 과제에서는 기존에 구현되어 있던 opaque polygon style과 wireframe style 두 가지 그래픽 스타일에 더해, wireframe style with hidden line removal을 구현한다. 이를 위해 setGraphicStyleThenRender라는 함수를 추가하여 currentGraphicStyle이라는 변수에 따라 그래픽 스타일을 바꾸도록 했으며, 이 함수에서 렌더링까지 진</w:t>
-      </w:r>
-      <w:r>
-        <w:rPr>
-          <w:rFonts w:hint="eastAsia"/>
-          <w:szCs w:val="22"/>
-        </w:rPr>
-        <w:t>행한다</w:t>
-      </w:r>
-      <w:r>
-        <w:rPr>
-          <w:szCs w:val="22"/>
-        </w:rPr>
-        <w:t xml:space="preserve">. 이를 위한 관련 키 상호작용을handleKeyDown 함수에 </w:t>
-      </w:r>
-      <w:r>
-        <w:rPr>
+    </w:p>
+    <w:p>
+      <w:pPr>
+        <w:rPr>
+          <w:rFonts w:hint="eastAsia"/>
+          <w:b/>
+          <w:bCs/>
+          <w:sz w:val="24"/>
+        </w:rPr>
+      </w:pPr>
+      <w:r>
+        <w:rPr>
+          <w:rFonts w:hint="eastAsia"/>
+          <w:b/>
+          <w:bCs/>
+          <w:sz w:val="24"/>
+        </w:rPr>
+        <w:t>2-2. Additional Requirements</w:t>
+      </w:r>
+    </w:p>
+    <w:p>
+      <w:pPr>
+        <w:rPr>
+          <w:szCs w:val="22"/>
+        </w:rPr>
+      </w:pPr>
+      <w:r>
+        <w:rPr>
+          <w:rFonts w:hint="eastAsia"/>
+          <w:szCs w:val="22"/>
+        </w:rPr>
+        <w:t xml:space="preserve">- </w:t>
+      </w:r>
+      <w:r>
+        <w:rPr>
+          <w:rFonts w:hint="eastAsia"/>
+          <w:szCs w:val="22"/>
+        </w:rPr>
+        <w:t>Multiple point light sources</w:t>
+      </w:r>
+    </w:p>
+    <w:p>
+      <w:pPr>
+        <w:rPr>
+          <w:szCs w:val="22"/>
+        </w:rPr>
+      </w:pPr>
+      <w:r>
+        <w:rPr>
+          <w:rFonts w:hint="eastAsia"/>
+          <w:szCs w:val="22"/>
+        </w:rPr>
+        <w:t xml:space="preserve"> fragment shader에서 PointLight 구조체를 담는 pointLights 배열을 선언한다. </w:t>
+      </w:r>
+      <w:r>
+        <w:rPr>
+          <w:szCs w:val="22"/>
+        </w:rPr>
+        <w:t>A</w:t>
+      </w:r>
+      <w:r>
+        <w:rPr>
+          <w:rFonts w:hint="eastAsia"/>
+          <w:szCs w:val="22"/>
+        </w:rPr>
+        <w:t>ssn4의 minimum goal과 달리 point light를 4개 사용하기 때문에, for문을 이용하여 각각의 point light 조명 계산을 한다. 이후 코드의 display 함수에서 조명의 위치, 색깔 등을 포함한 조명 4개의 정보들을 fragment shader로 전송한다. 또한 assn4의 다른 minimum goal인 gouraud shading의 경우 빛 계산이 vertex shader에서 관리되므로, vertex shader에도 fragment shader에서처럼 PointLight 구조체들을 담는 pointLights 배열 선언, for문을 이용한 빛 계산을 적용해주면 최종적으로 multiple point light sources를 구현할 수 있다.</w:t>
+      </w:r>
+    </w:p>
+    <w:p>
+      <w:pPr>
+        <w:rPr>
+          <w:szCs w:val="22"/>
+        </w:rPr>
+      </w:pPr>
+    </w:p>
+    <w:p>
+      <w:pPr>
+        <w:rPr>
+          <w:szCs w:val="22"/>
+        </w:rPr>
+      </w:pPr>
+      <w:r>
+        <w:rPr>
+          <w:rFonts w:hint="eastAsia"/>
+          <w:szCs w:val="22"/>
+        </w:rPr>
+        <w:t>- Planar shadow casting</w:t>
+      </w:r>
+    </w:p>
+    <w:p>
+      <w:pPr>
+        <w:rPr>
+          <w:szCs w:val="22"/>
+        </w:rPr>
+      </w:pPr>
+      <w:r>
+        <w:rPr>
+          <w:rFonts w:hint="eastAsia"/>
           <w:szCs w:val="22"/>
         </w:rPr>
         <w:lastRenderedPageBreak/>
-        <w:t>구현했다.</w:t>
-      </w:r>
-    </w:p>
-    <w:p>
-      <w:pPr>
-        <w:ind w:firstLineChars="100" w:firstLine="220"/>
-        <w:rPr>
-          <w:szCs w:val="22"/>
-        </w:rPr>
-      </w:pPr>
-      <w:r>
-        <w:rPr>
-          <w:szCs w:val="22"/>
-        </w:rPr>
-        <w:t xml:space="preserve">3D 그래픽 방식과 다양한 카메라 뷰 추가로 인해, 기존에 사용하던 윈도우 창을 제한 구역으로 하기에는 플레이어가 이동 제한 구역을 잘 인지하지 못한다는 문제가 발생한다. 따라서 과제 문서에 따라 플레이어가 움직일 수 있는 공간인 bounding box를 구현하였으며, 노란색 선으로 구역을 잘 보이게 하였다. 이 bounding box 또한 씬 그래프에 의해 노드로 관리되어 그려진다. Bullet들도 이 bounding box 외부로 이동하면 사라진다. </w:t>
-      </w:r>
-      <w:r>
-        <w:rPr>
-          <w:rFonts w:hint="eastAsia"/>
-          <w:szCs w:val="22"/>
-        </w:rPr>
-        <w:t>이</w:t>
-      </w:r>
-      <w:r>
-        <w:rPr>
-          <w:szCs w:val="22"/>
-        </w:rPr>
-        <w:t xml:space="preserve"> bounding box에도 VAO를 적용하였고, 그 기능은 InitBoundingBox 함수가 맡는다.</w:t>
-      </w:r>
-    </w:p>
-    <w:p>
-      <w:pPr>
-        <w:ind w:firstLineChars="100" w:firstLine="220"/>
-        <w:rPr>
-          <w:rFonts w:hint="eastAsia"/>
-          <w:szCs w:val="22"/>
-        </w:rPr>
-      </w:pPr>
-    </w:p>
-    <w:p>
-      <w:pPr>
-        <w:rPr>
-          <w:rFonts w:hint="eastAsia"/>
+        <w:t xml:space="preserve"> 배경이 검정색이므로 그림자는 회색으로 그린다. fragment shader에 isShadow bool 타입 변수를 추가하여, 그림자를 그릴 때와 아닐 때를 구분시킨다. 코드에서는 그림자를 그리는 전용 조명을 추가하여, z = -1.0 plane에 그림자가 평면으로 그려지도록 하였다. 그림자들을 그리기 위한 행렬은 generateShadow</w:t>
+      </w:r>
+      <w:r>
+        <w:rPr>
+          <w:szCs w:val="22"/>
+        </w:rPr>
+        <w:tab/>
+      </w:r>
+      <w:r>
+        <w:rPr>
+          <w:rFonts w:hint="eastAsia"/>
+          <w:szCs w:val="22"/>
+        </w:rPr>
+        <w:t xml:space="preserve">Matrix 함수에서 만들어진다. </w:t>
+      </w:r>
+      <w:r>
+        <w:rPr>
+          <w:rFonts w:hint="eastAsia"/>
+          <w:szCs w:val="22"/>
+        </w:rPr>
+        <w:t>generateShadowMatrix 함수에서는 조명 위치와 바닥 평면으로 projection matrix를 생성하는 방식으로 행렬을 만들어낸다. 또한 기존 setGraphicStyleThenRender 함수의 앞부분에서 그림자를 그리도록 한다. 그림자의 경우 3D가 아니라 평면이기 때문에, 그림자를 그릴 때에 한해 깊이 버퍼를 끈다. 그림자를 그릴 때와 아닐 때를 isShadow bool타입 변수로 구분하여 이를 가능하게 하였다. 이렇게 그려지는 그림자는, 코드에서 조명 위치를 변경하여 크기와 위치를 적절히 조절할 수 있다.</w:t>
+      </w:r>
+    </w:p>
+    <w:p>
+      <w:pPr>
+        <w:rPr>
+          <w:szCs w:val="22"/>
+        </w:rPr>
+      </w:pPr>
+    </w:p>
+    <w:p>
+      <w:pPr>
+        <w:rPr>
+          <w:szCs w:val="22"/>
+        </w:rPr>
+      </w:pPr>
+      <w:r>
+        <w:rPr>
+          <w:rFonts w:hint="eastAsia"/>
+          <w:szCs w:val="22"/>
+        </w:rPr>
+        <w:t>- Spotlight</w:t>
+      </w:r>
+    </w:p>
+    <w:p>
+      <w:pPr>
+        <w:rPr>
+          <w:rFonts w:hint="eastAsia"/>
+          <w:szCs w:val="22"/>
+        </w:rPr>
+      </w:pPr>
+      <w:r>
+        <w:rPr>
+          <w:rFonts w:hint="eastAsia"/>
+          <w:szCs w:val="22"/>
+        </w:rPr>
+        <w:t xml:space="preserve"> fragment shader에 SpotLight 구조체를 추가한다. 이 구조체는 기본적으로 PointLight가 가지고 있는 모든 변수들에 더하여 vec3 direction, float CutOff, float OuterCutOff를 추가적으로 가진다. direction은 스포트라이트를 비추는 방향, CutOff는 스포트라이트가 비추는 범위, OuterCutOff는 자연스러워 보이게 하기 위해 스포트라이트에서 비춰지는 빛이 흐려지는 범위를 의미한다. SpotLight 계산의 기본 골자는 PointLight 계산과 동일하나, theta, </w:t>
+      </w:r>
+      <w:r>
+        <w:rPr>
+          <w:szCs w:val="22"/>
+        </w:rPr>
+        <w:t>epsilon</w:t>
+      </w:r>
+      <w:r>
+        <w:rPr>
+          <w:rFonts w:hint="eastAsia"/>
+          <w:szCs w:val="22"/>
+        </w:rPr>
+        <w:t>, intensity를 추가적으로 계산하여 스포트라이트를 비출 각도를 계산한다. 이 계산 과정은 fragment shader에 존재하는 calcSpotLight 함수에서 이루어진다.</w:t>
+      </w:r>
+      <w:r>
+        <w:rPr>
+          <w:rFonts w:hint="eastAsia"/>
+          <w:szCs w:val="22"/>
+        </w:rPr>
+        <w:t xml:space="preserve"> 그 후 </w:t>
+      </w:r>
+      <w:r>
+        <w:rPr>
+          <w:rFonts w:hint="eastAsia"/>
+          <w:szCs w:val="22"/>
+        </w:rPr>
+        <w:t xml:space="preserve">코드에서 스포트라이트 정보를 쉐이더로 넘겨준 후, </w:t>
+      </w:r>
+      <w:r>
+        <w:rPr>
+          <w:rFonts w:hint="eastAsia"/>
+          <w:szCs w:val="22"/>
+        </w:rPr>
+        <w:t>마지막으로 main함수에서 result에 스포트라이트 빛을 더해주면 스포트라이트 구현이 완료되고, 플레이어 비행기의 앞부분은 더 선명하게 보이게 된다.</w:t>
+      </w:r>
+    </w:p>
+    <w:p>
+      <w:pPr>
+        <w:rPr>
           <w:b/>
           <w:bCs/>
           <w:sz w:val="24"/>
@@ -372,382 +437,12 @@
           <w:bCs/>
           <w:sz w:val="24"/>
         </w:rPr>
-        <w:t>2-2. Additional Requirements</w:t>
-      </w:r>
-    </w:p>
-    <w:p>
-      <w:pPr>
-        <w:rPr>
-          <w:szCs w:val="22"/>
-        </w:rPr>
-      </w:pPr>
-      <w:r>
-        <w:rPr>
-          <w:rFonts w:hint="eastAsia"/>
-          <w:szCs w:val="22"/>
-        </w:rPr>
-        <w:t xml:space="preserve">- </w:t>
-      </w:r>
-      <w:r>
-        <w:rPr>
-          <w:rFonts w:hint="eastAsia"/>
-          <w:szCs w:val="22"/>
-        </w:rPr>
-        <w:t>적 색과 HP 연동</w:t>
-      </w:r>
-    </w:p>
-    <w:p>
-      <w:pPr>
-        <w:rPr>
-          <w:szCs w:val="22"/>
-        </w:rPr>
-      </w:pPr>
-      <w:r>
-        <w:rPr>
-          <w:rFonts w:hint="eastAsia"/>
-          <w:szCs w:val="22"/>
-        </w:rPr>
-        <w:t xml:space="preserve"> Enemy 객체의 health와 maxHealth 값을 가져와 현재 남은 체력의 비율을 계산하고, 선형 보간 함수 lerp를 사용해 healthyColor와 damagedColor 사이에서 비율에 맞는 중간 색을 계산한다. 함수에 의해 반환된 색상 값을 적의 color 속성에 덮어씌워서 HP의 변화를 색깔로 인지할 수 있도록 한다.</w:t>
-      </w:r>
-    </w:p>
-    <w:p>
-      <w:pPr>
-        <w:rPr>
-          <w:szCs w:val="22"/>
-        </w:rPr>
-      </w:pPr>
-    </w:p>
-    <w:p>
-      <w:pPr>
-        <w:rPr>
-          <w:szCs w:val="22"/>
-        </w:rPr>
-      </w:pPr>
-      <w:r>
-        <w:rPr>
-          <w:rFonts w:hint="eastAsia"/>
-          <w:szCs w:val="22"/>
-        </w:rPr>
-        <w:t>- 적의 플레이어 타겟팅</w:t>
-      </w:r>
-    </w:p>
-    <w:p>
-      <w:pPr>
-        <w:rPr>
-          <w:szCs w:val="22"/>
-        </w:rPr>
-      </w:pPr>
-      <w:r>
-        <w:rPr>
-          <w:rFonts w:hint="eastAsia"/>
-          <w:szCs w:val="22"/>
-        </w:rPr>
-        <w:t xml:space="preserve"> </w:t>
-      </w:r>
-      <w:proofErr w:type="gramStart"/>
-      <w:r>
-        <w:rPr>
-          <w:rFonts w:hint="eastAsia"/>
-          <w:szCs w:val="22"/>
-        </w:rPr>
-        <w:t>Enemy::</w:t>
-      </w:r>
-      <w:proofErr w:type="gramEnd"/>
-      <w:r>
-        <w:rPr>
-          <w:rFonts w:hint="eastAsia"/>
-          <w:szCs w:val="22"/>
-        </w:rPr>
-        <w:t xml:space="preserve">update 함수에서 매 프레임마다 적의 현재 위치를 기반으로 플레이어와의 x, y 좌표의 차이를 계산한다. 그 후 atan2 함수를 통해 적이 플레이어를 향하는 벡터의 각도를 계산하고, </w:t>
-      </w:r>
-      <w:r>
-        <w:rPr>
-          <w:rFonts w:hint="eastAsia"/>
-          <w:szCs w:val="22"/>
-        </w:rPr>
-        <w:t>Enemy 구조체 내의 targetAngle에 저장한다. 적을 실제로 그리는 updateSceneGraph 함수에서 enemyNode-&gt;</w:t>
-      </w:r>
-      <w:proofErr w:type="gramStart"/>
-      <w:r>
-        <w:rPr>
-          <w:rFonts w:hint="eastAsia"/>
-          <w:szCs w:val="22"/>
-        </w:rPr>
-        <w:t>rot.y</w:t>
-      </w:r>
-      <w:proofErr w:type="gramEnd"/>
-      <w:r>
-        <w:rPr>
-          <w:rFonts w:hint="eastAsia"/>
-          <w:szCs w:val="22"/>
-        </w:rPr>
-        <w:t>에 해당 각도를 대입하여 drawRecursive가 해당 노드를 그릴 때 플레이어를 향한 방향으로 정렬되게 구현하였다.</w:t>
-      </w:r>
-    </w:p>
-    <w:p>
-      <w:pPr>
-        <w:rPr>
-          <w:szCs w:val="22"/>
-        </w:rPr>
-      </w:pPr>
-    </w:p>
-    <w:p>
-      <w:pPr>
-        <w:rPr>
-          <w:szCs w:val="22"/>
-        </w:rPr>
-      </w:pPr>
-      <w:r>
-        <w:rPr>
-          <w:rFonts w:hint="eastAsia"/>
-          <w:szCs w:val="22"/>
-        </w:rPr>
-        <w:t>- 플레이어 총알 명중 파티클</w:t>
-      </w:r>
-    </w:p>
-    <w:p>
-      <w:pPr>
-        <w:rPr>
-          <w:szCs w:val="22"/>
-        </w:rPr>
-      </w:pPr>
-      <w:r>
-        <w:rPr>
-          <w:rFonts w:hint="eastAsia"/>
-          <w:szCs w:val="22"/>
-        </w:rPr>
-        <w:t xml:space="preserve"> handleCollision 함수가 플레이어 총알과 적의 충돌을 감지한 순간에 총알이 맞은 위치에서 8개 방향으로 작은 노란색 파티클이 퍼져나가도록 한다. 이를 위해 위치, 속도, 생존 시간과 색깔 인자를 가지는 구조체 Particle을 새롭게 추가한다.</w:t>
-      </w:r>
-    </w:p>
-    <w:p>
-      <w:pPr>
-        <w:rPr>
-          <w:rFonts w:hint="eastAsia"/>
-          <w:szCs w:val="22"/>
-        </w:rPr>
-      </w:pPr>
-      <w:r>
-        <w:rPr>
-          <w:rFonts w:hint="eastAsia"/>
-          <w:szCs w:val="22"/>
-        </w:rPr>
-        <w:t xml:space="preserve"> 생성 함수 bulletParticleEffect는 파티클을 생성할 피격 위치 x, y를 인자로 받으며, 이를 기준으로 8방향으로 퍼져나가는 원형 파티클들을 생성해 velocity와 lifetime을 할당한다. 이 때 lifetime에는 rand()를 통한 약간의 랜덤성을 부여해 연출의 생동감을 부여한다. 생성된 파티클은 particle</w:t>
-      </w:r>
-      <w:r>
-        <w:rPr>
-          <w:rFonts w:hint="eastAsia"/>
-          <w:szCs w:val="22"/>
-        </w:rPr>
-        <w:t>NodePool</w:t>
-      </w:r>
-      <w:r>
-        <w:rPr>
-          <w:rFonts w:hint="eastAsia"/>
-          <w:szCs w:val="22"/>
-        </w:rPr>
-        <w:t>에 저장되</w:t>
-      </w:r>
-      <w:r>
-        <w:rPr>
-          <w:rFonts w:hint="eastAsia"/>
-          <w:szCs w:val="22"/>
-        </w:rPr>
-        <w:t>며</w:t>
-      </w:r>
-      <w:r>
-        <w:rPr>
-          <w:rFonts w:hint="eastAsia"/>
-          <w:szCs w:val="22"/>
-        </w:rPr>
-        <w:t xml:space="preserve">, </w:t>
-      </w:r>
-      <w:r>
-        <w:rPr>
-          <w:rFonts w:hint="eastAsia"/>
-          <w:szCs w:val="22"/>
-        </w:rPr>
-        <w:t>updateParciels에 의해 관리된다.</w:t>
-      </w:r>
-    </w:p>
-    <w:p>
-      <w:pPr>
-        <w:rPr>
-          <w:szCs w:val="22"/>
-        </w:rPr>
-      </w:pPr>
-      <w:r>
-        <w:rPr>
-          <w:rFonts w:hint="eastAsia"/>
-          <w:szCs w:val="22"/>
-        </w:rPr>
-        <w:lastRenderedPageBreak/>
-        <w:t xml:space="preserve"> updateParticles는 timer에 의해 호출되어 매 프레임마다 particles 속 파티클들의 위치를 속도를 기반으로 갱신하고, 생존 시간을 감소시키다가 수명이 다할 경우 삭제한다. </w:t>
-      </w:r>
-      <w:r>
-        <w:rPr>
-          <w:rFonts w:hint="eastAsia"/>
-          <w:szCs w:val="22"/>
-        </w:rPr>
-        <w:t xml:space="preserve">3-1의 구현에서는 함수 </w:t>
-      </w:r>
-      <w:r>
-        <w:rPr>
-          <w:rFonts w:hint="eastAsia"/>
-          <w:szCs w:val="22"/>
-        </w:rPr>
-        <w:t>drawParticleEffect</w:t>
-      </w:r>
-      <w:r>
-        <w:rPr>
-          <w:rFonts w:hint="eastAsia"/>
-          <w:szCs w:val="22"/>
-        </w:rPr>
-        <w:t>를 사용해 파티클 효과를 그렸지만, 이번에는 다른 오브젝트들과 마찬가지로 Node 속 순회에 의해 접근하여 그린다.</w:t>
-      </w:r>
-    </w:p>
-    <w:p>
-      <w:pPr>
-        <w:rPr>
-          <w:szCs w:val="22"/>
-        </w:rPr>
-      </w:pPr>
-    </w:p>
-    <w:p>
-      <w:pPr>
-        <w:rPr>
-          <w:szCs w:val="22"/>
-        </w:rPr>
-      </w:pPr>
-      <w:r>
-        <w:rPr>
-          <w:rFonts w:hint="eastAsia"/>
-          <w:szCs w:val="22"/>
-        </w:rPr>
-        <w:t>- 플레이어 추진 파티클</w:t>
-      </w:r>
-    </w:p>
-    <w:p>
-      <w:pPr>
-        <w:rPr>
-          <w:szCs w:val="22"/>
-        </w:rPr>
-      </w:pPr>
-      <w:r>
-        <w:rPr>
-          <w:rFonts w:hint="eastAsia"/>
-          <w:szCs w:val="22"/>
-        </w:rPr>
-        <w:t xml:space="preserve"> 플레이어가 W키를 통해 앞으로 추진할 때 기체 뒤쪽에서 파티클이 분출되도록 한다. 이 파티클들은 boostParticleEffect 함수를 통해 생성되며, processInput의 'w' 입력 인식 부분에서 호출된다. 플레이어 제트기 모델의 후방 위치에서 1~2개의 파티클을 생성해 particles에 추가하고, 파티클의 속도는 플레이어의 뒤쪽을 향하되 마찬가지로 rand()를 통해 약간의 랜덤성을 준다. 파티클의 관리는 위의 총알 명중 효과와 동일한 함수들에 의해 처리된다.</w:t>
-      </w:r>
-    </w:p>
-    <w:p>
-      <w:pPr>
-        <w:rPr>
-          <w:szCs w:val="22"/>
-        </w:rPr>
-      </w:pPr>
-    </w:p>
-    <w:p>
-      <w:pPr>
-        <w:rPr>
-          <w:szCs w:val="22"/>
-        </w:rPr>
-      </w:pPr>
-      <w:r>
-        <w:rPr>
-          <w:rFonts w:hint="eastAsia"/>
-          <w:szCs w:val="22"/>
-        </w:rPr>
-        <w:t>- 적 주위 공전 엔티티</w:t>
-      </w:r>
-    </w:p>
-    <w:p>
-      <w:pPr>
-        <w:rPr>
-          <w:szCs w:val="22"/>
-        </w:rPr>
-      </w:pPr>
-      <w:r>
-        <w:rPr>
-          <w:rFonts w:hint="eastAsia"/>
-          <w:szCs w:val="22"/>
-        </w:rPr>
-        <w:t xml:space="preserve"> 게임의 3D 입체감을 조금 더 살릴 수 있도록, 적의 주위를 공전하는 엔티티를 구현하여 게임이 단순 평면만을 그리고 있는 것이 아님을 강조하였다. </w:t>
-      </w:r>
-      <w:r>
-        <w:rPr>
-          <w:rFonts w:hint="eastAsia"/>
-          <w:szCs w:val="22"/>
-        </w:rPr>
-        <w:t>이를 위해 씬 그래프의 관계에서 적의 자식에 새로운 노드를 추가하였고, main 함수에서 이를 위한 enemyOrbitNodePool을 생성하였다.</w:t>
-      </w:r>
-    </w:p>
-    <w:p>
-      <w:pPr>
-        <w:rPr>
-          <w:szCs w:val="22"/>
-        </w:rPr>
-      </w:pPr>
-      <w:r>
-        <w:rPr>
-          <w:rFonts w:hint="eastAsia"/>
-          <w:szCs w:val="22"/>
-        </w:rPr>
-        <w:t xml:space="preserve"> updateSceneGraph 함수에서 enemyNode를</w:t>
-      </w:r>
-      <w:r>
-        <w:rPr>
-          <w:rFonts w:hint="eastAsia"/>
-          <w:szCs w:val="22"/>
-        </w:rPr>
-        <w:t xml:space="preserve"> enemiesGrounNode에 추가하기 전에 enemyOrbitNodePool에서 </w:t>
-      </w:r>
-      <w:r>
-        <w:rPr>
-          <w:rFonts w:hint="eastAsia"/>
-          <w:szCs w:val="22"/>
-        </w:rPr>
-        <w:t>공전 엔티티</w:t>
-      </w:r>
-      <w:r>
-        <w:rPr>
-          <w:rFonts w:hint="eastAsia"/>
-          <w:szCs w:val="22"/>
-        </w:rPr>
-        <w:t xml:space="preserve"> 노드를 가져와 children.push_back()</w:t>
-      </w:r>
-      <w:r>
-        <w:rPr>
-          <w:szCs w:val="22"/>
-        </w:rPr>
-        <w:t>으로</w:t>
-      </w:r>
-      <w:r>
-        <w:rPr>
-          <w:rFonts w:hint="eastAsia"/>
-          <w:szCs w:val="22"/>
-        </w:rPr>
-        <w:t xml:space="preserve"> enemyNode의 자식으로 추가하고, glutGet(GLUT_ELAPSED_TIME)을 인자로 삼각함수를 호출해 </w:t>
-      </w:r>
-      <w:r>
-        <w:rPr>
-          <w:rFonts w:hint="eastAsia"/>
-          <w:szCs w:val="22"/>
-        </w:rPr>
-        <w:t>공전 엔티티들의 x, y좌표에 대입하였다. 이를 통해 평면을 뚫고 각 enemyNode의 로컬 XY 평면을 공전하는 4개의 구체를 구현하였다.</w:t>
-      </w:r>
-    </w:p>
-    <w:p>
-      <w:pPr>
-        <w:rPr>
-          <w:szCs w:val="22"/>
-        </w:rPr>
-      </w:pPr>
-    </w:p>
-    <w:p>
-      <w:pPr>
-        <w:rPr>
-          <w:rFonts w:hint="eastAsia"/>
+        <w:t>2-3. Design Rationale</w:t>
+      </w:r>
+    </w:p>
+    <w:p>
+      <w:pPr>
+        <w:rPr>
           <w:szCs w:val="22"/>
         </w:rPr>
       </w:pPr>
@@ -767,459 +462,40 @@
           <w:bCs/>
           <w:sz w:val="24"/>
         </w:rPr>
-        <w:t>2-3. Design Rationale</w:t>
-      </w:r>
-    </w:p>
-    <w:p>
-      <w:pPr>
-        <w:rPr>
-          <w:szCs w:val="22"/>
-        </w:rPr>
-      </w:pPr>
-      <w:r>
-        <w:rPr>
-          <w:rFonts w:hint="eastAsia"/>
-          <w:szCs w:val="22"/>
-        </w:rPr>
-        <w:t xml:space="preserve"> </w:t>
-      </w:r>
-      <w:r>
-        <w:rPr>
-          <w:rFonts w:hint="eastAsia"/>
-          <w:szCs w:val="22"/>
-        </w:rPr>
-        <w:t>이번</w:t>
-      </w:r>
-      <w:r>
-        <w:rPr>
-          <w:szCs w:val="22"/>
-        </w:rPr>
-        <w:t xml:space="preserve"> 과제에서는 OpenGL legacy pipeline 대신 GLSL을 사용하여 쉐이더와 VAO, VBO 개념을 도입하였다. GPU를 사용하게 됨으로써 이후 최적화 및 더 많고 복잡한 모델들 그리기를 기대할 수 있게 되었다. 이번 과제에서 추가되거나 변경된 사항은 다음과 같다.</w:t>
-      </w:r>
-    </w:p>
-    <w:p>
-      <w:pPr>
-        <w:rPr>
-          <w:szCs w:val="22"/>
-        </w:rPr>
-      </w:pPr>
-      <w:r>
-        <w:rPr>
-          <w:szCs w:val="22"/>
-        </w:rPr>
-        <w:t>1) GLSL 도입: vertex shader, fragment shader, Shader 클래스를 구현했고 .vs</w:t>
-      </w:r>
-      <w:proofErr w:type="gramStart"/>
-      <w:r>
-        <w:rPr>
-          <w:szCs w:val="22"/>
-        </w:rPr>
-        <w:t>, .fs</w:t>
-      </w:r>
-      <w:proofErr w:type="gramEnd"/>
-      <w:r>
-        <w:rPr>
-          <w:szCs w:val="22"/>
-        </w:rPr>
-        <w:t xml:space="preserve"> 파일을 </w:t>
-      </w:r>
-      <w:r>
-        <w:rPr>
-          <w:szCs w:val="22"/>
-        </w:rPr>
-        <w:lastRenderedPageBreak/>
-        <w:t>로드하여 사용한다. VAO, VBO를 사용하여 행렬을 포함한 데이터들을 GPU로 보낸다. 또한 GLSL을 사용함으로써, 기존 glBegin 등의 OpenGL legacy pipeline을 사용하는 코드들을 삭제했다.</w:t>
-      </w:r>
-    </w:p>
-    <w:p>
-      <w:pPr>
-        <w:rPr>
-          <w:szCs w:val="22"/>
-        </w:rPr>
-      </w:pPr>
-    </w:p>
-    <w:p>
-      <w:pPr>
-        <w:rPr>
+        <w:t>2-4. Design Implementation</w:t>
+      </w:r>
+    </w:p>
+    <w:p>
+      <w:pPr>
+        <w:rPr>
+          <w:rFonts w:hint="eastAsia"/>
           <w:b/>
           <w:bCs/>
           <w:sz w:val="24"/>
         </w:rPr>
       </w:pPr>
-      <w:r>
-        <w:rPr>
-          <w:rFonts w:hint="eastAsia"/>
+    </w:p>
+    <w:p>
+      <w:pPr>
+        <w:rPr>
           <w:b/>
           <w:bCs/>
           <w:sz w:val="24"/>
         </w:rPr>
-        <w:t>2-4. Design Implementation</w:t>
-      </w:r>
-    </w:p>
-    <w:p>
-      <w:pPr>
-        <w:rPr>
-          <w:szCs w:val="22"/>
-        </w:rPr>
-      </w:pPr>
-      <w:r>
-        <w:rPr>
-          <w:rFonts w:hint="eastAsia"/>
-          <w:szCs w:val="22"/>
-        </w:rPr>
-        <w:t xml:space="preserve"> </w:t>
-      </w:r>
-      <w:r>
-        <w:rPr>
-          <w:szCs w:val="22"/>
-        </w:rPr>
-        <w:t>Shader 클래스에서는 .vs</w:t>
-      </w:r>
-      <w:proofErr w:type="gramStart"/>
-      <w:r>
-        <w:rPr>
-          <w:szCs w:val="22"/>
-        </w:rPr>
-        <w:t>, .fs</w:t>
-      </w:r>
-      <w:proofErr w:type="gramEnd"/>
-      <w:r>
-        <w:rPr>
-          <w:szCs w:val="22"/>
-        </w:rPr>
-        <w:t xml:space="preserve"> 확장자 파일을 읽어온 후, 쉐이더를 컴파일하고, 쉐이더와 프로그램 링크한다. 또한 use, setMat4, setVec3 함수들을 선언하여 쉐이더 활성화와 uniform 변수 위치 검색 및 값 할당을 편하게 할 수 있게 구현했다. 전역변수로 쉐이더 포인터를 추가하고, main함수 내부에서 쉐이더를 로드하여 활성화시킨다.</w:t>
-      </w:r>
-    </w:p>
-    <w:p>
-      <w:pPr>
-        <w:rPr>
-          <w:szCs w:val="22"/>
-        </w:rPr>
-      </w:pPr>
-      <w:r>
-        <w:rPr>
-          <w:rFonts w:hint="eastAsia"/>
-          <w:szCs w:val="22"/>
-        </w:rPr>
-        <w:t xml:space="preserve"> </w:t>
-      </w:r>
-      <w:r>
-        <w:rPr>
-          <w:rFonts w:hint="eastAsia"/>
-          <w:szCs w:val="22"/>
-        </w:rPr>
-        <w:t>기존의</w:t>
-      </w:r>
-      <w:r>
-        <w:rPr>
-          <w:szCs w:val="22"/>
-        </w:rPr>
-        <w:t xml:space="preserve"> Model 클래스에 glGenVertexArrays, glGenBuffers, glBindVertexArray, glBindBuffers, glBufferData, glVertexAttribPointer 등을 이용하여 VAO와 VBO를 사용하여 데이터를 GPU에 보내는 기능을 추가로 구현했다.</w:t>
-      </w:r>
-    </w:p>
-    <w:p>
-      <w:pPr>
-        <w:rPr>
-          <w:szCs w:val="22"/>
-        </w:rPr>
-      </w:pPr>
-      <w:r>
-        <w:rPr>
-          <w:rFonts w:hint="eastAsia"/>
-          <w:szCs w:val="22"/>
-        </w:rPr>
-        <w:t xml:space="preserve"> </w:t>
-      </w:r>
-      <w:r>
-        <w:rPr>
-          <w:szCs w:val="22"/>
-        </w:rPr>
-        <w:t xml:space="preserve">glm 관련 라이브러리를 include하여, 행렬 변환 및 포인터 변환 기능을 사용할 수 있게 하였으며, viewMatrix와 projMatrix를 </w:t>
-      </w:r>
-      <w:proofErr w:type="gramStart"/>
-      <w:r>
-        <w:rPr>
-          <w:szCs w:val="22"/>
-        </w:rPr>
-        <w:t>glm::</w:t>
-      </w:r>
-      <w:proofErr w:type="gramEnd"/>
-      <w:r>
-        <w:rPr>
-          <w:szCs w:val="22"/>
-        </w:rPr>
-        <w:t xml:space="preserve">mat4 타입의 전역 변수로 선언하였다. main에서 </w:t>
-      </w:r>
-      <w:proofErr w:type="gramStart"/>
-      <w:r>
-        <w:rPr>
-          <w:szCs w:val="22"/>
-        </w:rPr>
-        <w:t>glm::</w:t>
-      </w:r>
-      <w:proofErr w:type="gramEnd"/>
-      <w:r>
-        <w:rPr>
-          <w:szCs w:val="22"/>
-        </w:rPr>
-        <w:t>value_ptr을 이용하여 포인터를 넘긴다.</w:t>
-      </w:r>
-    </w:p>
-    <w:p>
-      <w:pPr>
-        <w:rPr>
-          <w:szCs w:val="22"/>
-        </w:rPr>
-      </w:pPr>
-      <w:r>
-        <w:rPr>
-          <w:rFonts w:hint="eastAsia"/>
-          <w:szCs w:val="22"/>
-        </w:rPr>
-        <w:t xml:space="preserve"> </w:t>
-      </w:r>
-      <w:r>
-        <w:rPr>
-          <w:rFonts w:hint="eastAsia"/>
-          <w:szCs w:val="22"/>
-        </w:rPr>
-        <w:t>기존</w:t>
-      </w:r>
-      <w:r>
-        <w:rPr>
-          <w:szCs w:val="22"/>
-        </w:rPr>
-        <w:t xml:space="preserve"> setGraphicStyle, setCameraViews 함수를 행렬을 이용하여 glm 버전으로 적절히 변경한다. 특히 setGraphicStyle 함수는 각 그래픽 스타일마다 적절히 그리기 위해, 렌더 기능까지 합쳐 setGraphicStyleThenRender라는 새로운 함수로 구현했다.</w:t>
-      </w:r>
-    </w:p>
-    <w:p>
-      <w:pPr>
-        <w:rPr>
-          <w:szCs w:val="22"/>
-        </w:rPr>
-      </w:pPr>
-      <w:r>
-        <w:rPr>
-          <w:rFonts w:hint="eastAsia"/>
-          <w:szCs w:val="22"/>
-        </w:rPr>
-        <w:t xml:space="preserve"> </w:t>
-      </w:r>
-      <w:r>
-        <w:rPr>
-          <w:rFonts w:hint="eastAsia"/>
-          <w:szCs w:val="22"/>
-        </w:rPr>
-        <w:t>그래픽</w:t>
-      </w:r>
-      <w:r>
-        <w:rPr>
-          <w:szCs w:val="22"/>
-        </w:rPr>
-        <w:t xml:space="preserve"> 스타일 중 이번 과제에 새로 추가해야 하는 wireframe style with hidden line removal은, 깊이 버퍼을 이용하여 검정색 면을 그린 후 그 다음에 선을 그려서, 검정색 면보다 뒤에 있는 선은 보이지 않게 하는 방식으로 구현할 수 있다. glPolygonOffset, glColorMask 등을 이용하면 된다.</w:t>
-      </w:r>
-    </w:p>
-    <w:p>
-      <w:pPr>
-        <w:rPr>
-          <w:szCs w:val="22"/>
-        </w:rPr>
-      </w:pPr>
-      <w:r>
-        <w:rPr>
-          <w:rFonts w:hint="eastAsia"/>
-          <w:szCs w:val="22"/>
-        </w:rPr>
-        <w:t xml:space="preserve"> </w:t>
-      </w:r>
-      <w:r>
-        <w:rPr>
-          <w:szCs w:val="22"/>
-        </w:rPr>
-        <w:t>Bounding box를 그리기 위한 데이터도 VAO, VBO로 미리 GPU에 보내 둔다. 선 12개, 즉 점 24개의 데이터가 필요하며 이는 InitBoundingBox 함수에서 관리한다.</w:t>
-      </w:r>
-    </w:p>
-    <w:p>
-      <w:pPr>
-        <w:rPr>
-          <w:szCs w:val="22"/>
-        </w:rPr>
-      </w:pPr>
-    </w:p>
-    <w:p>
-      <w:pPr>
-        <w:rPr>
-          <w:szCs w:val="22"/>
-        </w:rPr>
-      </w:pPr>
-    </w:p>
-    <w:p>
-      <w:pPr>
-        <w:rPr>
-          <w:szCs w:val="22"/>
-        </w:rPr>
-      </w:pPr>
-    </w:p>
-    <w:p>
-      <w:pPr>
-        <w:rPr>
-          <w:szCs w:val="22"/>
-        </w:rPr>
-      </w:pPr>
-    </w:p>
-    <w:p>
-      <w:pPr>
-        <w:rPr>
-          <w:rFonts w:hint="eastAsia"/>
-          <w:szCs w:val="22"/>
-        </w:rPr>
-      </w:pPr>
-    </w:p>
-    <w:p>
-      <w:pPr>
-        <w:rPr>
+      </w:pPr>
+      <w:r>
+        <w:rPr>
+          <w:rFonts w:hint="eastAsia"/>
           <w:b/>
           <w:bCs/>
           <w:sz w:val="24"/>
         </w:rPr>
-      </w:pPr>
-      <w:r>
-        <w:rPr>
-          <w:rFonts w:hint="eastAsia"/>
-          <w:b/>
-          <w:bCs/>
-          <w:sz w:val="24"/>
-        </w:rPr>
-        <w:lastRenderedPageBreak/>
         <w:t>2-5. Additonal Background</w:t>
       </w:r>
     </w:p>
     <w:p>
       <w:pPr>
         <w:rPr>
-          <w:szCs w:val="22"/>
-        </w:rPr>
-      </w:pPr>
-      <w:r>
-        <w:rPr>
-          <w:rFonts w:hint="eastAsia"/>
-          <w:szCs w:val="22"/>
-        </w:rPr>
-        <w:t xml:space="preserve"> 본 구현을 위해서는 OpenGL에서 3D 공간을 표현하는 방법, 그리고 씬 그래프 자료 구조</w:t>
-      </w:r>
-      <w:r>
-        <w:rPr>
-          <w:rFonts w:hint="eastAsia"/>
-          <w:szCs w:val="22"/>
-        </w:rPr>
-        <w:t xml:space="preserve"> 및 GLSL</w:t>
-      </w:r>
-      <w:r>
-        <w:rPr>
-          <w:rFonts w:hint="eastAsia"/>
-          <w:szCs w:val="22"/>
-        </w:rPr>
-        <w:t>에 대한 전반적인 이해가 필요했다.</w:t>
-      </w:r>
-    </w:p>
-    <w:p>
-      <w:pPr>
-        <w:rPr>
-          <w:szCs w:val="22"/>
-        </w:rPr>
-      </w:pPr>
-      <w:r>
-        <w:rPr>
-          <w:rFonts w:hint="eastAsia"/>
-          <w:szCs w:val="22"/>
-        </w:rPr>
-        <w:t xml:space="preserve">1) 3D 카메라 변환: 3D 공간을 2D 공간으로 표한하기 위해 두 가지 핵심적인 행렬 변환을 활용하였다. 첫번째는 카메라의 위치와 시점 방향을 설정하는 </w:t>
-      </w:r>
-      <w:r>
-        <w:rPr>
-          <w:rFonts w:hint="eastAsia"/>
-          <w:szCs w:val="22"/>
-        </w:rPr>
-        <w:t xml:space="preserve">시점 변환 </w:t>
-      </w:r>
-      <w:r>
-        <w:rPr>
-          <w:rFonts w:hint="eastAsia"/>
-          <w:szCs w:val="22"/>
-        </w:rPr>
-        <w:t>gluLookAt, 두번째는 3D 공간에 원근감을 부여하는</w:t>
-      </w:r>
-      <w:r>
-        <w:rPr>
-          <w:rFonts w:hint="eastAsia"/>
-          <w:szCs w:val="22"/>
-        </w:rPr>
-        <w:t xml:space="preserve"> 투영 변환 gluPerspective와 glOrtho였다. 이들을 구분해 적절하게 사용하면서 3D 공간을 바라보는 3가지 시점을 구현할 수 있었다.</w:t>
-      </w:r>
-    </w:p>
-    <w:p>
-      <w:pPr>
-        <w:rPr>
-          <w:szCs w:val="22"/>
-        </w:rPr>
-      </w:pPr>
-      <w:r>
-        <w:rPr>
-          <w:rFonts w:hint="eastAsia"/>
-          <w:szCs w:val="22"/>
-        </w:rPr>
-        <w:t>2) 계층적 씬 그래프: 엔티티들을 Node 그래프로 관리하기 위해 씬 그래프 자료구조를 활용하였다. 이 트리를 drawRecursive 함수가 glPushMatrix와 glPopMatrix를 사용해 행렬 상태를 관리하면서 재귀적으로 순회하며, 따라서 플레이어/적의 로컬 좌표계에서 공전하는 엔티티 등 계층적 움직임을 쉽게 구현할 수 있었다.</w:t>
-      </w:r>
-    </w:p>
-    <w:p>
-      <w:pPr>
-        <w:rPr>
-          <w:rFonts w:hint="eastAsia"/>
-          <w:szCs w:val="22"/>
-        </w:rPr>
-      </w:pPr>
-      <w:r>
-        <w:rPr>
-          <w:rFonts w:hint="eastAsia"/>
-          <w:szCs w:val="22"/>
-        </w:rPr>
-        <w:t xml:space="preserve">3) </w:t>
-      </w:r>
-      <w:r>
-        <w:rPr>
-          <w:rFonts w:hint="eastAsia"/>
-          <w:szCs w:val="22"/>
-        </w:rPr>
-        <w:t xml:space="preserve">GLSL: 이번 구현에서는 OpenGL의 legacy pipeline을 모두 Shading Language (GLSL)로 대체하며 렌더링 파이프라인을 변경하였다. Vertex Shader와 Fragment Shader를 컴파일 및 링크 함으로써 Shader 프로그램을 활성화하였고, </w:t>
-      </w:r>
-      <w:proofErr w:type="gramStart"/>
-      <w:r>
-        <w:rPr>
-          <w:rFonts w:hint="eastAsia"/>
-          <w:szCs w:val="22"/>
-        </w:rPr>
-        <w:t>Node::</w:t>
-      </w:r>
-      <w:proofErr w:type="gramEnd"/>
-      <w:r>
-        <w:rPr>
-          <w:rFonts w:hint="eastAsia"/>
-          <w:szCs w:val="22"/>
-        </w:rPr>
-        <w:t>drawRecursive 함수의 씬 그래프 순회 과정에서 모델 행렬, 뷰 행렬, 투영 행렬 및 오브젝트들의 색상을 셰이더의 Uniform 변수로 전송한다. 이 변수들은 GPU로 전달되고, GPU는 이 행렬들을 효율적으로 곱해 각 정점의 최종 화면 좌표 gl_Position을 계산하고 Fragment Shader가 objectColor를 받아 픽셀을 칠함으로써 렌더링 과정이 완료된다.</w:t>
-      </w:r>
-    </w:p>
-    <w:p>
-      <w:pPr>
-        <w:rPr>
-          <w:szCs w:val="22"/>
-        </w:rPr>
-      </w:pPr>
-    </w:p>
-    <w:p>
-      <w:pPr>
-        <w:rPr>
-          <w:rFonts w:hint="eastAsia"/>
           <w:szCs w:val="22"/>
         </w:rPr>
       </w:pPr>
@@ -1269,6 +545,7 @@
           <w:noProof/>
           <w:szCs w:val="22"/>
         </w:rPr>
+        <w:lastRenderedPageBreak/>
         <w:drawing>
           <wp:inline distT="0" distB="0" distL="0" distR="0" wp14:anchorId="6265E489" wp14:editId="517F90CD">
             <wp:extent cx="2201594" cy="648323"/>
@@ -1285,7 +562,7 @@
                     <pic:cNvPicPr/>
                   </pic:nvPicPr>
                   <pic:blipFill>
-                    <a:blip r:embed="rId5"/>
+                    <a:blip r:embed="rId7"/>
                     <a:stretch>
                       <a:fillRect/>
                     </a:stretch>
@@ -1347,7 +624,7 @@
                     <pic:cNvPicPr/>
                   </pic:nvPicPr>
                   <pic:blipFill>
-                    <a:blip r:embed="rId6"/>
+                    <a:blip r:embed="rId8"/>
                     <a:stretch>
                       <a:fillRect/>
                     </a:stretch>
@@ -1379,7 +656,6 @@
           <w:rFonts w:hint="eastAsia"/>
           <w:szCs w:val="22"/>
         </w:rPr>
-        <w:lastRenderedPageBreak/>
         <w:t>.\build.ps1을 입력한다.</w:t>
       </w:r>
     </w:p>
@@ -1410,7 +686,7 @@
                     <pic:cNvPicPr/>
                   </pic:nvPicPr>
                   <pic:blipFill>
-                    <a:blip r:embed="rId7"/>
+                    <a:blip r:embed="rId9"/>
                     <a:stretch>
                       <a:fillRect/>
                     </a:stretch>
@@ -1453,8 +729,10 @@
       </w:pPr>
       <w:r>
         <w:rPr>
-          <w:szCs w:val="22"/>
-        </w:rPr>
+          <w:noProof/>
+          <w:szCs w:val="22"/>
+        </w:rPr>
+        <w:lastRenderedPageBreak/>
         <w:drawing>
           <wp:inline distT="0" distB="0" distL="0" distR="0" wp14:anchorId="410756E4" wp14:editId="06FE8D3E">
             <wp:extent cx="4955780" cy="3894455"/>
@@ -1471,7 +749,7 @@
                     <pic:cNvPicPr/>
                   </pic:nvPicPr>
                   <pic:blipFill>
-                    <a:blip r:embed="rId8"/>
+                    <a:blip r:embed="rId10"/>
                     <a:stretch>
                       <a:fillRect/>
                     </a:stretch>
@@ -1495,7 +773,6 @@
     <w:p>
       <w:pPr>
         <w:rPr>
-          <w:rFonts w:hint="eastAsia"/>
           <w:szCs w:val="22"/>
         </w:rPr>
       </w:pPr>
@@ -1525,7 +802,6 @@
           <w:rFonts w:hint="eastAsia"/>
           <w:szCs w:val="22"/>
         </w:rPr>
-        <w:lastRenderedPageBreak/>
         <w:t>프로그램 종료 시 powershell 창에는 아래 메시지가 출력된다.</w:t>
       </w:r>
     </w:p>
@@ -1556,7 +832,7 @@
                     <pic:cNvPicPr/>
                   </pic:nvPicPr>
                   <pic:blipFill>
-                    <a:blip r:embed="rId9"/>
+                    <a:blip r:embed="rId11"/>
                     <a:stretch>
                       <a:fillRect/>
                     </a:stretch>
@@ -1668,7 +944,7 @@
                     <pic:cNvPicPr/>
                   </pic:nvPicPr>
                   <pic:blipFill>
-                    <a:blip r:embed="rId10"/>
+                    <a:blip r:embed="rId12"/>
                     <a:stretch>
                       <a:fillRect/>
                     </a:stretch>
@@ -1689,13 +965,7 @@
         </w:drawing>
       </w:r>
     </w:p>
-    <w:p>
-      <w:pPr>
-        <w:rPr>
-          <w:rFonts w:hint="eastAsia"/>
-        </w:rPr>
-      </w:pPr>
-    </w:p>
+    <w:p/>
     <w:p>
       <w:pPr>
         <w:rPr>
@@ -1735,20 +1005,16 @@
       </w:r>
     </w:p>
     <w:p>
-      <w:r>
-        <w:rPr>
-          <w:rFonts w:hint="eastAsia"/>
-        </w:rPr>
-        <w:t xml:space="preserve"> </w:t>
-      </w:r>
-      <w:r>
-        <w:rPr>
-          <w:rFonts w:hint="eastAsia"/>
-        </w:rPr>
-        <w:t>그래픽</w:t>
-      </w:r>
-      <w:r>
-        <w:t xml:space="preserve"> 스타일 중 wireframe style with hidden line removal의 경우, bounding box가 선으로 그려져서 보이지 않게 되는 문제가 있었다. 이는 기본값이 GL_LESS여서 그랬던 것으로, GL_LEQUAL로 바꾸니까 해결되었다.</w:t>
+      <w:pPr>
+        <w:rPr>
+          <w:rFonts w:hint="eastAsia"/>
+        </w:rPr>
+      </w:pPr>
+      <w:r>
+        <w:rPr>
+          <w:rFonts w:hint="eastAsia"/>
+        </w:rPr>
+        <w:t xml:space="preserve"> additional goal 중 planar shadow casting을 구현할 때, 그냥 행렬만 만들었더니 오브젝트들의 그림자가 회전하는 point light의 빛을 받아 생겨서 바닥이 아닌 천장 쪽에서 회전하는 현상이 발생했었다. 또한, bounding box에도 그림자가 생기는 문제가 있었다. 이를 해결하기 위해 그림자를 그리기 전 bounding box를 잠깐 숨기고, point light 대신 planar shadow만을 위한 조명을 하나 새로 선언하였다.</w:t>
       </w:r>
     </w:p>
     <w:p>
@@ -1772,23 +1038,11 @@
     <w:p>
       <w:pPr>
         <w:rPr>
-          <w:szCs w:val="22"/>
-        </w:rPr>
-      </w:pPr>
-      <w:r>
-        <w:rPr>
-          <w:rFonts w:hint="eastAsia"/>
-          <w:szCs w:val="22"/>
-        </w:rPr>
-        <w:t xml:space="preserve"> Assignment 문서에서 제시되었던 Destructible enemy parts를 </w:t>
-      </w:r>
-      <w:r>
-        <w:rPr>
-          <w:rFonts w:hint="eastAsia"/>
-          <w:szCs w:val="22"/>
-        </w:rPr>
-        <w:t>추가적으로 구현하면 게임 플레이어가 조금 더 슈팅 게임이라는 게임 장르에 몰입할 수 있을 것이다. 또한 현재 적의 움직임은 굉장히 단순한데, 공격 패턴이나 이동 패턴 등을 더 다양하게 설계한다면 게임성을 높일 수 있다.</w:t>
-      </w:r>
+          <w:b/>
+          <w:bCs/>
+          <w:szCs w:val="22"/>
+        </w:rPr>
+      </w:pPr>
     </w:p>
     <w:p>
       <w:pPr>
@@ -1806,26 +1060,6 @@
           <w:sz w:val="24"/>
         </w:rPr>
         <w:t>4-3. Lessons</w:t>
-      </w:r>
-    </w:p>
-    <w:p>
-      <w:pPr>
-        <w:rPr>
-          <w:szCs w:val="22"/>
-        </w:rPr>
-      </w:pPr>
-      <w:r>
-        <w:rPr>
-          <w:rFonts w:hint="eastAsia"/>
-          <w:szCs w:val="22"/>
-        </w:rPr>
-        <w:t xml:space="preserve"> </w:t>
-      </w:r>
-      <w:r>
-        <w:rPr>
-          <w:szCs w:val="22"/>
-        </w:rPr>
-        <w:t>GLSL과 프로그램 전체에서 쓰이는 행렬을 이용하여 3D 그래픽을 구현하는 방법을 과제를 통해 직접 구현하며 체화할 수 있었다.</w:t>
       </w:r>
     </w:p>
     <w:p>
@@ -1852,7 +1086,6 @@
           <w:sz w:val="32"/>
           <w:szCs w:val="32"/>
         </w:rPr>
-        <w:lastRenderedPageBreak/>
         <w:t>5. References</w:t>
       </w:r>
     </w:p>
@@ -1987,7 +1220,6 @@
     <w:p>
       <w:pPr>
         <w:rPr>
-          <w:rFonts w:hint="eastAsia"/>
           <w:szCs w:val="22"/>
         </w:rPr>
       </w:pPr>
@@ -2014,6 +1246,56 @@
     </w:sectPr>
   </w:body>
 </w:document>
+</file>
+
+<file path=word/endnotes.xml><?xml version="1.0" encoding="utf-8"?>
+<w:endnotes xmlns:wpc="http://schemas.microsoft.com/office/word/2010/wordprocessingCanvas" xmlns:cx="http://schemas.microsoft.com/office/drawing/2014/chartex" xmlns:cx1="http://schemas.microsoft.com/office/drawing/2015/9/8/chartex" xmlns:cx2="http://schemas.microsoft.com/office/drawing/2015/10/21/chartex" xmlns:cx3="http://schemas.microsoft.com/office/drawing/2016/5/9/chartex" xmlns:cx4="http://schemas.microsoft.com/office/drawing/2016/5/10/chartex" xmlns:cx5="http://schemas.microsoft.com/office/drawing/2016/5/11/chartex" xmlns:cx6="http://schemas.microsoft.com/office/drawing/2016/5/12/chartex" xmlns:cx7="http://schemas.microsoft.com/office/drawing/2016/5/13/chartex" xmlns:cx8="http://schemas.microsoft.com/office/drawing/2016/5/14/chartex" xmlns:mc="http://schemas.openxmlformats.org/markup-compatibility/2006" xmlns:aink="http://schemas.microsoft.com/office/drawing/2016/ink" xmlns:am3d="http://schemas.microsoft.com/office/drawing/2017/model3d" xmlns:o="urn:schemas-microsoft-com:office:office" xmlns:oel="http://schemas.microsoft.com/office/2019/extlst" xmlns:r="http://schemas.openxmlformats.org/officeDocument/2006/relationships" xmlns:m="http://schemas.openxmlformats.org/officeDocument/2006/math" xmlns:v="urn:schemas-microsoft-com:vml" xmlns:wp14="http://schemas.microsoft.com/office/word/2010/wordprocessingDrawing" xmlns:wp="http://schemas.openxmlformats.org/drawingml/2006/wordprocessingDrawing" xmlns:w10="urn:schemas-microsoft-com:office:word" xmlns:w="http://schemas.openxmlformats.org/wordprocessingml/2006/main" xmlns:w14="http://schemas.microsoft.com/office/word/2010/wordml" xmlns:w15="http://schemas.microsoft.com/office/word/2012/wordml" xmlns:w16cex="http://schemas.microsoft.com/office/word/2018/wordml/cex" xmlns:w16cid="http://schemas.microsoft.com/office/word/2016/wordml/cid" xmlns:w16="http://schemas.microsoft.com/office/word/2018/wordml" xmlns:w16du="http://schemas.microsoft.com/office/word/2023/wordml/word16du" xmlns:w16sdtdh="http://schemas.microsoft.com/office/word/2020/wordml/sdtdatahash" xmlns:w16sdtfl="http://schemas.microsoft.com/office/word/2024/wordml/sdtformatlock" xmlns:w16se="http://schemas.microsoft.com/office/word/2015/wordml/symex" xmlns:wpg="http://schemas.microsoft.com/office/word/2010/wordprocessingGroup" xmlns:wpi="http://schemas.microsoft.com/office/word/2010/wordprocessingInk" xmlns:wne="http://schemas.microsoft.com/office/word/2006/wordml" xmlns:wps="http://schemas.microsoft.com/office/word/2010/wordprocessingShape" mc:Ignorable="w14 w15 w16se w16cid w16 w16cex w16sdtdh w16sdtfl w16du wp14">
+  <w:endnote w:type="separator" w:id="-1">
+    <w:p>
+      <w:pPr>
+        <w:spacing w:after="0"/>
+      </w:pPr>
+      <w:r>
+        <w:separator/>
+      </w:r>
+    </w:p>
+  </w:endnote>
+  <w:endnote w:type="continuationSeparator" w:id="0">
+    <w:p>
+      <w:pPr>
+        <w:spacing w:after="0"/>
+      </w:pPr>
+      <w:r>
+        <w:continuationSeparator/>
+      </w:r>
+    </w:p>
+  </w:endnote>
+</w:endnotes>
+</file>
+
+<file path=word/footnotes.xml><?xml version="1.0" encoding="utf-8"?>
+<w:footnotes xmlns:wpc="http://schemas.microsoft.com/office/word/2010/wordprocessingCanvas" xmlns:cx="http://schemas.microsoft.com/office/drawing/2014/chartex" xmlns:cx1="http://schemas.microsoft.com/office/drawing/2015/9/8/chartex" xmlns:cx2="http://schemas.microsoft.com/office/drawing/2015/10/21/chartex" xmlns:cx3="http://schemas.microsoft.com/office/drawing/2016/5/9/chartex" xmlns:cx4="http://schemas.microsoft.com/office/drawing/2016/5/10/chartex" xmlns:cx5="http://schemas.microsoft.com/office/drawing/2016/5/11/chartex" xmlns:cx6="http://schemas.microsoft.com/office/drawing/2016/5/12/chartex" xmlns:cx7="http://schemas.microsoft.com/office/drawing/2016/5/13/chartex" xmlns:cx8="http://schemas.microsoft.com/office/drawing/2016/5/14/chartex" xmlns:mc="http://schemas.openxmlformats.org/markup-compatibility/2006" xmlns:aink="http://schemas.microsoft.com/office/drawing/2016/ink" xmlns:am3d="http://schemas.microsoft.com/office/drawing/2017/model3d" xmlns:o="urn:schemas-microsoft-com:office:office" xmlns:oel="http://schemas.microsoft.com/office/2019/extlst" xmlns:r="http://schemas.openxmlformats.org/officeDocument/2006/relationships" xmlns:m="http://schemas.openxmlformats.org/officeDocument/2006/math" xmlns:v="urn:schemas-microsoft-com:vml" xmlns:wp14="http://schemas.microsoft.com/office/word/2010/wordprocessingDrawing" xmlns:wp="http://schemas.openxmlformats.org/drawingml/2006/wordprocessingDrawing" xmlns:w10="urn:schemas-microsoft-com:office:word" xmlns:w="http://schemas.openxmlformats.org/wordprocessingml/2006/main" xmlns:w14="http://schemas.microsoft.com/office/word/2010/wordml" xmlns:w15="http://schemas.microsoft.com/office/word/2012/wordml" xmlns:w16cex="http://schemas.microsoft.com/office/word/2018/wordml/cex" xmlns:w16cid="http://schemas.microsoft.com/office/word/2016/wordml/cid" xmlns:w16="http://schemas.microsoft.com/office/word/2018/wordml" xmlns:w16du="http://schemas.microsoft.com/office/word/2023/wordml/word16du" xmlns:w16sdtdh="http://schemas.microsoft.com/office/word/2020/wordml/sdtdatahash" xmlns:w16sdtfl="http://schemas.microsoft.com/office/word/2024/wordml/sdtformatlock" xmlns:w16se="http://schemas.microsoft.com/office/word/2015/wordml/symex" xmlns:wpg="http://schemas.microsoft.com/office/word/2010/wordprocessingGroup" xmlns:wpi="http://schemas.microsoft.com/office/word/2010/wordprocessingInk" xmlns:wne="http://schemas.microsoft.com/office/word/2006/wordml" xmlns:wps="http://schemas.microsoft.com/office/word/2010/wordprocessingShape" mc:Ignorable="w14 w15 w16se w16cid w16 w16cex w16sdtdh w16sdtfl w16du wp14">
+  <w:footnote w:type="separator" w:id="-1">
+    <w:p>
+      <w:pPr>
+        <w:spacing w:after="0"/>
+      </w:pPr>
+      <w:r>
+        <w:separator/>
+      </w:r>
+    </w:p>
+  </w:footnote>
+  <w:footnote w:type="continuationSeparator" w:id="0">
+    <w:p>
+      <w:pPr>
+        <w:spacing w:after="0"/>
+      </w:pPr>
+      <w:r>
+        <w:continuationSeparator/>
+      </w:r>
+    </w:p>
+  </w:footnote>
+</w:footnotes>
 </file>
 
 <file path=word/numbering.xml><?xml version="1.0" encoding="utf-8"?>
@@ -2812,6 +2094,7 @@
   <w:style w:type="character" w:default="1" w:styleId="a0">
     <w:name w:val="Default Paragraph Font"/>
     <w:uiPriority w:val="1"/>
+    <w:semiHidden/>
     <w:unhideWhenUsed/>
   </w:style>
   <w:style w:type="table" w:default="1" w:styleId="a1">
@@ -3119,6 +2402,50 @@
       <w:color w:val="0F4761" w:themeColor="accent1" w:themeShade="BF"/>
       <w:spacing w:val="5"/>
     </w:rPr>
+  </w:style>
+  <w:style w:type="paragraph" w:styleId="aa">
+    <w:name w:val="header"/>
+    <w:basedOn w:val="a"/>
+    <w:link w:val="Char3"/>
+    <w:uiPriority w:val="99"/>
+    <w:unhideWhenUsed/>
+    <w:rsid w:val="00426B3E"/>
+    <w:pPr>
+      <w:tabs>
+        <w:tab w:val="center" w:pos="4513"/>
+        <w:tab w:val="right" w:pos="9026"/>
+      </w:tabs>
+      <w:snapToGrid w:val="0"/>
+    </w:pPr>
+  </w:style>
+  <w:style w:type="character" w:customStyle="1" w:styleId="Char3">
+    <w:name w:val="머리글 Char"/>
+    <w:basedOn w:val="a0"/>
+    <w:link w:val="aa"/>
+    <w:uiPriority w:val="99"/>
+    <w:rsid w:val="00426B3E"/>
+  </w:style>
+  <w:style w:type="paragraph" w:styleId="ab">
+    <w:name w:val="footer"/>
+    <w:basedOn w:val="a"/>
+    <w:link w:val="Char4"/>
+    <w:uiPriority w:val="99"/>
+    <w:unhideWhenUsed/>
+    <w:rsid w:val="00426B3E"/>
+    <w:pPr>
+      <w:tabs>
+        <w:tab w:val="center" w:pos="4513"/>
+        <w:tab w:val="right" w:pos="9026"/>
+      </w:tabs>
+      <w:snapToGrid w:val="0"/>
+    </w:pPr>
+  </w:style>
+  <w:style w:type="character" w:customStyle="1" w:styleId="Char4">
+    <w:name w:val="바닥글 Char"/>
+    <w:basedOn w:val="a0"/>
+    <w:link w:val="ab"/>
+    <w:uiPriority w:val="99"/>
+    <w:rsid w:val="00426B3E"/>
   </w:style>
 </w:styles>
 </file>

--- a/Docs/Assn4 Report.docx
+++ b/Docs/Assn4 Report.docx
@@ -65,8 +65,17 @@
           <w:rFonts w:hint="eastAsia"/>
           <w:szCs w:val="22"/>
         </w:rPr>
-        <w:t>Team Name: openGameLab</w:t>
-      </w:r>
+        <w:t xml:space="preserve">Team Name: </w:t>
+      </w:r>
+      <w:proofErr w:type="spellStart"/>
+      <w:r>
+        <w:rPr>
+          <w:rFonts w:hint="eastAsia"/>
+          <w:szCs w:val="22"/>
+        </w:rPr>
+        <w:t>openGameLab</w:t>
+      </w:r>
+      <w:proofErr w:type="spellEnd"/>
     </w:p>
     <w:p>
       <w:pPr>
@@ -110,8 +119,17 @@
           <w:rFonts w:hint="eastAsia"/>
           <w:szCs w:val="22"/>
         </w:rPr>
-        <w:t>Team Member #2: 정윤혁</w:t>
-      </w:r>
+        <w:t xml:space="preserve">Team Member #2: </w:t>
+      </w:r>
+      <w:proofErr w:type="spellStart"/>
+      <w:r>
+        <w:rPr>
+          <w:rFonts w:hint="eastAsia"/>
+          <w:szCs w:val="22"/>
+        </w:rPr>
+        <w:t>정윤혁</w:t>
+      </w:r>
+      <w:proofErr w:type="spellEnd"/>
     </w:p>
     <w:p>
       <w:pPr>
@@ -125,8 +143,17 @@
           <w:rFonts w:hint="eastAsia"/>
           <w:szCs w:val="22"/>
         </w:rPr>
-        <w:t>컴퓨터공학과/20240385/jyhyeok</w:t>
-      </w:r>
+        <w:t>컴퓨터공학과/20240385/</w:t>
+      </w:r>
+      <w:proofErr w:type="spellStart"/>
+      <w:r>
+        <w:rPr>
+          <w:rFonts w:hint="eastAsia"/>
+          <w:szCs w:val="22"/>
+        </w:rPr>
+        <w:t>jyhyeok</w:t>
+      </w:r>
+      <w:proofErr w:type="spellEnd"/>
     </w:p>
     <w:p>
       <w:pPr>
@@ -168,12 +195,53 @@
           <w:szCs w:val="22"/>
         </w:rPr>
       </w:pPr>
-      <w:r>
-        <w:rPr>
-          <w:rFonts w:hint="eastAsia"/>
-          <w:szCs w:val="22"/>
-        </w:rPr>
-        <w:t>cpp 확장자 파일을 powershell 스크립트 파일로 만든 후 powershell에서 빌드하여 구현 결과를 확인할 수 있다. 또한, OpenGL을 사용하는 코딩에 익숙해야 한다.</w:t>
+      <w:proofErr w:type="spellStart"/>
+      <w:r>
+        <w:rPr>
+          <w:rFonts w:hint="eastAsia"/>
+          <w:szCs w:val="22"/>
+        </w:rPr>
+        <w:t>cpp</w:t>
+      </w:r>
+      <w:proofErr w:type="spellEnd"/>
+      <w:r>
+        <w:rPr>
+          <w:rFonts w:hint="eastAsia"/>
+          <w:szCs w:val="22"/>
+        </w:rPr>
+        <w:t xml:space="preserve"> 확장자 파일을 </w:t>
+      </w:r>
+      <w:proofErr w:type="spellStart"/>
+      <w:r>
+        <w:rPr>
+          <w:rFonts w:hint="eastAsia"/>
+          <w:szCs w:val="22"/>
+        </w:rPr>
+        <w:t>powershell</w:t>
+      </w:r>
+      <w:proofErr w:type="spellEnd"/>
+      <w:r>
+        <w:rPr>
+          <w:rFonts w:hint="eastAsia"/>
+          <w:szCs w:val="22"/>
+        </w:rPr>
+        <w:t xml:space="preserve"> 스크립트 파일로 만든 후 </w:t>
+      </w:r>
+      <w:proofErr w:type="spellStart"/>
+      <w:r>
+        <w:rPr>
+          <w:rFonts w:hint="eastAsia"/>
+          <w:szCs w:val="22"/>
+        </w:rPr>
+        <w:t>powershell</w:t>
+      </w:r>
+      <w:proofErr w:type="spellEnd"/>
+      <w:r>
+        <w:rPr>
+          <w:rFonts w:hint="eastAsia"/>
+          <w:szCs w:val="22"/>
+        </w:rPr>
+        <w:t>에서 빌드하여 구현 결과를 확인할 수 있다. 또한, OpenGL을 사용하는 코딩에 익숙해야 한다.</w:t>
       </w:r>
     </w:p>
     <w:p>
@@ -228,11 +296,181 @@
           <w:szCs w:val="22"/>
         </w:rPr>
       </w:pPr>
-    </w:p>
-    <w:p>
-      <w:pPr>
-        <w:rPr>
-          <w:rFonts w:hint="eastAsia"/>
+      <w:r>
+        <w:rPr>
+          <w:rFonts w:hint="eastAsia"/>
+          <w:szCs w:val="22"/>
+        </w:rPr>
+        <w:t xml:space="preserve">이번 과제의 목표는 지금까지 구현한 Bullet Hell Shooter 게임의 전체 렌더링에 3D </w:t>
+      </w:r>
+      <w:proofErr w:type="spellStart"/>
+      <w:r>
+        <w:rPr>
+          <w:rFonts w:hint="eastAsia"/>
+          <w:szCs w:val="22"/>
+        </w:rPr>
+        <w:t>쉐이딩을</w:t>
+      </w:r>
+      <w:proofErr w:type="spellEnd"/>
+      <w:r>
+        <w:rPr>
+          <w:rFonts w:hint="eastAsia"/>
+          <w:szCs w:val="22"/>
+        </w:rPr>
+        <w:t xml:space="preserve"> 위한 GLSL 기반 렌더링 파이프라인을 구축하는 것이다. </w:t>
+      </w:r>
+      <w:r>
+        <w:rPr>
+          <w:rFonts w:hint="eastAsia"/>
+          <w:szCs w:val="22"/>
+        </w:rPr>
+        <w:t xml:space="preserve">기존에는 단순한 Opaque, Wireframe 스타일의 그래픽으로 오브젝트들을 표현하였으나, 이번 구현에서는 3D 조명 모델로 그래픽의 퀄리티를 개선한다. 새롭게 구현하는 그래픽 기능에는 3가지 종류의 </w:t>
+      </w:r>
+      <w:proofErr w:type="spellStart"/>
+      <w:r>
+        <w:rPr>
+          <w:rFonts w:hint="eastAsia"/>
+          <w:szCs w:val="22"/>
+        </w:rPr>
+        <w:t>쉐이딩</w:t>
+      </w:r>
+      <w:proofErr w:type="spellEnd"/>
+      <w:r>
+        <w:rPr>
+          <w:rFonts w:hint="eastAsia"/>
+          <w:szCs w:val="22"/>
+        </w:rPr>
+        <w:t>(</w:t>
+      </w:r>
+      <w:proofErr w:type="spellStart"/>
+      <w:r>
+        <w:rPr>
+          <w:rFonts w:hint="eastAsia"/>
+          <w:szCs w:val="22"/>
+        </w:rPr>
+        <w:t>Gouraud</w:t>
+      </w:r>
+      <w:proofErr w:type="spellEnd"/>
+      <w:r>
+        <w:rPr>
+          <w:rFonts w:hint="eastAsia"/>
+          <w:szCs w:val="22"/>
+        </w:rPr>
+        <w:t xml:space="preserve">, Phong, </w:t>
+      </w:r>
+      <w:proofErr w:type="spellStart"/>
+      <w:r>
+        <w:rPr>
+          <w:rFonts w:hint="eastAsia"/>
+          <w:szCs w:val="22"/>
+        </w:rPr>
+        <w:t>Phong+Normal</w:t>
+      </w:r>
+      <w:proofErr w:type="spellEnd"/>
+      <w:r>
+        <w:rPr>
+          <w:rFonts w:hint="eastAsia"/>
+          <w:szCs w:val="22"/>
+        </w:rPr>
+        <w:t xml:space="preserve"> Mapping)과 Directional</w:t>
+      </w:r>
+      <w:r>
+        <w:rPr>
+          <w:rFonts w:hint="eastAsia"/>
+          <w:szCs w:val="22"/>
+        </w:rPr>
+        <w:t>/</w:t>
+      </w:r>
+      <w:r>
+        <w:rPr>
+          <w:rFonts w:hint="eastAsia"/>
+          <w:szCs w:val="22"/>
+        </w:rPr>
+        <w:t xml:space="preserve">Point Light, </w:t>
+      </w:r>
+      <w:r>
+        <w:rPr>
+          <w:rFonts w:hint="eastAsia"/>
+          <w:szCs w:val="22"/>
+        </w:rPr>
+        <w:t>Normal Map 기반의 표면 디테일 표현과 텍스처 이미지 파일을 이용한 모델 렌더링 등이 포함된다.</w:t>
+      </w:r>
+    </w:p>
+    <w:p>
+      <w:pPr>
+        <w:ind w:firstLineChars="100" w:firstLine="220"/>
+        <w:rPr>
+          <w:szCs w:val="22"/>
+        </w:rPr>
+      </w:pPr>
+      <w:r>
+        <w:rPr>
+          <w:rFonts w:hint="eastAsia"/>
+          <w:szCs w:val="22"/>
+        </w:rPr>
+        <w:t xml:space="preserve"> 이를 구현하기 위해 .vs, .fs 형식의 Shader 프로그램과 code 내에 확장된 Model 로딩 시스템, Tangent/Normal/UV 계산, 텍스처 </w:t>
+      </w:r>
+      <w:proofErr w:type="spellStart"/>
+      <w:r>
+        <w:rPr>
+          <w:rFonts w:hint="eastAsia"/>
+          <w:szCs w:val="22"/>
+        </w:rPr>
+        <w:t>로더</w:t>
+      </w:r>
+      <w:proofErr w:type="spellEnd"/>
+      <w:r>
+        <w:rPr>
+          <w:rFonts w:hint="eastAsia"/>
+          <w:szCs w:val="22"/>
+        </w:rPr>
+        <w:t xml:space="preserve"> 등을 새롭게 작성하였다. 특히 Model 클래스는 position 데이터만을 사용하던 기존의 수준에서 벗어나 pos, normal, </w:t>
+      </w:r>
+      <w:proofErr w:type="spellStart"/>
+      <w:r>
+        <w:rPr>
+          <w:rFonts w:hint="eastAsia"/>
+          <w:szCs w:val="22"/>
+        </w:rPr>
+        <w:t>uv</w:t>
+      </w:r>
+      <w:proofErr w:type="spellEnd"/>
+      <w:r>
+        <w:rPr>
+          <w:rFonts w:hint="eastAsia"/>
+          <w:szCs w:val="22"/>
+        </w:rPr>
+        <w:t>, tangent를 포함한 11 float per vertex 구조의 VAO/VBO 기반 모델로 다시 작성하여 고도화된 렌더링에 필요한 정보들을 다루도록 하였다.</w:t>
+      </w:r>
+    </w:p>
+    <w:p>
+      <w:pPr>
+        <w:ind w:firstLineChars="100" w:firstLine="220"/>
+        <w:rPr>
+          <w:rFonts w:hint="eastAsia"/>
+          <w:szCs w:val="22"/>
+        </w:rPr>
+      </w:pPr>
+      <w:r>
+        <w:rPr>
+          <w:rFonts w:hint="eastAsia"/>
+          <w:szCs w:val="22"/>
+        </w:rPr>
+        <w:t>결과적으로 게임의 오브젝트들은 이전보다 복잡한 텍스처 및 광원 효과를 통해 공간감과 3D 입체감이 강화되고, 발전된 그래픽 결과물을 얻을 수 있었다.</w:t>
+      </w:r>
+    </w:p>
+    <w:p>
+      <w:pPr>
+        <w:ind w:firstLineChars="100" w:firstLine="220"/>
+        <w:rPr>
+          <w:rFonts w:hint="eastAsia"/>
+          <w:szCs w:val="22"/>
+        </w:rPr>
+      </w:pPr>
+    </w:p>
+    <w:p>
+      <w:pPr>
+        <w:rPr>
           <w:b/>
           <w:bCs/>
           <w:sz w:val="24"/>
@@ -245,6 +483,7 @@
           <w:bCs/>
           <w:sz w:val="24"/>
         </w:rPr>
+        <w:lastRenderedPageBreak/>
         <w:t>2-2. Additional Requirements</w:t>
       </w:r>
     </w:p>
@@ -280,7 +519,39 @@
           <w:rFonts w:hint="eastAsia"/>
           <w:szCs w:val="22"/>
         </w:rPr>
-        <w:t xml:space="preserve"> fragment shader에서 PointLight 구조체를 담는 pointLights 배열을 선언한다. </w:t>
+        <w:t xml:space="preserve"> fragment shader에서 </w:t>
+      </w:r>
+      <w:proofErr w:type="spellStart"/>
+      <w:r>
+        <w:rPr>
+          <w:rFonts w:hint="eastAsia"/>
+          <w:szCs w:val="22"/>
+        </w:rPr>
+        <w:t>PointLight</w:t>
+      </w:r>
+      <w:proofErr w:type="spellEnd"/>
+      <w:r>
+        <w:rPr>
+          <w:rFonts w:hint="eastAsia"/>
+          <w:szCs w:val="22"/>
+        </w:rPr>
+        <w:t xml:space="preserve"> 구조체를 담는 </w:t>
+      </w:r>
+      <w:proofErr w:type="spellStart"/>
+      <w:r>
+        <w:rPr>
+          <w:rFonts w:hint="eastAsia"/>
+          <w:szCs w:val="22"/>
+        </w:rPr>
+        <w:t>pointLights</w:t>
+      </w:r>
+      <w:proofErr w:type="spellEnd"/>
+      <w:r>
+        <w:rPr>
+          <w:rFonts w:hint="eastAsia"/>
+          <w:szCs w:val="22"/>
+        </w:rPr>
+        <w:t xml:space="preserve"> 배열을 선언한다. </w:t>
       </w:r>
       <w:r>
         <w:rPr>
@@ -293,7 +564,55 @@
           <w:rFonts w:hint="eastAsia"/>
           <w:szCs w:val="22"/>
         </w:rPr>
-        <w:t>ssn4의 minimum goal과 달리 point light를 4개 사용하기 때문에, for문을 이용하여 각각의 point light 조명 계산을 한다. 이후 코드의 display 함수에서 조명의 위치, 색깔 등을 포함한 조명 4개의 정보들을 fragment shader로 전송한다. 또한 assn4의 다른 minimum goal인 gouraud shading의 경우 빛 계산이 vertex shader에서 관리되므로, vertex shader에도 fragment shader에서처럼 PointLight 구조체들을 담는 pointLights 배열 선언, for문을 이용한 빛 계산을 적용해주면 최종적으로 multiple point light sources를 구현할 수 있다.</w:t>
+        <w:t xml:space="preserve">ssn4의 minimum goal과 달리 point light를 4개 사용하기 때문에, for문을 이용하여 각각의 point light 조명 계산을 한다. 이후 코드의 display 함수에서 조명의 위치, 색깔 등을 포함한 조명 4개의 정보들을 fragment shader로 전송한다. 또한 assn4의 다른 minimum goal인 </w:t>
+      </w:r>
+      <w:proofErr w:type="spellStart"/>
+      <w:r>
+        <w:rPr>
+          <w:rFonts w:hint="eastAsia"/>
+          <w:szCs w:val="22"/>
+        </w:rPr>
+        <w:t>gouraud</w:t>
+      </w:r>
+      <w:proofErr w:type="spellEnd"/>
+      <w:r>
+        <w:rPr>
+          <w:rFonts w:hint="eastAsia"/>
+          <w:szCs w:val="22"/>
+        </w:rPr>
+        <w:t xml:space="preserve"> shading의 경우 빛 계산이 vertex shader에서 관리되므로, vertex shader에도 fragment shader에서처럼 </w:t>
+      </w:r>
+      <w:proofErr w:type="spellStart"/>
+      <w:r>
+        <w:rPr>
+          <w:rFonts w:hint="eastAsia"/>
+          <w:szCs w:val="22"/>
+        </w:rPr>
+        <w:t>PointLight</w:t>
+      </w:r>
+      <w:proofErr w:type="spellEnd"/>
+      <w:r>
+        <w:rPr>
+          <w:rFonts w:hint="eastAsia"/>
+          <w:szCs w:val="22"/>
+        </w:rPr>
+        <w:t xml:space="preserve"> 구조체들을 담는 </w:t>
+      </w:r>
+      <w:proofErr w:type="spellStart"/>
+      <w:r>
+        <w:rPr>
+          <w:rFonts w:hint="eastAsia"/>
+          <w:szCs w:val="22"/>
+        </w:rPr>
+        <w:t>pointLights</w:t>
+      </w:r>
+      <w:proofErr w:type="spellEnd"/>
+      <w:r>
+        <w:rPr>
+          <w:rFonts w:hint="eastAsia"/>
+          <w:szCs w:val="22"/>
+        </w:rPr>
+        <w:t xml:space="preserve"> 배열 선언, for문을 이용한 빛 계산을 적용해주면 최종적으로 multiple point light sources를 구현할 수 있다.</w:t>
       </w:r>
     </w:p>
     <w:p>
@@ -328,99 +647,354 @@
           <w:rFonts w:hint="eastAsia"/>
           <w:szCs w:val="22"/>
         </w:rPr>
+        <w:t xml:space="preserve"> 배경이 검정색이므로 그림자는 회색으로 그린다. fragment shader에 </w:t>
+      </w:r>
+      <w:proofErr w:type="spellStart"/>
+      <w:r>
+        <w:rPr>
+          <w:rFonts w:hint="eastAsia"/>
+          <w:szCs w:val="22"/>
+        </w:rPr>
+        <w:t>isShadow</w:t>
+      </w:r>
+      <w:proofErr w:type="spellEnd"/>
+      <w:r>
+        <w:rPr>
+          <w:rFonts w:hint="eastAsia"/>
+          <w:szCs w:val="22"/>
+        </w:rPr>
+        <w:t xml:space="preserve"> bool 타입 변수를 추가하여, 그림자를 그릴 때와 아닐 때를 </w:t>
+      </w:r>
+      <w:proofErr w:type="spellStart"/>
+      <w:r>
+        <w:rPr>
+          <w:rFonts w:hint="eastAsia"/>
+          <w:szCs w:val="22"/>
+        </w:rPr>
+        <w:t>구분시킨다</w:t>
+      </w:r>
+      <w:proofErr w:type="spellEnd"/>
+      <w:r>
+        <w:rPr>
+          <w:rFonts w:hint="eastAsia"/>
+          <w:szCs w:val="22"/>
+        </w:rPr>
+        <w:t xml:space="preserve">. 코드에서는 그림자를 그리는 전용 조명을 추가하여, z = -1.0 plane에 그림자가 평면으로 그려지도록 하였다. 그림자들을 그리기 위한 행렬은 </w:t>
+      </w:r>
+      <w:proofErr w:type="spellStart"/>
+      <w:r>
+        <w:rPr>
+          <w:rFonts w:hint="eastAsia"/>
+          <w:szCs w:val="22"/>
+        </w:rPr>
+        <w:t>generateShadow</w:t>
+      </w:r>
+      <w:proofErr w:type="spellEnd"/>
+      <w:r>
+        <w:rPr>
+          <w:szCs w:val="22"/>
+        </w:rPr>
+        <w:tab/>
+      </w:r>
+      <w:r>
+        <w:rPr>
+          <w:rFonts w:hint="eastAsia"/>
+          <w:szCs w:val="22"/>
+        </w:rPr>
+        <w:t xml:space="preserve">Matrix 함수에서 만들어진다. </w:t>
+      </w:r>
+      <w:proofErr w:type="spellStart"/>
+      <w:r>
+        <w:rPr>
+          <w:rFonts w:hint="eastAsia"/>
+          <w:szCs w:val="22"/>
+        </w:rPr>
+        <w:t>generateShadowMatrix</w:t>
+      </w:r>
+      <w:proofErr w:type="spellEnd"/>
+      <w:r>
+        <w:rPr>
+          <w:rFonts w:hint="eastAsia"/>
+          <w:szCs w:val="22"/>
+        </w:rPr>
+        <w:t xml:space="preserve"> 함수에서는 조명 위치와 바닥 평면으로 projection matrix를 생성하는 방식으로 행렬을 만들어낸다. 또한 기존 </w:t>
+      </w:r>
+      <w:proofErr w:type="spellStart"/>
+      <w:r>
+        <w:rPr>
+          <w:rFonts w:hint="eastAsia"/>
+          <w:szCs w:val="22"/>
+        </w:rPr>
+        <w:t>setGraphicStyleThenRender</w:t>
+      </w:r>
+      <w:proofErr w:type="spellEnd"/>
+      <w:r>
+        <w:rPr>
+          <w:rFonts w:hint="eastAsia"/>
+          <w:szCs w:val="22"/>
+        </w:rPr>
+        <w:t xml:space="preserve"> 함수의 앞부분에서 그림자를 그리도록 한다. 그림자의 경우 3D가 아니라 평면이기 때문에, 그림자를 그릴 때에 한해 깊이 버퍼를 끈다. 그림자를 그릴 때와 아닐 때를 </w:t>
+      </w:r>
+      <w:proofErr w:type="spellStart"/>
+      <w:r>
+        <w:rPr>
+          <w:rFonts w:hint="eastAsia"/>
+          <w:szCs w:val="22"/>
+        </w:rPr>
+        <w:t>isShadow</w:t>
+      </w:r>
+      <w:proofErr w:type="spellEnd"/>
+      <w:r>
+        <w:rPr>
+          <w:rFonts w:hint="eastAsia"/>
+          <w:szCs w:val="22"/>
+        </w:rPr>
+        <w:t xml:space="preserve"> bool타입 변수로 구분하여 이를 가능하게 하였다. 이렇게 그려지는 그림자는, 코드에서 조명 위치를 변경하여 크기와 위치를 적절히 조절할 수 있다.</w:t>
+      </w:r>
+    </w:p>
+    <w:p>
+      <w:pPr>
+        <w:rPr>
+          <w:szCs w:val="22"/>
+        </w:rPr>
+      </w:pPr>
+    </w:p>
+    <w:p>
+      <w:pPr>
+        <w:rPr>
+          <w:szCs w:val="22"/>
+        </w:rPr>
+      </w:pPr>
+      <w:r>
+        <w:rPr>
+          <w:rFonts w:hint="eastAsia"/>
+          <w:szCs w:val="22"/>
+        </w:rPr>
+        <w:t>- Spotlight</w:t>
+      </w:r>
+    </w:p>
+    <w:p>
+      <w:pPr>
+        <w:rPr>
+          <w:szCs w:val="22"/>
+        </w:rPr>
+      </w:pPr>
+      <w:r>
+        <w:rPr>
+          <w:rFonts w:hint="eastAsia"/>
+          <w:szCs w:val="22"/>
+        </w:rPr>
+        <w:t xml:space="preserve"> fragment shader에 </w:t>
+      </w:r>
+      <w:proofErr w:type="spellStart"/>
+      <w:r>
+        <w:rPr>
+          <w:rFonts w:hint="eastAsia"/>
+          <w:szCs w:val="22"/>
+        </w:rPr>
+        <w:t>SpotLight</w:t>
+      </w:r>
+      <w:proofErr w:type="spellEnd"/>
+      <w:r>
+        <w:rPr>
+          <w:rFonts w:hint="eastAsia"/>
+          <w:szCs w:val="22"/>
+        </w:rPr>
+        <w:t xml:space="preserve"> 구조체를 추가한다. 이 구조체는 기본적으로 </w:t>
+      </w:r>
+      <w:proofErr w:type="spellStart"/>
+      <w:r>
+        <w:rPr>
+          <w:rFonts w:hint="eastAsia"/>
+          <w:szCs w:val="22"/>
+        </w:rPr>
+        <w:t>PointLight</w:t>
+      </w:r>
+      <w:proofErr w:type="spellEnd"/>
+      <w:r>
+        <w:rPr>
+          <w:rFonts w:hint="eastAsia"/>
+          <w:szCs w:val="22"/>
+        </w:rPr>
+        <w:t xml:space="preserve">가 가지고 있는 모든 변수들에 더하여 vec3 direction, float </w:t>
+      </w:r>
+      <w:proofErr w:type="spellStart"/>
+      <w:r>
+        <w:rPr>
+          <w:rFonts w:hint="eastAsia"/>
+          <w:szCs w:val="22"/>
+        </w:rPr>
+        <w:t>CutOff</w:t>
+      </w:r>
+      <w:proofErr w:type="spellEnd"/>
+      <w:r>
+        <w:rPr>
+          <w:rFonts w:hint="eastAsia"/>
+          <w:szCs w:val="22"/>
+        </w:rPr>
+        <w:t xml:space="preserve">, float </w:t>
+      </w:r>
+      <w:proofErr w:type="spellStart"/>
+      <w:r>
+        <w:rPr>
+          <w:rFonts w:hint="eastAsia"/>
+          <w:szCs w:val="22"/>
+        </w:rPr>
+        <w:t>OuterCutOff</w:t>
+      </w:r>
+      <w:proofErr w:type="spellEnd"/>
+      <w:r>
+        <w:rPr>
+          <w:rFonts w:hint="eastAsia"/>
+          <w:szCs w:val="22"/>
+        </w:rPr>
+        <w:t xml:space="preserve">를 추가적으로 가진다. direction은 스포트라이트를 비추는 방향, </w:t>
+      </w:r>
+      <w:proofErr w:type="spellStart"/>
+      <w:r>
+        <w:rPr>
+          <w:rFonts w:hint="eastAsia"/>
+          <w:szCs w:val="22"/>
+        </w:rPr>
+        <w:t>CutOff</w:t>
+      </w:r>
+      <w:proofErr w:type="spellEnd"/>
+      <w:r>
+        <w:rPr>
+          <w:rFonts w:hint="eastAsia"/>
+          <w:szCs w:val="22"/>
+        </w:rPr>
+        <w:t xml:space="preserve">는 스포트라이트가 비추는 범위, </w:t>
+      </w:r>
+      <w:proofErr w:type="spellStart"/>
+      <w:r>
+        <w:rPr>
+          <w:rFonts w:hint="eastAsia"/>
+          <w:szCs w:val="22"/>
+        </w:rPr>
+        <w:t>OuterCutOff</w:t>
+      </w:r>
+      <w:proofErr w:type="spellEnd"/>
+      <w:r>
+        <w:rPr>
+          <w:rFonts w:hint="eastAsia"/>
+          <w:szCs w:val="22"/>
+        </w:rPr>
+        <w:t xml:space="preserve">는 자연스러워 보이게 하기 위해 스포트라이트에서 비춰지는 빛이 흐려지는 범위를 의미한다. </w:t>
+      </w:r>
+      <w:proofErr w:type="spellStart"/>
+      <w:r>
+        <w:rPr>
+          <w:rFonts w:hint="eastAsia"/>
+          <w:szCs w:val="22"/>
+        </w:rPr>
+        <w:t>SpotLight</w:t>
+      </w:r>
+      <w:proofErr w:type="spellEnd"/>
+      <w:r>
+        <w:rPr>
+          <w:rFonts w:hint="eastAsia"/>
+          <w:szCs w:val="22"/>
+        </w:rPr>
+        <w:t xml:space="preserve"> 계산의 기본 골자는 </w:t>
+      </w:r>
+      <w:proofErr w:type="spellStart"/>
+      <w:r>
+        <w:rPr>
+          <w:rFonts w:hint="eastAsia"/>
+          <w:szCs w:val="22"/>
+        </w:rPr>
+        <w:t>PointLight</w:t>
+      </w:r>
+      <w:proofErr w:type="spellEnd"/>
+      <w:r>
+        <w:rPr>
+          <w:rFonts w:hint="eastAsia"/>
+          <w:szCs w:val="22"/>
+        </w:rPr>
+        <w:t xml:space="preserve"> 계산과 동일하나, theta, </w:t>
+      </w:r>
+      <w:r>
+        <w:rPr>
+          <w:szCs w:val="22"/>
+        </w:rPr>
+        <w:t>epsilon</w:t>
+      </w:r>
+      <w:r>
+        <w:rPr>
+          <w:rFonts w:hint="eastAsia"/>
+          <w:szCs w:val="22"/>
+        </w:rPr>
+        <w:t xml:space="preserve">, intensity를 추가적으로 계산하여 스포트라이트를 비출 각도를 계산한다. 이 계산 과정은 fragment shader에 존재하는 </w:t>
+      </w:r>
+      <w:proofErr w:type="spellStart"/>
+      <w:r>
+        <w:rPr>
+          <w:rFonts w:hint="eastAsia"/>
+          <w:szCs w:val="22"/>
+        </w:rPr>
+        <w:t>calcSpotLight</w:t>
+      </w:r>
+      <w:proofErr w:type="spellEnd"/>
+      <w:r>
+        <w:rPr>
+          <w:rFonts w:hint="eastAsia"/>
+          <w:szCs w:val="22"/>
+        </w:rPr>
+        <w:t xml:space="preserve"> 함수에서 이루어진다.</w:t>
+      </w:r>
+      <w:r>
+        <w:rPr>
+          <w:rFonts w:hint="eastAsia"/>
+          <w:szCs w:val="22"/>
+        </w:rPr>
+        <w:t xml:space="preserve"> 그 후 </w:t>
+      </w:r>
+      <w:r>
+        <w:rPr>
+          <w:rFonts w:hint="eastAsia"/>
+          <w:szCs w:val="22"/>
+        </w:rPr>
+        <w:t xml:space="preserve">코드에서 스포트라이트 정보를 </w:t>
+      </w:r>
+      <w:proofErr w:type="spellStart"/>
+      <w:r>
+        <w:rPr>
+          <w:rFonts w:hint="eastAsia"/>
+          <w:szCs w:val="22"/>
+        </w:rPr>
+        <w:t>쉐이더로</w:t>
+      </w:r>
+      <w:proofErr w:type="spellEnd"/>
+      <w:r>
+        <w:rPr>
+          <w:rFonts w:hint="eastAsia"/>
+          <w:szCs w:val="22"/>
+        </w:rPr>
+        <w:t xml:space="preserve"> 넘겨준 후, </w:t>
+      </w:r>
+      <w:r>
+        <w:rPr>
+          <w:rFonts w:hint="eastAsia"/>
+          <w:szCs w:val="22"/>
+        </w:rPr>
+        <w:t xml:space="preserve">마지막으로 main함수에서 result에 </w:t>
+      </w:r>
+      <w:r>
+        <w:rPr>
+          <w:rFonts w:hint="eastAsia"/>
+          <w:szCs w:val="22"/>
+        </w:rPr>
         <w:lastRenderedPageBreak/>
-        <w:t xml:space="preserve"> 배경이 검정색이므로 그림자는 회색으로 그린다. fragment shader에 isShadow bool 타입 변수를 추가하여, 그림자를 그릴 때와 아닐 때를 구분시킨다. 코드에서는 그림자를 그리는 전용 조명을 추가하여, z = -1.0 plane에 그림자가 평면으로 그려지도록 하였다. 그림자들을 그리기 위한 행렬은 generateShadow</w:t>
-      </w:r>
-      <w:r>
-        <w:rPr>
-          <w:szCs w:val="22"/>
-        </w:rPr>
-        <w:tab/>
-      </w:r>
-      <w:r>
-        <w:rPr>
-          <w:rFonts w:hint="eastAsia"/>
-          <w:szCs w:val="22"/>
-        </w:rPr>
-        <w:t xml:space="preserve">Matrix 함수에서 만들어진다. </w:t>
-      </w:r>
-      <w:r>
-        <w:rPr>
-          <w:rFonts w:hint="eastAsia"/>
-          <w:szCs w:val="22"/>
-        </w:rPr>
-        <w:t>generateShadowMatrix 함수에서는 조명 위치와 바닥 평면으로 projection matrix를 생성하는 방식으로 행렬을 만들어낸다. 또한 기존 setGraphicStyleThenRender 함수의 앞부분에서 그림자를 그리도록 한다. 그림자의 경우 3D가 아니라 평면이기 때문에, 그림자를 그릴 때에 한해 깊이 버퍼를 끈다. 그림자를 그릴 때와 아닐 때를 isShadow bool타입 변수로 구분하여 이를 가능하게 하였다. 이렇게 그려지는 그림자는, 코드에서 조명 위치를 변경하여 크기와 위치를 적절히 조절할 수 있다.</w:t>
-      </w:r>
-    </w:p>
-    <w:p>
-      <w:pPr>
-        <w:rPr>
-          <w:szCs w:val="22"/>
-        </w:rPr>
-      </w:pPr>
-    </w:p>
-    <w:p>
-      <w:pPr>
-        <w:rPr>
-          <w:szCs w:val="22"/>
-        </w:rPr>
-      </w:pPr>
-      <w:r>
-        <w:rPr>
-          <w:rFonts w:hint="eastAsia"/>
-          <w:szCs w:val="22"/>
-        </w:rPr>
-        <w:t>- Spotlight</w:t>
-      </w:r>
-    </w:p>
-    <w:p>
-      <w:pPr>
-        <w:rPr>
-          <w:rFonts w:hint="eastAsia"/>
-          <w:szCs w:val="22"/>
-        </w:rPr>
-      </w:pPr>
-      <w:r>
-        <w:rPr>
-          <w:rFonts w:hint="eastAsia"/>
-          <w:szCs w:val="22"/>
-        </w:rPr>
-        <w:t xml:space="preserve"> fragment shader에 SpotLight 구조체를 추가한다. 이 구조체는 기본적으로 PointLight가 가지고 있는 모든 변수들에 더하여 vec3 direction, float CutOff, float OuterCutOff를 추가적으로 가진다. direction은 스포트라이트를 비추는 방향, CutOff는 스포트라이트가 비추는 범위, OuterCutOff는 자연스러워 보이게 하기 위해 스포트라이트에서 비춰지는 빛이 흐려지는 범위를 의미한다. SpotLight 계산의 기본 골자는 PointLight 계산과 동일하나, theta, </w:t>
-      </w:r>
-      <w:r>
-        <w:rPr>
-          <w:szCs w:val="22"/>
-        </w:rPr>
-        <w:t>epsilon</w:t>
-      </w:r>
-      <w:r>
-        <w:rPr>
-          <w:rFonts w:hint="eastAsia"/>
-          <w:szCs w:val="22"/>
-        </w:rPr>
-        <w:t>, intensity를 추가적으로 계산하여 스포트라이트를 비출 각도를 계산한다. 이 계산 과정은 fragment shader에 존재하는 calcSpotLight 함수에서 이루어진다.</w:t>
-      </w:r>
-      <w:r>
-        <w:rPr>
-          <w:rFonts w:hint="eastAsia"/>
-          <w:szCs w:val="22"/>
-        </w:rPr>
-        <w:t xml:space="preserve"> 그 후 </w:t>
-      </w:r>
-      <w:r>
-        <w:rPr>
-          <w:rFonts w:hint="eastAsia"/>
-          <w:szCs w:val="22"/>
-        </w:rPr>
-        <w:t xml:space="preserve">코드에서 스포트라이트 정보를 쉐이더로 넘겨준 후, </w:t>
-      </w:r>
-      <w:r>
-        <w:rPr>
-          <w:rFonts w:hint="eastAsia"/>
-          <w:szCs w:val="22"/>
-        </w:rPr>
-        <w:t>마지막으로 main함수에서 result에 스포트라이트 빛을 더해주면 스포트라이트 구현이 완료되고, 플레이어 비행기의 앞부분은 더 선명하게 보이게 된다.</w:t>
-      </w:r>
+        <w:t>스포트라이트 빛을 더해주면 스포트라이트 구현이 완료되고, 플레이어 비행기의 앞부분은 더 선명하게 보이게 된다.</w:t>
+      </w:r>
+    </w:p>
+    <w:p>
+      <w:pPr>
+        <w:rPr>
+          <w:szCs w:val="22"/>
+        </w:rPr>
+      </w:pPr>
     </w:p>
     <w:p>
       <w:pPr>
@@ -446,6 +1020,268 @@
           <w:szCs w:val="22"/>
         </w:rPr>
       </w:pPr>
+      <w:r>
+        <w:rPr>
+          <w:rFonts w:hint="eastAsia"/>
+          <w:szCs w:val="22"/>
+        </w:rPr>
+        <w:t xml:space="preserve"> </w:t>
+      </w:r>
+      <w:r>
+        <w:rPr>
+          <w:rFonts w:hint="eastAsia"/>
+          <w:szCs w:val="22"/>
+        </w:rPr>
+        <w:t>이번</w:t>
+      </w:r>
+      <w:r>
+        <w:rPr>
+          <w:szCs w:val="22"/>
+        </w:rPr>
+        <w:t xml:space="preserve"> 변경의 핵심 목표는 기존 GLSL 기반 렌더링 파이프라인 위에 추가적인 3D </w:t>
+      </w:r>
+      <w:proofErr w:type="spellStart"/>
+      <w:r>
+        <w:rPr>
+          <w:szCs w:val="22"/>
+        </w:rPr>
+        <w:t>쉐이딩</w:t>
+      </w:r>
+      <w:proofErr w:type="spellEnd"/>
+      <w:r>
+        <w:rPr>
+          <w:szCs w:val="22"/>
+        </w:rPr>
+        <w:t xml:space="preserve"> 기법을 도입해 그래픽 퀄리티를 향상시키는 데 있다. 특히 Gouraud, Phong, Normal Mapping 세 가지 방식을 모두 구현하고, 이를 실시간으로 전환할 수 있도록 하여 조명 모델과 </w:t>
+      </w:r>
+      <w:proofErr w:type="spellStart"/>
+      <w:r>
+        <w:rPr>
+          <w:szCs w:val="22"/>
+        </w:rPr>
+        <w:t>쉐이딩</w:t>
+      </w:r>
+      <w:proofErr w:type="spellEnd"/>
+      <w:r>
+        <w:rPr>
+          <w:szCs w:val="22"/>
+        </w:rPr>
+        <w:t xml:space="preserve"> 알고리즘의 차이점을 명확히 비교할 수 있도록 설계하였다.</w:t>
+      </w:r>
+    </w:p>
+    <w:p>
+      <w:pPr>
+        <w:rPr>
+          <w:szCs w:val="22"/>
+        </w:rPr>
+      </w:pPr>
+      <w:r>
+        <w:rPr>
+          <w:rFonts w:hint="eastAsia"/>
+          <w:szCs w:val="22"/>
+        </w:rPr>
+        <w:t xml:space="preserve"> </w:t>
+      </w:r>
+      <w:r>
+        <w:rPr>
+          <w:rFonts w:hint="eastAsia"/>
+          <w:szCs w:val="22"/>
+        </w:rPr>
+        <w:t>이를</w:t>
+      </w:r>
+      <w:r>
+        <w:rPr>
+          <w:szCs w:val="22"/>
+        </w:rPr>
+        <w:t xml:space="preserve"> 위해 먼저 각 </w:t>
+      </w:r>
+      <w:proofErr w:type="spellStart"/>
+      <w:r>
+        <w:rPr>
+          <w:szCs w:val="22"/>
+        </w:rPr>
+        <w:t>쉐이딩</w:t>
+      </w:r>
+      <w:proofErr w:type="spellEnd"/>
+      <w:r>
+        <w:rPr>
+          <w:szCs w:val="22"/>
+        </w:rPr>
+        <w:t xml:space="preserve"> 방식마다 조명 계산이 이루어지는 위치(vertex 단계 or fragment 단계)가 다르다는 점을 고려해야 했다. 이 차이를 단순히 CPU 조건문으로 처리하는 방식은 유지보수가 어려우므로, </w:t>
+      </w:r>
+      <w:proofErr w:type="spellStart"/>
+      <w:r>
+        <w:rPr>
+          <w:szCs w:val="22"/>
+        </w:rPr>
+        <w:t>쉐이더</w:t>
+      </w:r>
+      <w:proofErr w:type="spellEnd"/>
+      <w:r>
+        <w:rPr>
+          <w:szCs w:val="22"/>
+        </w:rPr>
+        <w:t xml:space="preserve"> 프로그램 내부에 </w:t>
+      </w:r>
+      <w:proofErr w:type="spellStart"/>
+      <w:r>
+        <w:rPr>
+          <w:szCs w:val="22"/>
+        </w:rPr>
+        <w:t>shadingMode</w:t>
+      </w:r>
+      <w:proofErr w:type="spellEnd"/>
+      <w:r>
+        <w:rPr>
+          <w:szCs w:val="22"/>
+        </w:rPr>
+        <w:t xml:space="preserve">라는 uniform 값을 전달하고, shader 내부 분기(if문)를 기반으로 공통 프로그램에서 세 가지 계산 방식을 모두 처리하는 형태로 구조를 잡았다. 이 방식은 모드를 전환하더라도 shader </w:t>
+      </w:r>
+      <w:proofErr w:type="spellStart"/>
+      <w:r>
+        <w:rPr>
+          <w:szCs w:val="22"/>
+        </w:rPr>
+        <w:t>재컴파일이</w:t>
+      </w:r>
+      <w:proofErr w:type="spellEnd"/>
+      <w:r>
+        <w:rPr>
+          <w:szCs w:val="22"/>
+        </w:rPr>
+        <w:t xml:space="preserve"> 필요 없다는 장점도 있다.</w:t>
+      </w:r>
+    </w:p>
+    <w:p>
+      <w:pPr>
+        <w:rPr>
+          <w:szCs w:val="22"/>
+        </w:rPr>
+      </w:pPr>
+      <w:r>
+        <w:rPr>
+          <w:rFonts w:hint="eastAsia"/>
+          <w:szCs w:val="22"/>
+        </w:rPr>
+        <w:t xml:space="preserve"> </w:t>
+      </w:r>
+      <w:r>
+        <w:rPr>
+          <w:rFonts w:hint="eastAsia"/>
+          <w:szCs w:val="22"/>
+        </w:rPr>
+        <w:t>또한</w:t>
+      </w:r>
+      <w:r>
+        <w:rPr>
+          <w:szCs w:val="22"/>
+        </w:rPr>
+        <w:t xml:space="preserve"> directional light와 point light의 조명 모델을 동시에 적용하기 위해 공통된 조명 계산 루틴을 설계해야 했다. directional light는 고정 방향 벡터만 필요하지만, point light는 위치 기반 계산과 attenuation 처리가 필요하므로 fragment shader 쪽의 조명 루틴이 자연스럽게 확장되었다. 특히 point light는 플레이어 주변을 공전해야 하므로, CPU에서 매 프레임 삼각함수로 위치를 갱신</w:t>
+      </w:r>
+      <w:r>
+        <w:rPr>
+          <w:rFonts w:hint="eastAsia"/>
+          <w:szCs w:val="22"/>
+        </w:rPr>
+        <w:t>하고</w:t>
+      </w:r>
+      <w:r>
+        <w:rPr>
+          <w:szCs w:val="22"/>
+        </w:rPr>
+        <w:t xml:space="preserve"> glUniform3fv를 통해 </w:t>
+      </w:r>
+      <w:proofErr w:type="spellStart"/>
+      <w:r>
+        <w:rPr>
+          <w:szCs w:val="22"/>
+        </w:rPr>
+        <w:t>쉐이더에</w:t>
+      </w:r>
+      <w:proofErr w:type="spellEnd"/>
+      <w:r>
+        <w:rPr>
+          <w:szCs w:val="22"/>
+        </w:rPr>
+        <w:t xml:space="preserve"> 전달하는 과정이 필요했다.</w:t>
+      </w:r>
+    </w:p>
+    <w:p>
+      <w:pPr>
+        <w:rPr>
+          <w:szCs w:val="22"/>
+        </w:rPr>
+      </w:pPr>
+      <w:r>
+        <w:rPr>
+          <w:rFonts w:hint="eastAsia"/>
+          <w:szCs w:val="22"/>
+        </w:rPr>
+        <w:t xml:space="preserve"> </w:t>
+      </w:r>
+      <w:r>
+        <w:rPr>
+          <w:rFonts w:hint="eastAsia"/>
+          <w:szCs w:val="22"/>
+        </w:rPr>
+        <w:t>마지막으로</w:t>
+      </w:r>
+      <w:r>
+        <w:rPr>
+          <w:szCs w:val="22"/>
+        </w:rPr>
+        <w:t xml:space="preserve"> normal mapping 구현은 기존 Model/Node 기반 렌더링 구조와 조화를 이루도록 해야 했다. OBJ 로딩 단계에서 tangent 벡터를 계산할 수 있도록 Model::load 내부 로직을 확장하고, VAO/VBO 설정 단계에서 tangent attribute를 추가해 GPU로 전달할 수 있는 데이터 레이아웃을 마련하였다. 이를 통해 기존 </w:t>
+      </w:r>
+      <w:proofErr w:type="spellStart"/>
+      <w:r>
+        <w:rPr>
+          <w:szCs w:val="22"/>
+        </w:rPr>
+        <w:t>drawRecursive</w:t>
+      </w:r>
+      <w:proofErr w:type="spellEnd"/>
+      <w:r>
+        <w:rPr>
+          <w:szCs w:val="22"/>
+        </w:rPr>
+        <w:t xml:space="preserve"> 구조를 그대로 유지하면서 normal mapping 기능을 자연스럽게 추가할 수 있었다.</w:t>
+      </w:r>
+    </w:p>
+    <w:p>
+      <w:pPr>
+        <w:rPr>
+          <w:szCs w:val="22"/>
+        </w:rPr>
+      </w:pPr>
+    </w:p>
+    <w:p>
+      <w:pPr>
+        <w:rPr>
+          <w:szCs w:val="22"/>
+        </w:rPr>
+      </w:pPr>
+    </w:p>
+    <w:p>
+      <w:pPr>
+        <w:rPr>
+          <w:szCs w:val="22"/>
+        </w:rPr>
+      </w:pPr>
+    </w:p>
+    <w:p>
+      <w:pPr>
+        <w:rPr>
+          <w:szCs w:val="22"/>
+        </w:rPr>
+      </w:pPr>
+    </w:p>
+    <w:p>
+      <w:pPr>
+        <w:rPr>
+          <w:rFonts w:hint="eastAsia"/>
+          <w:szCs w:val="22"/>
+        </w:rPr>
+      </w:pPr>
     </w:p>
     <w:p>
       <w:pPr>
@@ -462,27 +1298,1409 @@
           <w:bCs/>
           <w:sz w:val="24"/>
         </w:rPr>
+        <w:lastRenderedPageBreak/>
         <w:t>2-4. Design Implementation</w:t>
       </w:r>
     </w:p>
     <w:p>
       <w:pPr>
         <w:rPr>
-          <w:rFonts w:hint="eastAsia"/>
+          <w:szCs w:val="22"/>
+        </w:rPr>
+      </w:pPr>
+      <w:r>
+        <w:rPr>
+          <w:rFonts w:hint="eastAsia"/>
+          <w:szCs w:val="22"/>
+        </w:rPr>
+        <w:t xml:space="preserve">(1) </w:t>
+      </w:r>
+      <w:proofErr w:type="spellStart"/>
+      <w:r>
+        <w:rPr>
+          <w:rFonts w:hint="eastAsia"/>
+          <w:szCs w:val="22"/>
+        </w:rPr>
+        <w:t>쉐이딩</w:t>
+      </w:r>
+      <w:proofErr w:type="spellEnd"/>
+      <w:r>
+        <w:rPr>
+          <w:rFonts w:hint="eastAsia"/>
+          <w:szCs w:val="22"/>
+        </w:rPr>
+        <w:t xml:space="preserve"> 모드 전환 시스템</w:t>
+      </w:r>
+    </w:p>
+    <w:p>
+      <w:pPr>
+        <w:rPr>
+          <w:szCs w:val="22"/>
+        </w:rPr>
+      </w:pPr>
+      <w:r>
+        <w:rPr>
+          <w:rFonts w:hint="eastAsia"/>
+          <w:szCs w:val="22"/>
+        </w:rPr>
+        <w:t xml:space="preserve"> </w:t>
+      </w:r>
+      <w:proofErr w:type="spellStart"/>
+      <w:r>
+        <w:rPr>
+          <w:szCs w:val="22"/>
+        </w:rPr>
+        <w:t>handleKeyDown</w:t>
+      </w:r>
+      <w:proofErr w:type="spellEnd"/>
+      <w:r>
+        <w:rPr>
+          <w:szCs w:val="22"/>
+        </w:rPr>
+        <w:t xml:space="preserve"> 함수에</w:t>
+      </w:r>
+      <w:r>
+        <w:rPr>
+          <w:rFonts w:hint="eastAsia"/>
+          <w:szCs w:val="22"/>
+        </w:rPr>
+        <w:t xml:space="preserve"> G키 입력에 대한 처리를 추가하여</w:t>
+      </w:r>
+      <w:r>
+        <w:rPr>
+          <w:szCs w:val="22"/>
+        </w:rPr>
+        <w:t xml:space="preserve"> </w:t>
+      </w:r>
+      <w:proofErr w:type="spellStart"/>
+      <w:r>
+        <w:rPr>
+          <w:szCs w:val="22"/>
+        </w:rPr>
+        <w:t>shadingMode</w:t>
+      </w:r>
+      <w:proofErr w:type="spellEnd"/>
+      <w:r>
+        <w:rPr>
+          <w:szCs w:val="22"/>
+        </w:rPr>
+        <w:t xml:space="preserve"> 값을 (</w:t>
+      </w:r>
+      <w:proofErr w:type="spellStart"/>
+      <w:r>
+        <w:rPr>
+          <w:szCs w:val="22"/>
+        </w:rPr>
+        <w:t>shadingMode</w:t>
+      </w:r>
+      <w:proofErr w:type="spellEnd"/>
+      <w:r>
+        <w:rPr>
+          <w:szCs w:val="22"/>
+        </w:rPr>
+        <w:t xml:space="preserve"> + 1) % 3 방식으로 순환시킨다. </w:t>
+      </w:r>
+      <w:proofErr w:type="spellStart"/>
+      <w:r>
+        <w:rPr>
+          <w:szCs w:val="22"/>
+        </w:rPr>
+        <w:t>shadingMode</w:t>
+      </w:r>
+      <w:proofErr w:type="spellEnd"/>
+      <w:r>
+        <w:rPr>
+          <w:szCs w:val="22"/>
+        </w:rPr>
+        <w:t>는 전역 변수로 선언되며 display() 실행 시 shader-&gt;</w:t>
+      </w:r>
+      <w:proofErr w:type="spellStart"/>
+      <w:r>
+        <w:rPr>
+          <w:szCs w:val="22"/>
+        </w:rPr>
+        <w:t>setInt</w:t>
+      </w:r>
+      <w:proofErr w:type="spellEnd"/>
+      <w:r>
+        <w:rPr>
+          <w:szCs w:val="22"/>
+        </w:rPr>
+        <w:t xml:space="preserve">() 호출을 통해 </w:t>
+      </w:r>
+      <w:r>
+        <w:rPr>
+          <w:rFonts w:hint="eastAsia"/>
+          <w:szCs w:val="22"/>
+        </w:rPr>
+        <w:t xml:space="preserve">그 </w:t>
+      </w:r>
+      <w:proofErr w:type="spellStart"/>
+      <w:r>
+        <w:rPr>
+          <w:rFonts w:hint="eastAsia"/>
+          <w:szCs w:val="22"/>
+        </w:rPr>
+        <w:t>shadingMode</w:t>
+      </w:r>
+      <w:proofErr w:type="spellEnd"/>
+      <w:r>
+        <w:rPr>
+          <w:rFonts w:hint="eastAsia"/>
+          <w:szCs w:val="22"/>
+        </w:rPr>
+        <w:t xml:space="preserve">의 값을 </w:t>
+      </w:r>
+      <w:r>
+        <w:rPr>
+          <w:szCs w:val="22"/>
+        </w:rPr>
+        <w:t>GPU에 전달한다.</w:t>
+      </w:r>
+      <w:r>
+        <w:rPr>
+          <w:rFonts w:hint="eastAsia"/>
+          <w:szCs w:val="22"/>
+        </w:rPr>
+        <w:t xml:space="preserve"> </w:t>
+      </w:r>
+      <w:proofErr w:type="spellStart"/>
+      <w:r>
+        <w:rPr>
+          <w:szCs w:val="22"/>
+        </w:rPr>
+        <w:t>drawRecursive</w:t>
+      </w:r>
+      <w:proofErr w:type="spellEnd"/>
+      <w:r>
+        <w:rPr>
+          <w:szCs w:val="22"/>
+        </w:rPr>
+        <w:t xml:space="preserve"> 함수에서도 동일하게 shader-&gt;setVec3, shader-&gt;setMat4 등을 활용해 각 노드의 색상·변환 행렬을 </w:t>
+      </w:r>
+      <w:proofErr w:type="spellStart"/>
+      <w:r>
+        <w:rPr>
+          <w:szCs w:val="22"/>
+        </w:rPr>
+        <w:t>쉐이더로</w:t>
+      </w:r>
+      <w:proofErr w:type="spellEnd"/>
+      <w:r>
+        <w:rPr>
+          <w:szCs w:val="22"/>
+        </w:rPr>
+        <w:t xml:space="preserve"> 업로드한다.</w:t>
+      </w:r>
+      <w:r>
+        <w:rPr>
+          <w:rFonts w:hint="eastAsia"/>
+          <w:szCs w:val="22"/>
+        </w:rPr>
+        <w:t xml:space="preserve"> </w:t>
+      </w:r>
+      <w:proofErr w:type="spellStart"/>
+      <w:r>
+        <w:rPr>
+          <w:rFonts w:hint="eastAsia"/>
+          <w:szCs w:val="22"/>
+        </w:rPr>
+        <w:t>쉐이더는</w:t>
+      </w:r>
+      <w:proofErr w:type="spellEnd"/>
+      <w:r>
+        <w:rPr>
+          <w:szCs w:val="22"/>
+        </w:rPr>
+        <w:t xml:space="preserve"> </w:t>
+      </w:r>
+      <w:r>
+        <w:rPr>
+          <w:rFonts w:hint="eastAsia"/>
+          <w:szCs w:val="22"/>
+        </w:rPr>
+        <w:t xml:space="preserve">전달받은 </w:t>
+      </w:r>
+      <w:proofErr w:type="spellStart"/>
+      <w:r>
+        <w:rPr>
+          <w:szCs w:val="22"/>
+        </w:rPr>
+        <w:t>shadingMode</w:t>
+      </w:r>
+      <w:proofErr w:type="spellEnd"/>
+      <w:r>
+        <w:rPr>
+          <w:szCs w:val="22"/>
+        </w:rPr>
+        <w:t>에 따라 vertex shader 또는 fragment shader에서 조명 계산을 선택적으로 수행한다.</w:t>
+      </w:r>
+    </w:p>
+    <w:p>
+      <w:pPr>
+        <w:rPr>
+          <w:szCs w:val="22"/>
+        </w:rPr>
+      </w:pPr>
+    </w:p>
+    <w:p>
+      <w:pPr>
+        <w:rPr>
+          <w:szCs w:val="22"/>
+        </w:rPr>
+      </w:pPr>
+      <w:r>
+        <w:rPr>
+          <w:rFonts w:hint="eastAsia"/>
+          <w:szCs w:val="22"/>
+        </w:rPr>
+        <w:t>(2) 광원 처리</w:t>
+      </w:r>
+    </w:p>
+    <w:p>
+      <w:pPr>
+        <w:rPr>
+          <w:szCs w:val="22"/>
+        </w:rPr>
+      </w:pPr>
+      <w:r>
+        <w:rPr>
+          <w:rFonts w:hint="eastAsia"/>
+          <w:szCs w:val="22"/>
+        </w:rPr>
+        <w:t xml:space="preserve"> </w:t>
+      </w:r>
+      <w:proofErr w:type="spellStart"/>
+      <w:r>
+        <w:rPr>
+          <w:rFonts w:hint="eastAsia"/>
+          <w:szCs w:val="22"/>
+        </w:rPr>
+        <w:t>쉐이더</w:t>
+      </w:r>
+      <w:proofErr w:type="spellEnd"/>
+      <w:r>
+        <w:rPr>
+          <w:szCs w:val="22"/>
+        </w:rPr>
+        <w:t xml:space="preserve"> 내부</w:t>
+      </w:r>
+      <w:r>
+        <w:rPr>
+          <w:rFonts w:hint="eastAsia"/>
+          <w:szCs w:val="22"/>
+        </w:rPr>
+        <w:t>에</w:t>
+      </w:r>
+      <w:r>
+        <w:rPr>
+          <w:szCs w:val="22"/>
+        </w:rPr>
+        <w:t xml:space="preserve"> directional</w:t>
+      </w:r>
+      <w:r>
+        <w:rPr>
+          <w:rFonts w:hint="eastAsia"/>
+          <w:szCs w:val="22"/>
+        </w:rPr>
+        <w:t>과</w:t>
+      </w:r>
+      <w:r>
+        <w:rPr>
+          <w:szCs w:val="22"/>
+        </w:rPr>
+        <w:t xml:space="preserve"> point 두 종류의 광원을 모두 처리할 수 있도록 공통 조명 루틴을 구성하였다. directional </w:t>
+      </w:r>
+      <w:r>
+        <w:rPr>
+          <w:rFonts w:hint="eastAsia"/>
+          <w:szCs w:val="22"/>
+        </w:rPr>
+        <w:t>광원</w:t>
+      </w:r>
+      <w:r>
+        <w:rPr>
+          <w:szCs w:val="22"/>
+        </w:rPr>
+        <w:t>의 경우 CPU 측에서 설정한 고정 방향 벡터와 색상을 uniform으로 전달받아 diffuse 및 specular 조언을 계산한다. 위치 정보가 필요 없으므로, fragment shader에서는 단순히 normalize(-</w:t>
+      </w:r>
+      <w:proofErr w:type="spellStart"/>
+      <w:r>
+        <w:rPr>
+          <w:szCs w:val="22"/>
+        </w:rPr>
+        <w:t>dirLight.direction</w:t>
+      </w:r>
+      <w:proofErr w:type="spellEnd"/>
+      <w:r>
+        <w:rPr>
+          <w:szCs w:val="22"/>
+        </w:rPr>
+        <w:t>)을 사용해 광원</w:t>
+      </w:r>
+      <w:r>
+        <w:rPr>
+          <w:rFonts w:hint="eastAsia"/>
+          <w:szCs w:val="22"/>
+        </w:rPr>
+        <w:t>의</w:t>
+      </w:r>
+      <w:r>
+        <w:rPr>
+          <w:szCs w:val="22"/>
+        </w:rPr>
+        <w:t xml:space="preserve"> 방향을 구한 후 Lambertian 및 Blinn-Phong 모델에 따라 조명 기여도를 산출한다.</w:t>
+      </w:r>
+    </w:p>
+    <w:p>
+      <w:pPr>
+        <w:rPr>
+          <w:szCs w:val="22"/>
+        </w:rPr>
+      </w:pPr>
+      <w:r>
+        <w:rPr>
+          <w:rFonts w:hint="eastAsia"/>
+          <w:szCs w:val="22"/>
+        </w:rPr>
+        <w:t xml:space="preserve"> </w:t>
+      </w:r>
+      <w:r>
+        <w:rPr>
+          <w:rFonts w:hint="eastAsia"/>
+          <w:szCs w:val="22"/>
+        </w:rPr>
+        <w:t>반면</w:t>
+      </w:r>
+      <w:r>
+        <w:rPr>
+          <w:szCs w:val="22"/>
+        </w:rPr>
+        <w:t xml:space="preserve"> point </w:t>
+      </w:r>
+      <w:r>
+        <w:rPr>
+          <w:rFonts w:hint="eastAsia"/>
+          <w:szCs w:val="22"/>
+        </w:rPr>
+        <w:t>광원은</w:t>
+      </w:r>
+      <w:r>
+        <w:rPr>
+          <w:szCs w:val="22"/>
+        </w:rPr>
+        <w:t xml:space="preserve"> </w:t>
+      </w:r>
+      <w:r>
+        <w:rPr>
+          <w:rFonts w:hint="eastAsia"/>
+          <w:szCs w:val="22"/>
+        </w:rPr>
+        <w:t>매 프레임 플레이어 오브젝트를 중심으로 공전하도록 요구되므로, 이를 위해 CPU에서 삼각함수를 사용해 플레이어 위치를 기반으로 한 조명 위치를 계산한 후</w:t>
+      </w:r>
+      <w:r>
+        <w:rPr>
+          <w:rFonts w:hint="eastAsia"/>
+          <w:szCs w:val="22"/>
+        </w:rPr>
+        <w:t xml:space="preserve"> 그 위치 </w:t>
+      </w:r>
+      <w:proofErr w:type="spellStart"/>
+      <w:r>
+        <w:rPr>
+          <w:szCs w:val="22"/>
+        </w:rPr>
+        <w:t>pointLight.position</w:t>
+      </w:r>
+      <w:proofErr w:type="spellEnd"/>
+      <w:r>
+        <w:rPr>
+          <w:rFonts w:hint="eastAsia"/>
+          <w:szCs w:val="22"/>
+        </w:rPr>
+        <w:t>과</w:t>
+      </w:r>
+      <w:r>
+        <w:rPr>
+          <w:szCs w:val="22"/>
+        </w:rPr>
+        <w:t xml:space="preserve"> 색상, 그리고 attenuation에 필요한 상수(pointLight.k0, k1, k2)를 uniform으로 전달</w:t>
+      </w:r>
+      <w:r>
+        <w:rPr>
+          <w:rFonts w:hint="eastAsia"/>
+          <w:szCs w:val="22"/>
+        </w:rPr>
+        <w:t>한</w:t>
+      </w:r>
+      <w:r>
+        <w:rPr>
+          <w:szCs w:val="22"/>
+        </w:rPr>
+        <w:t xml:space="preserve">다. fragment shader는 현재 fragment의 월드 좌표와 point </w:t>
+      </w:r>
+      <w:r>
+        <w:rPr>
+          <w:rFonts w:hint="eastAsia"/>
+          <w:szCs w:val="22"/>
+        </w:rPr>
+        <w:t>광원</w:t>
+      </w:r>
+      <w:r>
+        <w:rPr>
+          <w:szCs w:val="22"/>
+        </w:rPr>
+        <w:t>의 위치를 이용해 광원 방향 벡터를 계산하</w:t>
+      </w:r>
+      <w:r>
+        <w:rPr>
+          <w:rFonts w:hint="eastAsia"/>
+          <w:szCs w:val="22"/>
+        </w:rPr>
+        <w:t>고</w:t>
+      </w:r>
+      <w:r>
+        <w:rPr>
+          <w:szCs w:val="22"/>
+        </w:rPr>
+        <w:t>, 거리 기반</w:t>
+      </w:r>
+      <w:r>
+        <w:rPr>
+          <w:rFonts w:hint="eastAsia"/>
+          <w:szCs w:val="22"/>
+        </w:rPr>
+        <w:t>의</w:t>
+      </w:r>
+      <w:r>
+        <w:rPr>
+          <w:szCs w:val="22"/>
+        </w:rPr>
+        <w:t xml:space="preserve"> 감쇠</w:t>
+      </w:r>
+      <w:r>
+        <w:rPr>
+          <w:rFonts w:hint="eastAsia"/>
+          <w:szCs w:val="22"/>
+        </w:rPr>
+        <w:t xml:space="preserve">를 적용하여 최종 </w:t>
+      </w:r>
+      <w:r>
+        <w:rPr>
+          <w:szCs w:val="22"/>
+        </w:rPr>
+        <w:t>attenuation</w:t>
+      </w:r>
+      <w:r>
+        <w:rPr>
+          <w:rFonts w:hint="eastAsia"/>
+          <w:szCs w:val="22"/>
+        </w:rPr>
+        <w:t xml:space="preserve">을 계산한다. 그 결과를 </w:t>
+      </w:r>
+      <w:r>
+        <w:rPr>
+          <w:szCs w:val="22"/>
+        </w:rPr>
+        <w:t xml:space="preserve">diffuse와 specular 항 모두에 곱해 최종 </w:t>
+      </w:r>
+      <w:proofErr w:type="spellStart"/>
+      <w:r>
+        <w:rPr>
+          <w:szCs w:val="22"/>
+        </w:rPr>
+        <w:t>조명값을</w:t>
+      </w:r>
+      <w:proofErr w:type="spellEnd"/>
+      <w:r>
+        <w:rPr>
+          <w:szCs w:val="22"/>
+        </w:rPr>
+        <w:t xml:space="preserve"> 결정한다.</w:t>
+      </w:r>
+    </w:p>
+    <w:p>
+      <w:pPr>
+        <w:rPr>
+          <w:szCs w:val="22"/>
+        </w:rPr>
+      </w:pPr>
+      <w:r>
+        <w:rPr>
+          <w:rFonts w:hint="eastAsia"/>
+          <w:szCs w:val="22"/>
+        </w:rPr>
+        <w:t xml:space="preserve"> 결과적</w:t>
+      </w:r>
+      <w:r>
+        <w:rPr>
+          <w:rFonts w:hint="eastAsia"/>
+          <w:szCs w:val="22"/>
+        </w:rPr>
+        <w:t>으로</w:t>
+      </w:r>
+      <w:r>
+        <w:rPr>
+          <w:szCs w:val="22"/>
+        </w:rPr>
+        <w:t xml:space="preserve"> fragment shader는 directional</w:t>
+      </w:r>
+      <w:r>
+        <w:rPr>
+          <w:rFonts w:hint="eastAsia"/>
+          <w:szCs w:val="22"/>
+        </w:rPr>
+        <w:t>,</w:t>
+      </w:r>
+      <w:r>
+        <w:rPr>
+          <w:szCs w:val="22"/>
+        </w:rPr>
+        <w:t xml:space="preserve"> point</w:t>
+      </w:r>
+      <w:r>
+        <w:rPr>
+          <w:rFonts w:hint="eastAsia"/>
+          <w:szCs w:val="22"/>
+        </w:rPr>
+        <w:t xml:space="preserve"> 각 조명의</w:t>
+      </w:r>
+      <w:r>
+        <w:rPr>
+          <w:szCs w:val="22"/>
+        </w:rPr>
+        <w:t xml:space="preserve"> diffuse 및 specular 값을 독립적으로 계산한 뒤, 기여도를 합산하여 픽셀에 대한 최종 조명 결과를 </w:t>
+      </w:r>
+      <w:r>
+        <w:rPr>
+          <w:rFonts w:hint="eastAsia"/>
+          <w:szCs w:val="22"/>
+        </w:rPr>
+        <w:t>도출</w:t>
+      </w:r>
+      <w:r>
+        <w:rPr>
+          <w:szCs w:val="22"/>
+        </w:rPr>
+        <w:t>한다.</w:t>
+      </w:r>
+    </w:p>
+    <w:p>
+      <w:pPr>
+        <w:rPr>
+          <w:szCs w:val="22"/>
+        </w:rPr>
+      </w:pPr>
+    </w:p>
+    <w:p>
+      <w:pPr>
+        <w:rPr>
+          <w:szCs w:val="22"/>
+        </w:rPr>
+      </w:pPr>
+      <w:r>
+        <w:rPr>
+          <w:rFonts w:hint="eastAsia"/>
+          <w:szCs w:val="22"/>
+        </w:rPr>
+        <w:t xml:space="preserve">(3) </w:t>
+      </w:r>
+      <w:r>
+        <w:rPr>
+          <w:rFonts w:hint="eastAsia"/>
+          <w:szCs w:val="22"/>
+        </w:rPr>
+        <w:t>normal mapping을 위한 tangent space 구성</w:t>
+      </w:r>
+    </w:p>
+    <w:p>
+      <w:pPr>
+        <w:rPr>
+          <w:szCs w:val="22"/>
+        </w:rPr>
+      </w:pPr>
+      <w:r>
+        <w:rPr>
+          <w:rFonts w:hint="eastAsia"/>
+          <w:szCs w:val="22"/>
+        </w:rPr>
+        <w:t xml:space="preserve"> </w:t>
+      </w:r>
+      <w:r>
+        <w:rPr>
+          <w:rFonts w:hint="eastAsia"/>
+          <w:szCs w:val="22"/>
+        </w:rPr>
+        <w:t xml:space="preserve">OBJ 로딩 과정에서 Model::load 함수가 triangle 단위로 tangent를 계산하도록 수정한다. 두 개의 edge와 </w:t>
+      </w:r>
+      <w:proofErr w:type="spellStart"/>
+      <w:r>
+        <w:rPr>
+          <w:rFonts w:hint="eastAsia"/>
+          <w:szCs w:val="22"/>
+        </w:rPr>
+        <w:t>deltaUV</w:t>
+      </w:r>
+      <w:proofErr w:type="spellEnd"/>
+      <w:r>
+        <w:rPr>
+          <w:rFonts w:hint="eastAsia"/>
+          <w:szCs w:val="22"/>
+        </w:rPr>
+        <w:t xml:space="preserve">를 사용해 tangent를 계산한 후에는 이를 vertex 구조체에 추가하고, </w:t>
+      </w:r>
+      <w:proofErr w:type="spellStart"/>
+      <w:r>
+        <w:rPr>
+          <w:szCs w:val="22"/>
+        </w:rPr>
+        <w:t>glVertexAttribPointer</w:t>
+      </w:r>
+      <w:proofErr w:type="spellEnd"/>
+      <w:r>
+        <w:rPr>
+          <w:szCs w:val="22"/>
+        </w:rPr>
+        <w:t>(location=3)을 이용해 GPU로 전송한다.</w:t>
+      </w:r>
+    </w:p>
+    <w:p>
+      <w:pPr>
+        <w:rPr>
+          <w:rFonts w:hint="eastAsia"/>
+          <w:szCs w:val="22"/>
+        </w:rPr>
+      </w:pPr>
+      <w:r>
+        <w:rPr>
+          <w:rFonts w:hint="eastAsia"/>
+          <w:szCs w:val="22"/>
+        </w:rPr>
+        <w:t xml:space="preserve"> 또한 픽셀 단위의 조명 계산을 위해 fragment </w:t>
+      </w:r>
+      <w:proofErr w:type="spellStart"/>
+      <w:r>
+        <w:rPr>
+          <w:rFonts w:hint="eastAsia"/>
+          <w:szCs w:val="22"/>
+        </w:rPr>
+        <w:t>쉐이더에서</w:t>
+      </w:r>
+      <w:proofErr w:type="spellEnd"/>
+      <w:r>
+        <w:rPr>
+          <w:rFonts w:hint="eastAsia"/>
+          <w:szCs w:val="22"/>
+        </w:rPr>
+        <w:t xml:space="preserve"> tangent와 Normal, 그리고 그 cross를 사용해 T, N, B를 생성하고 TBN 행렬을 구성한다. 그 계산 결과로 normal </w:t>
+      </w:r>
+      <w:r>
+        <w:rPr>
+          <w:rFonts w:hint="eastAsia"/>
+          <w:szCs w:val="22"/>
+        </w:rPr>
+        <w:lastRenderedPageBreak/>
+        <w:t>map의 RGB 값을 tangent space normal로 변환한다.</w:t>
+      </w:r>
+    </w:p>
+    <w:p>
+      <w:pPr>
+        <w:rPr>
+          <w:szCs w:val="22"/>
+        </w:rPr>
+      </w:pPr>
+    </w:p>
+    <w:p>
+      <w:pPr>
+        <w:rPr>
+          <w:szCs w:val="22"/>
+        </w:rPr>
+      </w:pPr>
+      <w:r>
+        <w:rPr>
+          <w:rFonts w:hint="eastAsia"/>
+          <w:szCs w:val="22"/>
+        </w:rPr>
+        <w:t>(4) diffuse 및 normal map 텍스처 로딩</w:t>
+      </w:r>
+    </w:p>
+    <w:p>
+      <w:pPr>
+        <w:rPr>
+          <w:szCs w:val="22"/>
+        </w:rPr>
+      </w:pPr>
+      <w:r>
+        <w:rPr>
+          <w:rFonts w:hint="eastAsia"/>
+          <w:szCs w:val="22"/>
+        </w:rPr>
+        <w:t xml:space="preserve"> </w:t>
+      </w:r>
+      <w:proofErr w:type="spellStart"/>
+      <w:r>
+        <w:rPr>
+          <w:rFonts w:hint="eastAsia"/>
+          <w:szCs w:val="22"/>
+        </w:rPr>
+        <w:t>new_assets</w:t>
+      </w:r>
+      <w:proofErr w:type="spellEnd"/>
+      <w:r>
+        <w:rPr>
+          <w:rFonts w:hint="eastAsia"/>
+          <w:szCs w:val="22"/>
+        </w:rPr>
+        <w:t xml:space="preserve"> 폴더에 텍스처 파일들을 추가한 후 </w:t>
+      </w:r>
+      <w:proofErr w:type="spellStart"/>
+      <w:r>
+        <w:rPr>
+          <w:rFonts w:hint="eastAsia"/>
+          <w:szCs w:val="22"/>
+        </w:rPr>
+        <w:t>stb_image.h</w:t>
+      </w:r>
+      <w:proofErr w:type="spellEnd"/>
+      <w:r>
+        <w:rPr>
+          <w:rFonts w:hint="eastAsia"/>
+          <w:szCs w:val="22"/>
+        </w:rPr>
+        <w:t xml:space="preserve">를 추가하여 </w:t>
+      </w:r>
+      <w:proofErr w:type="spellStart"/>
+      <w:r>
+        <w:rPr>
+          <w:rFonts w:hint="eastAsia"/>
+          <w:szCs w:val="22"/>
+        </w:rPr>
+        <w:t>stbi_load</w:t>
+      </w:r>
+      <w:proofErr w:type="spellEnd"/>
+      <w:r>
+        <w:rPr>
+          <w:rFonts w:hint="eastAsia"/>
+          <w:szCs w:val="22"/>
+        </w:rPr>
+        <w:t xml:space="preserve">() 함수를 통해 </w:t>
+      </w:r>
+      <w:r>
+        <w:rPr>
+          <w:rFonts w:hint="eastAsia"/>
+          <w:szCs w:val="22"/>
+        </w:rPr>
+        <w:t xml:space="preserve">로딩 기능을 구현하였다. </w:t>
+      </w:r>
+      <w:proofErr w:type="spellStart"/>
+      <w:r>
+        <w:rPr>
+          <w:rFonts w:hint="eastAsia"/>
+          <w:szCs w:val="22"/>
+        </w:rPr>
+        <w:t>png</w:t>
+      </w:r>
+      <w:proofErr w:type="spellEnd"/>
+      <w:r>
+        <w:rPr>
+          <w:rFonts w:hint="eastAsia"/>
+          <w:szCs w:val="22"/>
+        </w:rPr>
+        <w:t xml:space="preserve"> 형식의 텍스처 파일들을 </w:t>
+      </w:r>
+      <w:proofErr w:type="spellStart"/>
+      <w:r>
+        <w:rPr>
+          <w:rFonts w:hint="eastAsia"/>
+          <w:szCs w:val="22"/>
+        </w:rPr>
+        <w:t>로딩</w:t>
+      </w:r>
+      <w:r>
+        <w:rPr>
+          <w:rFonts w:hint="eastAsia"/>
+          <w:szCs w:val="22"/>
+        </w:rPr>
+        <w:t>하며</w:t>
+      </w:r>
+      <w:proofErr w:type="spellEnd"/>
+      <w:r>
+        <w:rPr>
+          <w:rFonts w:hint="eastAsia"/>
+          <w:szCs w:val="22"/>
+        </w:rPr>
+        <w:t>,</w:t>
+      </w:r>
+      <w:r>
+        <w:rPr>
+          <w:rFonts w:hint="eastAsia"/>
+          <w:szCs w:val="22"/>
+        </w:rPr>
+        <w:t xml:space="preserve"> </w:t>
+      </w:r>
+      <w:r>
+        <w:rPr>
+          <w:rFonts w:hint="eastAsia"/>
+          <w:szCs w:val="22"/>
+        </w:rPr>
+        <w:t xml:space="preserve">할당된 </w:t>
+      </w:r>
+      <w:r>
+        <w:rPr>
+          <w:szCs w:val="22"/>
+        </w:rPr>
+        <w:t xml:space="preserve">텍스처 ID는 Model의 </w:t>
+      </w:r>
+      <w:proofErr w:type="spellStart"/>
+      <w:r>
+        <w:rPr>
+          <w:szCs w:val="22"/>
+        </w:rPr>
+        <w:t>textureID</w:t>
+      </w:r>
+      <w:proofErr w:type="spellEnd"/>
+      <w:r>
+        <w:rPr>
+          <w:szCs w:val="22"/>
+        </w:rPr>
+        <w:t xml:space="preserve"> 또는 Node가 가진 </w:t>
+      </w:r>
+      <w:proofErr w:type="spellStart"/>
+      <w:r>
+        <w:rPr>
+          <w:szCs w:val="22"/>
+        </w:rPr>
+        <w:t>textureID</w:t>
+      </w:r>
+      <w:proofErr w:type="spellEnd"/>
+      <w:r>
+        <w:rPr>
+          <w:szCs w:val="22"/>
+        </w:rPr>
+        <w:t xml:space="preserve">에 저장되며, </w:t>
+      </w:r>
+      <w:proofErr w:type="spellStart"/>
+      <w:r>
+        <w:rPr>
+          <w:szCs w:val="22"/>
+        </w:rPr>
+        <w:t>drawRecursive</w:t>
+      </w:r>
+      <w:proofErr w:type="spellEnd"/>
+      <w:r>
+        <w:rPr>
+          <w:szCs w:val="22"/>
+        </w:rPr>
+        <w:t>에서 shader-&gt;</w:t>
+      </w:r>
+      <w:proofErr w:type="spellStart"/>
+      <w:r>
+        <w:rPr>
+          <w:szCs w:val="22"/>
+        </w:rPr>
+        <w:t>setInt</w:t>
+      </w:r>
+      <w:proofErr w:type="spellEnd"/>
+      <w:r>
+        <w:rPr>
+          <w:szCs w:val="22"/>
+        </w:rPr>
+        <w:t>("</w:t>
+      </w:r>
+      <w:proofErr w:type="spellStart"/>
+      <w:r>
+        <w:rPr>
+          <w:szCs w:val="22"/>
+        </w:rPr>
+        <w:t>diffuseMap</w:t>
+      </w:r>
+      <w:proofErr w:type="spellEnd"/>
+      <w:r>
+        <w:rPr>
+          <w:szCs w:val="22"/>
+        </w:rPr>
+        <w:t xml:space="preserve">", 0)로 바인딩된다. normal map은 동일한 방식으로 </w:t>
+      </w:r>
+      <w:proofErr w:type="spellStart"/>
+      <w:r>
+        <w:rPr>
+          <w:rFonts w:hint="eastAsia"/>
+          <w:szCs w:val="22"/>
+        </w:rPr>
+        <w:t>로딩하여</w:t>
+      </w:r>
+      <w:proofErr w:type="spellEnd"/>
+      <w:r>
+        <w:rPr>
+          <w:szCs w:val="22"/>
+        </w:rPr>
+        <w:t xml:space="preserve"> </w:t>
+      </w:r>
+      <w:proofErr w:type="spellStart"/>
+      <w:r>
+        <w:rPr>
+          <w:szCs w:val="22"/>
+        </w:rPr>
+        <w:t>normalMap</w:t>
+      </w:r>
+      <w:proofErr w:type="spellEnd"/>
+      <w:r>
+        <w:rPr>
+          <w:szCs w:val="22"/>
+        </w:rPr>
+        <w:t xml:space="preserve"> 텍스처 유닛에 연결한다.</w:t>
+      </w:r>
+    </w:p>
+    <w:p>
+      <w:pPr>
+        <w:rPr>
+          <w:szCs w:val="22"/>
+        </w:rPr>
+      </w:pPr>
+    </w:p>
+    <w:p>
+      <w:pPr>
+        <w:rPr>
+          <w:szCs w:val="22"/>
+        </w:rPr>
+      </w:pPr>
+      <w:r>
+        <w:rPr>
+          <w:rFonts w:hint="eastAsia"/>
+          <w:szCs w:val="22"/>
+        </w:rPr>
+        <w:t xml:space="preserve">(5) </w:t>
+      </w:r>
+      <w:proofErr w:type="spellStart"/>
+      <w:r>
+        <w:rPr>
+          <w:rFonts w:hint="eastAsia"/>
+          <w:szCs w:val="22"/>
+        </w:rPr>
+        <w:t>쉐이더의</w:t>
+      </w:r>
+      <w:proofErr w:type="spellEnd"/>
+      <w:r>
+        <w:rPr>
+          <w:rFonts w:hint="eastAsia"/>
+          <w:szCs w:val="22"/>
+        </w:rPr>
+        <w:t xml:space="preserve"> 구조 확장</w:t>
+      </w:r>
+    </w:p>
+    <w:p>
+      <w:pPr>
+        <w:rPr>
+          <w:szCs w:val="22"/>
+        </w:rPr>
+      </w:pPr>
+      <w:r>
+        <w:rPr>
+          <w:rFonts w:hint="eastAsia"/>
+          <w:szCs w:val="22"/>
+        </w:rPr>
+        <w:t xml:space="preserve"> </w:t>
+      </w:r>
+      <w:r>
+        <w:rPr>
+          <w:szCs w:val="22"/>
+        </w:rPr>
+        <w:t xml:space="preserve">vertex </w:t>
+      </w:r>
+      <w:proofErr w:type="spellStart"/>
+      <w:r>
+        <w:rPr>
+          <w:rFonts w:hint="eastAsia"/>
+          <w:szCs w:val="22"/>
+        </w:rPr>
+        <w:t>쉐이더</w:t>
+      </w:r>
+      <w:r>
+        <w:rPr>
+          <w:szCs w:val="22"/>
+        </w:rPr>
+        <w:t>는</w:t>
+      </w:r>
+      <w:proofErr w:type="spellEnd"/>
+      <w:r>
+        <w:rPr>
+          <w:szCs w:val="22"/>
+        </w:rPr>
+        <w:t xml:space="preserve"> model/view/</w:t>
+      </w:r>
+      <w:proofErr w:type="spellStart"/>
+      <w:r>
+        <w:rPr>
+          <w:szCs w:val="22"/>
+        </w:rPr>
+        <w:t>proj</w:t>
+      </w:r>
+      <w:proofErr w:type="spellEnd"/>
+      <w:r>
+        <w:rPr>
+          <w:szCs w:val="22"/>
+        </w:rPr>
+        <w:t xml:space="preserve"> 행렬을 조합한 </w:t>
+      </w:r>
+      <w:proofErr w:type="spellStart"/>
+      <w:r>
+        <w:rPr>
+          <w:szCs w:val="22"/>
+        </w:rPr>
+        <w:t>gl_Position</w:t>
+      </w:r>
+      <w:proofErr w:type="spellEnd"/>
+      <w:r>
+        <w:rPr>
+          <w:szCs w:val="22"/>
+        </w:rPr>
+        <w:t xml:space="preserve"> 계산 외에도</w:t>
+      </w:r>
+      <w:r>
+        <w:rPr>
+          <w:rFonts w:hint="eastAsia"/>
+          <w:szCs w:val="22"/>
+        </w:rPr>
+        <w:t xml:space="preserve"> </w:t>
+      </w:r>
+      <w:proofErr w:type="spellStart"/>
+      <w:r>
+        <w:rPr>
+          <w:szCs w:val="22"/>
+        </w:rPr>
+        <w:t>Gouraud</w:t>
+      </w:r>
+      <w:proofErr w:type="spellEnd"/>
+      <w:r>
+        <w:rPr>
+          <w:szCs w:val="22"/>
+        </w:rPr>
+        <w:t xml:space="preserve"> 모드</w:t>
+      </w:r>
+      <w:r>
+        <w:rPr>
+          <w:rFonts w:hint="eastAsia"/>
+          <w:szCs w:val="22"/>
+        </w:rPr>
+        <w:t>에 한한</w:t>
+      </w:r>
+      <w:r>
+        <w:rPr>
+          <w:szCs w:val="22"/>
+        </w:rPr>
+        <w:t xml:space="preserve"> per-vertex 조명 계산 후 </w:t>
+      </w:r>
+      <w:proofErr w:type="spellStart"/>
+      <w:r>
+        <w:rPr>
+          <w:szCs w:val="22"/>
+        </w:rPr>
+        <w:t>vertexColor</w:t>
+      </w:r>
+      <w:proofErr w:type="spellEnd"/>
+      <w:r>
+        <w:rPr>
+          <w:szCs w:val="22"/>
+        </w:rPr>
+        <w:t>로 전달</w:t>
+      </w:r>
+      <w:r>
+        <w:rPr>
+          <w:rFonts w:hint="eastAsia"/>
+          <w:szCs w:val="22"/>
+        </w:rPr>
+        <w:t xml:space="preserve"> 기능, </w:t>
+      </w:r>
+      <w:r>
+        <w:rPr>
+          <w:szCs w:val="22"/>
+        </w:rPr>
+        <w:t>fragment shader</w:t>
+      </w:r>
+      <w:r>
+        <w:rPr>
+          <w:rFonts w:hint="eastAsia"/>
+          <w:szCs w:val="22"/>
+        </w:rPr>
+        <w:t>의</w:t>
+      </w:r>
+      <w:r>
+        <w:rPr>
+          <w:szCs w:val="22"/>
+        </w:rPr>
+        <w:t xml:space="preserve"> TBN 구성</w:t>
+      </w:r>
+      <w:r>
+        <w:rPr>
+          <w:rFonts w:hint="eastAsia"/>
+          <w:szCs w:val="22"/>
+        </w:rPr>
+        <w:t xml:space="preserve">을 위한 </w:t>
+      </w:r>
+      <w:r>
+        <w:rPr>
+          <w:szCs w:val="22"/>
+        </w:rPr>
+        <w:t>tangent 전달</w:t>
+      </w:r>
+      <w:r>
+        <w:rPr>
+          <w:rFonts w:hint="eastAsia"/>
+          <w:szCs w:val="22"/>
+        </w:rPr>
+        <w:t>, n</w:t>
+      </w:r>
+      <w:r>
+        <w:rPr>
+          <w:szCs w:val="22"/>
+        </w:rPr>
+        <w:t>ormal mapping이 아닐 경우</w:t>
+      </w:r>
+      <w:r>
+        <w:rPr>
+          <w:rFonts w:hint="eastAsia"/>
+          <w:szCs w:val="22"/>
+        </w:rPr>
+        <w:t>에 한한</w:t>
+      </w:r>
+      <w:r>
+        <w:rPr>
+          <w:szCs w:val="22"/>
+        </w:rPr>
+        <w:t xml:space="preserve"> normal 보간</w:t>
+      </w:r>
+      <w:r>
+        <w:rPr>
+          <w:rFonts w:hint="eastAsia"/>
+          <w:szCs w:val="22"/>
+        </w:rPr>
+        <w:t xml:space="preserve"> 기능을 구현하였다.</w:t>
+      </w:r>
+    </w:p>
+    <w:p>
+      <w:pPr>
+        <w:rPr>
+          <w:rFonts w:hint="eastAsia"/>
+          <w:szCs w:val="22"/>
+        </w:rPr>
+      </w:pPr>
+      <w:r>
+        <w:rPr>
+          <w:rFonts w:hint="eastAsia"/>
+          <w:szCs w:val="22"/>
+        </w:rPr>
+        <w:t xml:space="preserve"> </w:t>
+      </w:r>
+      <w:r>
+        <w:rPr>
+          <w:szCs w:val="22"/>
+        </w:rPr>
+        <w:t xml:space="preserve">fragment </w:t>
+      </w:r>
+      <w:proofErr w:type="spellStart"/>
+      <w:r>
+        <w:rPr>
+          <w:rFonts w:hint="eastAsia"/>
+          <w:szCs w:val="22"/>
+        </w:rPr>
+        <w:t>쉐이더</w:t>
+      </w:r>
+      <w:r>
+        <w:rPr>
+          <w:szCs w:val="22"/>
+        </w:rPr>
+        <w:t>는</w:t>
+      </w:r>
+      <w:proofErr w:type="spellEnd"/>
+      <w:r>
+        <w:rPr>
+          <w:szCs w:val="22"/>
+        </w:rPr>
+        <w:t xml:space="preserve"> </w:t>
+      </w:r>
+      <w:proofErr w:type="spellStart"/>
+      <w:r>
+        <w:rPr>
+          <w:rFonts w:hint="eastAsia"/>
+          <w:szCs w:val="22"/>
+        </w:rPr>
+        <w:t>s</w:t>
+      </w:r>
+      <w:r>
+        <w:rPr>
+          <w:szCs w:val="22"/>
+        </w:rPr>
+        <w:t>hadingMode</w:t>
+      </w:r>
+      <w:proofErr w:type="spellEnd"/>
+      <w:r>
+        <w:rPr>
+          <w:szCs w:val="22"/>
+        </w:rPr>
+        <w:t xml:space="preserve"> 분</w:t>
+      </w:r>
+      <w:r>
+        <w:rPr>
+          <w:rFonts w:hint="eastAsia"/>
+          <w:szCs w:val="22"/>
+        </w:rPr>
+        <w:t>기를 처리하며, n</w:t>
+      </w:r>
+      <w:r>
+        <w:rPr>
+          <w:szCs w:val="22"/>
+        </w:rPr>
+        <w:t>ormal mapping 여부</w:t>
+      </w:r>
+      <w:r>
+        <w:rPr>
+          <w:rFonts w:hint="eastAsia"/>
+          <w:szCs w:val="22"/>
+        </w:rPr>
+        <w:t>를</w:t>
+      </w:r>
+      <w:r>
+        <w:rPr>
+          <w:szCs w:val="22"/>
+        </w:rPr>
+        <w:t xml:space="preserve"> 판단</w:t>
+      </w:r>
+      <w:r>
+        <w:rPr>
+          <w:rFonts w:hint="eastAsia"/>
+          <w:szCs w:val="22"/>
+        </w:rPr>
+        <w:t>해</w:t>
+      </w:r>
+      <w:r>
+        <w:rPr>
+          <w:szCs w:val="22"/>
+        </w:rPr>
+        <w:t xml:space="preserve"> TBN</w:t>
+      </w:r>
+      <w:r>
+        <w:rPr>
+          <w:rFonts w:hint="eastAsia"/>
+          <w:szCs w:val="22"/>
+        </w:rPr>
+        <w:t>을</w:t>
+      </w:r>
+      <w:r>
+        <w:rPr>
+          <w:szCs w:val="22"/>
+        </w:rPr>
+        <w:t xml:space="preserve"> 기반</w:t>
+      </w:r>
+      <w:r>
+        <w:rPr>
+          <w:rFonts w:hint="eastAsia"/>
+          <w:szCs w:val="22"/>
+        </w:rPr>
+        <w:t xml:space="preserve">으로 </w:t>
+      </w:r>
+      <w:r>
+        <w:rPr>
+          <w:szCs w:val="22"/>
+        </w:rPr>
+        <w:t>norma</w:t>
+      </w:r>
+      <w:r>
+        <w:rPr>
+          <w:rFonts w:hint="eastAsia"/>
+          <w:szCs w:val="22"/>
+        </w:rPr>
+        <w:t>l을 결정한다. d</w:t>
+      </w:r>
+      <w:r>
+        <w:rPr>
+          <w:szCs w:val="22"/>
+        </w:rPr>
+        <w:t xml:space="preserve">irectional + point </w:t>
+      </w:r>
+      <w:r>
+        <w:rPr>
+          <w:rFonts w:hint="eastAsia"/>
+          <w:szCs w:val="22"/>
+        </w:rPr>
+        <w:t>조명의</w:t>
+      </w:r>
+      <w:r>
+        <w:rPr>
+          <w:szCs w:val="22"/>
+        </w:rPr>
+        <w:t xml:space="preserve"> diffuse/specular</w:t>
+      </w:r>
+      <w:r>
+        <w:rPr>
+          <w:rFonts w:hint="eastAsia"/>
+          <w:szCs w:val="22"/>
+        </w:rPr>
+        <w:t xml:space="preserve">를 계산하며, </w:t>
+      </w:r>
+      <w:proofErr w:type="spellStart"/>
+      <w:r>
+        <w:rPr>
+          <w:szCs w:val="22"/>
+        </w:rPr>
+        <w:t>diffuseMap</w:t>
+      </w:r>
+      <w:proofErr w:type="spellEnd"/>
+      <w:r>
+        <w:rPr>
+          <w:szCs w:val="22"/>
+        </w:rPr>
+        <w:t xml:space="preserve"> 샘플링 적용</w:t>
+      </w:r>
+      <w:r>
+        <w:rPr>
+          <w:rFonts w:hint="eastAsia"/>
+          <w:szCs w:val="22"/>
+        </w:rPr>
+        <w:t xml:space="preserve">하도록 구현한다. 결과적으로 전체적인 조명 계산의 대부분은 fragment </w:t>
+      </w:r>
+      <w:proofErr w:type="spellStart"/>
+      <w:r>
+        <w:rPr>
+          <w:rFonts w:hint="eastAsia"/>
+          <w:szCs w:val="22"/>
+        </w:rPr>
+        <w:t>쉐이더에서</w:t>
+      </w:r>
+      <w:proofErr w:type="spellEnd"/>
+      <w:r>
+        <w:rPr>
+          <w:rFonts w:hint="eastAsia"/>
+          <w:szCs w:val="22"/>
+        </w:rPr>
+        <w:t xml:space="preserve"> 수행되어 표면 표현의 퀄리티를 향상시킨다.</w:t>
+      </w:r>
+    </w:p>
+    <w:p>
+      <w:pPr>
+        <w:rPr>
+          <w:rFonts w:hint="eastAsia"/>
+          <w:szCs w:val="22"/>
+        </w:rPr>
+      </w:pPr>
+    </w:p>
+    <w:p>
+      <w:pPr>
+        <w:rPr>
           <w:b/>
           <w:bCs/>
           <w:sz w:val="24"/>
         </w:rPr>
       </w:pPr>
-    </w:p>
-    <w:p>
-      <w:pPr>
-        <w:rPr>
+      <w:r>
+        <w:rPr>
+          <w:rFonts w:hint="eastAsia"/>
           <w:b/>
           <w:bCs/>
           <w:sz w:val="24"/>
         </w:rPr>
-      </w:pPr>
+        <w:t xml:space="preserve">2-5. </w:t>
+      </w:r>
+      <w:proofErr w:type="spellStart"/>
       <w:r>
         <w:rPr>
           <w:rFonts w:hint="eastAsia"/>
@@ -490,12 +2708,483 @@
           <w:bCs/>
           <w:sz w:val="24"/>
         </w:rPr>
-        <w:t>2-5. Additonal Background</w:t>
-      </w:r>
-    </w:p>
-    <w:p>
-      <w:pPr>
-        <w:rPr>
+        <w:t>Additonal</w:t>
+      </w:r>
+      <w:proofErr w:type="spellEnd"/>
+      <w:r>
+        <w:rPr>
+          <w:rFonts w:hint="eastAsia"/>
+          <w:b/>
+          <w:bCs/>
+          <w:sz w:val="24"/>
+        </w:rPr>
+        <w:t xml:space="preserve"> Background</w:t>
+      </w:r>
+    </w:p>
+    <w:p>
+      <w:pPr>
+        <w:rPr>
+          <w:szCs w:val="22"/>
+        </w:rPr>
+      </w:pPr>
+      <w:r>
+        <w:rPr>
+          <w:rFonts w:hint="eastAsia"/>
+          <w:szCs w:val="22"/>
+        </w:rPr>
+        <w:t xml:space="preserve"> 3D </w:t>
+      </w:r>
+      <w:proofErr w:type="spellStart"/>
+      <w:r>
+        <w:rPr>
+          <w:rFonts w:hint="eastAsia"/>
+          <w:szCs w:val="22"/>
+        </w:rPr>
+        <w:t>쉐이딩을</w:t>
+      </w:r>
+      <w:proofErr w:type="spellEnd"/>
+      <w:r>
+        <w:rPr>
+          <w:rFonts w:hint="eastAsia"/>
+          <w:szCs w:val="22"/>
+        </w:rPr>
+        <w:t xml:space="preserve"> 구현하기 위해서는 고전적인 텍스처 샘플링보다 더 높은 그래픽스 개념들에 대한 이해가 필요했다. 이번 구현에서 핵심적으로 다뤄진 배경 지식들은 다음과 같다.</w:t>
+      </w:r>
+    </w:p>
+    <w:p>
+      <w:pPr>
+        <w:rPr>
+          <w:rFonts w:hint="eastAsia"/>
+          <w:szCs w:val="22"/>
+        </w:rPr>
+      </w:pPr>
+    </w:p>
+    <w:p>
+      <w:pPr>
+        <w:rPr>
+          <w:szCs w:val="22"/>
+        </w:rPr>
+      </w:pPr>
+      <w:r>
+        <w:rPr>
+          <w:rFonts w:hint="eastAsia"/>
+          <w:szCs w:val="22"/>
+        </w:rPr>
+        <w:t xml:space="preserve">(1) </w:t>
+      </w:r>
+      <w:proofErr w:type="spellStart"/>
+      <w:r>
+        <w:rPr>
+          <w:rFonts w:hint="eastAsia"/>
+          <w:szCs w:val="22"/>
+        </w:rPr>
+        <w:t>Gouraud</w:t>
+      </w:r>
+      <w:proofErr w:type="spellEnd"/>
+      <w:r>
+        <w:rPr>
+          <w:rFonts w:hint="eastAsia"/>
+          <w:szCs w:val="22"/>
+        </w:rPr>
+        <w:t>, Phong</w:t>
+      </w:r>
+      <w:r>
+        <w:rPr>
+          <w:rFonts w:hint="eastAsia"/>
+          <w:szCs w:val="22"/>
+        </w:rPr>
+        <w:t xml:space="preserve"> </w:t>
+      </w:r>
+      <w:proofErr w:type="spellStart"/>
+      <w:r>
+        <w:rPr>
+          <w:rFonts w:hint="eastAsia"/>
+          <w:szCs w:val="22"/>
+        </w:rPr>
+        <w:t>쉐이딩</w:t>
+      </w:r>
+      <w:proofErr w:type="spellEnd"/>
+      <w:r>
+        <w:rPr>
+          <w:rFonts w:hint="eastAsia"/>
+          <w:szCs w:val="22"/>
+        </w:rPr>
+        <w:t xml:space="preserve"> 방식</w:t>
+      </w:r>
+    </w:p>
+    <w:p>
+      <w:pPr>
+        <w:rPr>
+          <w:szCs w:val="22"/>
+        </w:rPr>
+      </w:pPr>
+      <w:r>
+        <w:rPr>
+          <w:rFonts w:hint="eastAsia"/>
+          <w:szCs w:val="22"/>
+        </w:rPr>
+        <w:t xml:space="preserve"> 두 기법 보드 고전적인 조명 모델에 기반하지만 계산의 위치가 다르다. </w:t>
+      </w:r>
+      <w:proofErr w:type="spellStart"/>
+      <w:r>
+        <w:rPr>
+          <w:rFonts w:hint="eastAsia"/>
+          <w:szCs w:val="22"/>
+        </w:rPr>
+        <w:t>Gouraud</w:t>
+      </w:r>
+      <w:proofErr w:type="spellEnd"/>
+      <w:r>
+        <w:rPr>
+          <w:rFonts w:hint="eastAsia"/>
+          <w:szCs w:val="22"/>
+        </w:rPr>
+        <w:t xml:space="preserve"> </w:t>
+      </w:r>
+      <w:proofErr w:type="spellStart"/>
+      <w:r>
+        <w:rPr>
+          <w:rFonts w:hint="eastAsia"/>
+          <w:szCs w:val="22"/>
+        </w:rPr>
+        <w:t>쉐이딩은</w:t>
+      </w:r>
+      <w:proofErr w:type="spellEnd"/>
+      <w:r>
+        <w:rPr>
+          <w:rFonts w:hint="eastAsia"/>
+          <w:szCs w:val="22"/>
+        </w:rPr>
+        <w:t xml:space="preserve"> vertex </w:t>
+      </w:r>
+      <w:proofErr w:type="spellStart"/>
+      <w:r>
+        <w:rPr>
+          <w:rFonts w:hint="eastAsia"/>
+          <w:szCs w:val="22"/>
+        </w:rPr>
+        <w:t>쉐이더에서</w:t>
+      </w:r>
+      <w:proofErr w:type="spellEnd"/>
+      <w:r>
+        <w:rPr>
+          <w:rFonts w:hint="eastAsia"/>
+          <w:szCs w:val="22"/>
+        </w:rPr>
+        <w:t xml:space="preserve"> 조명을 계산하며, </w:t>
+      </w:r>
+      <w:proofErr w:type="spellStart"/>
+      <w:r>
+        <w:rPr>
+          <w:rFonts w:hint="eastAsia"/>
+          <w:szCs w:val="22"/>
+        </w:rPr>
+        <w:t>보간된</w:t>
+      </w:r>
+      <w:proofErr w:type="spellEnd"/>
+      <w:r>
+        <w:rPr>
+          <w:rFonts w:hint="eastAsia"/>
+          <w:szCs w:val="22"/>
+        </w:rPr>
+        <w:t xml:space="preserve"> 색상이 fragment로 전달된다. 연산의 양은 상대적으로 적으나, 하이라이트 부분이 뚜렷하지 않다는 단점이 있다. </w:t>
+      </w:r>
+      <w:proofErr w:type="spellStart"/>
+      <w:r>
+        <w:rPr>
+          <w:rFonts w:hint="eastAsia"/>
+          <w:szCs w:val="22"/>
+        </w:rPr>
+        <w:t>phong</w:t>
+      </w:r>
+      <w:proofErr w:type="spellEnd"/>
+      <w:r>
+        <w:rPr>
+          <w:rFonts w:hint="eastAsia"/>
+          <w:szCs w:val="22"/>
+        </w:rPr>
+        <w:t xml:space="preserve"> </w:t>
+      </w:r>
+      <w:proofErr w:type="spellStart"/>
+      <w:r>
+        <w:rPr>
+          <w:rFonts w:hint="eastAsia"/>
+          <w:szCs w:val="22"/>
+        </w:rPr>
+        <w:t>쉐이딩은</w:t>
+      </w:r>
+      <w:proofErr w:type="spellEnd"/>
+      <w:r>
+        <w:rPr>
+          <w:rFonts w:hint="eastAsia"/>
+          <w:szCs w:val="22"/>
+        </w:rPr>
+        <w:t xml:space="preserve"> fragment </w:t>
+      </w:r>
+      <w:proofErr w:type="spellStart"/>
+      <w:r>
+        <w:rPr>
+          <w:rFonts w:hint="eastAsia"/>
+          <w:szCs w:val="22"/>
+        </w:rPr>
+        <w:t>쉐이더에서</w:t>
+      </w:r>
+      <w:proofErr w:type="spellEnd"/>
+      <w:r>
+        <w:rPr>
+          <w:rFonts w:hint="eastAsia"/>
+          <w:szCs w:val="22"/>
+        </w:rPr>
+        <w:t xml:space="preserve"> normal을 보간 후 조명을 계산하며, </w:t>
+      </w:r>
+      <w:proofErr w:type="spellStart"/>
+      <w:r>
+        <w:rPr>
+          <w:rFonts w:hint="eastAsia"/>
+          <w:szCs w:val="22"/>
+        </w:rPr>
+        <w:t>연산량은</w:t>
+      </w:r>
+      <w:proofErr w:type="spellEnd"/>
+      <w:r>
+        <w:rPr>
+          <w:rFonts w:hint="eastAsia"/>
+          <w:szCs w:val="22"/>
+        </w:rPr>
+        <w:t xml:space="preserve"> 많지만 상대적으로 자연스럽고 부드러운 하이라이트를 구현할 수 있다. 실제로 게임 상에서 G키를 통해 </w:t>
+      </w:r>
+      <w:proofErr w:type="spellStart"/>
+      <w:r>
+        <w:rPr>
+          <w:rFonts w:hint="eastAsia"/>
+          <w:szCs w:val="22"/>
+        </w:rPr>
+        <w:t>쉐이딩</w:t>
+      </w:r>
+      <w:proofErr w:type="spellEnd"/>
+      <w:r>
+        <w:rPr>
+          <w:rFonts w:hint="eastAsia"/>
+          <w:szCs w:val="22"/>
+        </w:rPr>
+        <w:t xml:space="preserve"> 모드를 전환하며 그 차이를 비교할 수 있다.</w:t>
+      </w:r>
+    </w:p>
+    <w:p>
+      <w:pPr>
+        <w:rPr>
+          <w:szCs w:val="22"/>
+        </w:rPr>
+      </w:pPr>
+      <w:r>
+        <w:rPr>
+          <w:rFonts w:hint="eastAsia"/>
+          <w:szCs w:val="22"/>
+        </w:rPr>
+        <w:lastRenderedPageBreak/>
+        <w:t>(2) Tangent space 조명</w:t>
+      </w:r>
+    </w:p>
+    <w:p>
+      <w:pPr>
+        <w:rPr>
+          <w:szCs w:val="22"/>
+        </w:rPr>
+      </w:pPr>
+      <w:r>
+        <w:rPr>
+          <w:rFonts w:hint="eastAsia"/>
+          <w:szCs w:val="22"/>
+        </w:rPr>
+        <w:t xml:space="preserve"> Normal mapping은 object space normal이 아닌 tangent space normal을 사용한다. 이를 위해 각 정점에 대해 tangent, bitangent, normal을 기반으로 한 TBN 행렬을 만들고, normal map의 RGB를 [-1, 1] 범위의 벡터로 변환해 조명 계산에 적용한다. 참고로 이 과정은 Phong </w:t>
+      </w:r>
+      <w:proofErr w:type="spellStart"/>
+      <w:r>
+        <w:rPr>
+          <w:rFonts w:hint="eastAsia"/>
+          <w:szCs w:val="22"/>
+        </w:rPr>
+        <w:t>쉐이딩의</w:t>
+      </w:r>
+      <w:proofErr w:type="spellEnd"/>
+      <w:r>
+        <w:rPr>
+          <w:rFonts w:hint="eastAsia"/>
+          <w:szCs w:val="22"/>
+        </w:rPr>
+        <w:t xml:space="preserve"> 기반이므로 </w:t>
+      </w:r>
+      <w:proofErr w:type="spellStart"/>
+      <w:r>
+        <w:rPr>
+          <w:rFonts w:hint="eastAsia"/>
+          <w:szCs w:val="22"/>
+        </w:rPr>
+        <w:t>Gouraud</w:t>
+      </w:r>
+      <w:proofErr w:type="spellEnd"/>
+      <w:r>
+        <w:rPr>
+          <w:rFonts w:hint="eastAsia"/>
+          <w:szCs w:val="22"/>
+        </w:rPr>
+        <w:t xml:space="preserve"> </w:t>
+      </w:r>
+      <w:proofErr w:type="spellStart"/>
+      <w:r>
+        <w:rPr>
+          <w:rFonts w:hint="eastAsia"/>
+          <w:szCs w:val="22"/>
+        </w:rPr>
+        <w:t>쉐이딩에서는</w:t>
+      </w:r>
+      <w:proofErr w:type="spellEnd"/>
+      <w:r>
+        <w:rPr>
+          <w:rFonts w:hint="eastAsia"/>
+          <w:szCs w:val="22"/>
+        </w:rPr>
+        <w:t xml:space="preserve"> 사용되지 않는다.</w:t>
+      </w:r>
+    </w:p>
+    <w:p>
+      <w:pPr>
+        <w:rPr>
+          <w:szCs w:val="22"/>
+        </w:rPr>
+      </w:pPr>
+    </w:p>
+    <w:p>
+      <w:pPr>
+        <w:rPr>
+          <w:szCs w:val="22"/>
+        </w:rPr>
+      </w:pPr>
+      <w:r>
+        <w:rPr>
+          <w:rFonts w:hint="eastAsia"/>
+          <w:szCs w:val="22"/>
+        </w:rPr>
+        <w:t>(3) 조명 모델</w:t>
+      </w:r>
+    </w:p>
+    <w:p>
+      <w:pPr>
+        <w:rPr>
+          <w:szCs w:val="22"/>
+        </w:rPr>
+      </w:pPr>
+      <w:r>
+        <w:rPr>
+          <w:rFonts w:hint="eastAsia"/>
+          <w:szCs w:val="22"/>
+        </w:rPr>
+        <w:t xml:space="preserve"> </w:t>
+      </w:r>
+      <w:r>
+        <w:rPr>
+          <w:szCs w:val="22"/>
+        </w:rPr>
+        <w:t>Directional</w:t>
+      </w:r>
+      <w:r>
+        <w:rPr>
+          <w:rFonts w:hint="eastAsia"/>
+          <w:szCs w:val="22"/>
+        </w:rPr>
+        <w:t>, p</w:t>
+      </w:r>
+      <w:r>
+        <w:rPr>
+          <w:szCs w:val="22"/>
+        </w:rPr>
+        <w:t xml:space="preserve">oint </w:t>
+      </w:r>
+      <w:r>
+        <w:rPr>
+          <w:rFonts w:hint="eastAsia"/>
+          <w:szCs w:val="22"/>
+        </w:rPr>
+        <w:t>방식의 조명을</w:t>
+      </w:r>
+      <w:r>
+        <w:rPr>
+          <w:szCs w:val="22"/>
+        </w:rPr>
+        <w:t xml:space="preserve"> 동시에 </w:t>
+      </w:r>
+      <w:r>
+        <w:rPr>
+          <w:rFonts w:hint="eastAsia"/>
+          <w:szCs w:val="22"/>
+        </w:rPr>
+        <w:t>사용</w:t>
+      </w:r>
+      <w:r>
+        <w:rPr>
+          <w:szCs w:val="22"/>
+        </w:rPr>
+        <w:t>하기 위해 Lambertian diffuse, Blinn-Phong specular 모델을 함께 사용했다.</w:t>
+      </w:r>
+      <w:r>
+        <w:rPr>
+          <w:rFonts w:hint="eastAsia"/>
+          <w:szCs w:val="22"/>
+        </w:rPr>
+        <w:t xml:space="preserve"> </w:t>
+      </w:r>
+      <w:r>
+        <w:rPr>
+          <w:rFonts w:hint="eastAsia"/>
+          <w:szCs w:val="22"/>
+        </w:rPr>
+        <w:t>특히</w:t>
+      </w:r>
+      <w:r>
+        <w:rPr>
+          <w:szCs w:val="22"/>
+        </w:rPr>
+        <w:t xml:space="preserve"> point light는 거리</w:t>
+      </w:r>
+      <w:r>
+        <w:rPr>
+          <w:rFonts w:hint="eastAsia"/>
+          <w:szCs w:val="22"/>
+        </w:rPr>
+        <w:t>에 따른 밝기 감쇠라는 특징을 가지고 있으므로</w:t>
+      </w:r>
+      <w:r>
+        <w:rPr>
+          <w:szCs w:val="22"/>
+        </w:rPr>
+        <w:t xml:space="preserve">, </w:t>
+      </w:r>
+      <w:proofErr w:type="spellStart"/>
+      <w:r>
+        <w:rPr>
+          <w:szCs w:val="22"/>
+        </w:rPr>
+        <w:t>셰이더</w:t>
+      </w:r>
+      <w:proofErr w:type="spellEnd"/>
+      <w:r>
+        <w:rPr>
+          <w:szCs w:val="22"/>
+        </w:rPr>
+        <w:t xml:space="preserve"> 내부에서 distance 기반 감쇠 공식을 </w:t>
+      </w:r>
+      <w:r>
+        <w:rPr>
+          <w:rFonts w:hint="eastAsia"/>
+          <w:szCs w:val="22"/>
+        </w:rPr>
+        <w:t>필요로 한다.</w:t>
+      </w:r>
+    </w:p>
+    <w:p>
+      <w:pPr>
+        <w:rPr>
+          <w:rFonts w:hint="eastAsia"/>
           <w:szCs w:val="22"/>
         </w:rPr>
       </w:pPr>
@@ -531,7 +3220,23 @@
           <w:rFonts w:hint="eastAsia"/>
           <w:szCs w:val="22"/>
         </w:rPr>
-        <w:t>Windows powershell을 실행한다.</w:t>
+        <w:t xml:space="preserve">Windows </w:t>
+      </w:r>
+      <w:proofErr w:type="spellStart"/>
+      <w:r>
+        <w:rPr>
+          <w:rFonts w:hint="eastAsia"/>
+          <w:szCs w:val="22"/>
+        </w:rPr>
+        <w:t>powershell</w:t>
+      </w:r>
+      <w:proofErr w:type="spellEnd"/>
+      <w:r>
+        <w:rPr>
+          <w:rFonts w:hint="eastAsia"/>
+          <w:szCs w:val="22"/>
+        </w:rPr>
+        <w:t>을 실행한다.</w:t>
       </w:r>
     </w:p>
     <w:p>
@@ -545,11 +3250,10 @@
           <w:noProof/>
           <w:szCs w:val="22"/>
         </w:rPr>
-        <w:lastRenderedPageBreak/>
         <w:drawing>
-          <wp:inline distT="0" distB="0" distL="0" distR="0" wp14:anchorId="6265E489" wp14:editId="517F90CD">
-            <wp:extent cx="2201594" cy="648323"/>
-            <wp:effectExtent l="0" t="0" r="0" b="0"/>
+          <wp:inline distT="0" distB="0" distL="0" distR="0" wp14:anchorId="6265E489" wp14:editId="653B710A">
+            <wp:extent cx="1676400" cy="493665"/>
+            <wp:effectExtent l="0" t="0" r="0" b="1905"/>
             <wp:docPr id="1566498502" name="그림 1" descr="텍스트, 스크린샷, 폰트, 디자인이(가) 표시된 사진&#10;&#10;AI 생성 콘텐츠는 정확하지 않을 수 있습니다."/>
             <wp:cNvGraphicFramePr>
               <a:graphicFrameLocks xmlns:a="http://schemas.openxmlformats.org/drawingml/2006/main" noChangeAspect="1"/>
@@ -570,7 +3274,7 @@
                   <pic:spPr>
                     <a:xfrm>
                       <a:off x="0" y="0"/>
-                      <a:ext cx="2226142" cy="655552"/>
+                      <a:ext cx="1712021" cy="504155"/>
                     </a:xfrm>
                     <a:prstGeom prst="rect">
                       <a:avLst/>
@@ -609,9 +3313,9 @@
           <w:szCs w:val="22"/>
         </w:rPr>
         <w:drawing>
-          <wp:inline distT="0" distB="0" distL="0" distR="0" wp14:anchorId="21517D1A" wp14:editId="0052A31C">
-            <wp:extent cx="3369212" cy="1136314"/>
-            <wp:effectExtent l="0" t="0" r="3175" b="6985"/>
+          <wp:inline distT="0" distB="0" distL="0" distR="0" wp14:anchorId="21517D1A" wp14:editId="27E0E55C">
+            <wp:extent cx="2736850" cy="923039"/>
+            <wp:effectExtent l="0" t="0" r="6350" b="0"/>
             <wp:docPr id="1632808108" name="그림 1" descr="텍스트, 스크린샷, 폰트, 일렉트릭 블루이(가) 표시된 사진&#10;&#10;AI 생성 콘텐츠는 정확하지 않을 수 있습니다."/>
             <wp:cNvGraphicFramePr>
               <a:graphicFrameLocks xmlns:a="http://schemas.openxmlformats.org/drawingml/2006/main" noChangeAspect="1"/>
@@ -632,7 +3336,7 @@
                   <pic:spPr>
                     <a:xfrm>
                       <a:off x="0" y="0"/>
-                      <a:ext cx="3373076" cy="1137617"/>
+                      <a:ext cx="2768936" cy="933861"/>
                     </a:xfrm>
                     <a:prstGeom prst="rect">
                       <a:avLst/>
@@ -671,9 +3375,9 @@
           <w:szCs w:val="22"/>
         </w:rPr>
         <w:drawing>
-          <wp:inline distT="0" distB="0" distL="0" distR="0" wp14:anchorId="007EF4AA" wp14:editId="64C162F2">
-            <wp:extent cx="3936161" cy="3088737"/>
-            <wp:effectExtent l="0" t="0" r="7620" b="0"/>
+          <wp:inline distT="0" distB="0" distL="0" distR="0" wp14:anchorId="007EF4AA" wp14:editId="2130BE06">
+            <wp:extent cx="2927350" cy="2297116"/>
+            <wp:effectExtent l="0" t="0" r="6350" b="8255"/>
             <wp:docPr id="973741787" name="그림 1" descr="텍스트, 스크린샷, 폰트이(가) 표시된 사진&#10;&#10;AI 생성 콘텐츠는 정확하지 않을 수 있습니다."/>
             <wp:cNvGraphicFramePr>
               <a:graphicFrameLocks xmlns:a="http://schemas.openxmlformats.org/drawingml/2006/main" noChangeAspect="1"/>
@@ -694,7 +3398,7 @@
                   <pic:spPr>
                     <a:xfrm>
                       <a:off x="0" y="0"/>
-                      <a:ext cx="3942115" cy="3093409"/>
+                      <a:ext cx="2953269" cy="2317455"/>
                     </a:xfrm>
                     <a:prstGeom prst="rect">
                       <a:avLst/>
@@ -718,6 +3422,7 @@
           <w:rFonts w:hint="eastAsia"/>
           <w:szCs w:val="22"/>
         </w:rPr>
+        <w:lastRenderedPageBreak/>
         <w:t>잘 실행되는 것을 확인할 수 있다.</w:t>
       </w:r>
     </w:p>
@@ -729,15 +3434,13 @@
       </w:pPr>
       <w:r>
         <w:rPr>
-          <w:noProof/>
-          <w:szCs w:val="22"/>
-        </w:rPr>
-        <w:lastRenderedPageBreak/>
+          <w:szCs w:val="22"/>
+        </w:rPr>
         <w:drawing>
-          <wp:inline distT="0" distB="0" distL="0" distR="0" wp14:anchorId="410756E4" wp14:editId="06FE8D3E">
-            <wp:extent cx="4955780" cy="3894455"/>
-            <wp:effectExtent l="0" t="0" r="0" b="0"/>
-            <wp:docPr id="1301304218" name="그림 1" descr="스크린샷이(가) 표시된 사진&#10;&#10;AI 생성 콘텐츠는 정확하지 않을 수 있습니다."/>
+          <wp:inline distT="0" distB="0" distL="0" distR="0" wp14:anchorId="4284E7FD" wp14:editId="22C2AABC">
+            <wp:extent cx="5731510" cy="4539615"/>
+            <wp:effectExtent l="0" t="0" r="2540" b="0"/>
+            <wp:docPr id="1888315143" name="그림 1" descr="스크린샷, 멀티미디어 소프트웨어, 소프트웨어, 컴퓨터이(가) 표시된 사진&#10;&#10;AI 생성 콘텐츠는 정확하지 않을 수 있습니다."/>
             <wp:cNvGraphicFramePr>
               <a:graphicFrameLocks xmlns:a="http://schemas.openxmlformats.org/drawingml/2006/main" noChangeAspect="1"/>
             </wp:cNvGraphicFramePr>
@@ -745,7 +3448,7 @@
               <a:graphicData uri="http://schemas.openxmlformats.org/drawingml/2006/picture">
                 <pic:pic xmlns:pic="http://schemas.openxmlformats.org/drawingml/2006/picture">
                   <pic:nvPicPr>
-                    <pic:cNvPr id="1301304218" name="그림 1" descr="스크린샷이(가) 표시된 사진&#10;&#10;AI 생성 콘텐츠는 정확하지 않을 수 있습니다."/>
+                    <pic:cNvPr id="1888315143" name="그림 1" descr="스크린샷, 멀티미디어 소프트웨어, 소프트웨어, 컴퓨터이(가) 표시된 사진&#10;&#10;AI 생성 콘텐츠는 정확하지 않을 수 있습니다."/>
                     <pic:cNvPicPr/>
                   </pic:nvPicPr>
                   <pic:blipFill>
@@ -757,7 +3460,7 @@
                   <pic:spPr>
                     <a:xfrm>
                       <a:off x="0" y="0"/>
-                      <a:ext cx="4959972" cy="3897749"/>
+                      <a:ext cx="5731510" cy="4539615"/>
                     </a:xfrm>
                     <a:prstGeom prst="rect">
                       <a:avLst/>
@@ -781,28 +3484,110 @@
           <w:rFonts w:hint="eastAsia"/>
           <w:szCs w:val="22"/>
         </w:rPr>
-        <w:t>실행된 게임에서는 WASD 키를 통해 플레이어 이동이 가능하며, 스페이스바를 눌러 총알을 발사할 수 있다. Q키를 누르면 그래픽 스타일을, C키를 누르면 카메라 뷰 스타일을 변경할 수 있다.</w:t>
-      </w:r>
-      <w:r>
-        <w:rPr>
-          <w:rFonts w:hint="eastAsia"/>
-          <w:szCs w:val="22"/>
-        </w:rPr>
-        <w:t xml:space="preserve"> 현재 카메라 및 그래픽 스타일은 윈도우 창 이름에 표시된다.</w:t>
-      </w:r>
-    </w:p>
-    <w:p>
-      <w:pPr>
-        <w:rPr>
-          <w:szCs w:val="22"/>
-        </w:rPr>
-      </w:pPr>
-      <w:r>
-        <w:rPr>
-          <w:rFonts w:hint="eastAsia"/>
-          <w:szCs w:val="22"/>
-        </w:rPr>
-        <w:t>프로그램 종료 시 powershell 창에는 아래 메시지가 출력된다.</w:t>
+        <w:t>실행된 게임에서는 WASD 키를 통해 플레이어 이동이 가능하며, 스페이스바를 눌러 총알을 발사할 수 있다. Q키를 누르면 그래픽 스타일을, C키를 누르면 카메라 뷰 스타일</w:t>
+      </w:r>
+      <w:r>
+        <w:rPr>
+          <w:rFonts w:hint="eastAsia"/>
+          <w:szCs w:val="22"/>
+        </w:rPr>
+        <w:t xml:space="preserve">을, 그리고 G 키를 누르면 </w:t>
+      </w:r>
+      <w:proofErr w:type="spellStart"/>
+      <w:r>
+        <w:rPr>
+          <w:rFonts w:hint="eastAsia"/>
+          <w:szCs w:val="22"/>
+        </w:rPr>
+        <w:t>쉐</w:t>
+      </w:r>
+      <w:r>
+        <w:rPr>
+          <w:rFonts w:hint="eastAsia"/>
+          <w:szCs w:val="22"/>
+        </w:rPr>
+        <w:t>이딩</w:t>
+      </w:r>
+      <w:proofErr w:type="spellEnd"/>
+      <w:r>
+        <w:rPr>
+          <w:rFonts w:hint="eastAsia"/>
+          <w:szCs w:val="22"/>
+        </w:rPr>
+        <w:t xml:space="preserve"> 스타일을 </w:t>
+      </w:r>
+      <w:r>
+        <w:rPr>
+          <w:rFonts w:hint="eastAsia"/>
+          <w:szCs w:val="22"/>
+        </w:rPr>
+        <w:t>변경할 수 있다.</w:t>
+      </w:r>
+      <w:r>
+        <w:rPr>
+          <w:rFonts w:hint="eastAsia"/>
+          <w:szCs w:val="22"/>
+        </w:rPr>
+        <w:t xml:space="preserve"> </w:t>
+      </w:r>
+      <w:r>
+        <w:rPr>
+          <w:rFonts w:hint="eastAsia"/>
+          <w:szCs w:val="22"/>
+        </w:rPr>
+        <w:t xml:space="preserve">각 기능의 현재 상태는 </w:t>
+      </w:r>
+      <w:r>
+        <w:rPr>
+          <w:rFonts w:hint="eastAsia"/>
+          <w:szCs w:val="22"/>
+        </w:rPr>
+        <w:t>윈도우 창 이름에 표시된다.</w:t>
+      </w:r>
+      <w:r>
+        <w:rPr>
+          <w:rFonts w:hint="eastAsia"/>
+          <w:szCs w:val="22"/>
+        </w:rPr>
+        <w:t xml:space="preserve"> 또한, 편리한 기능 확인을 위해 P키를 눌러 플레이어의 무적 상태를 On/Off로 전환할 수도 있다.</w:t>
+      </w:r>
+    </w:p>
+    <w:p>
+      <w:pPr>
+        <w:rPr>
+          <w:rFonts w:hint="eastAsia"/>
+          <w:szCs w:val="22"/>
+        </w:rPr>
+      </w:pPr>
+    </w:p>
+    <w:p>
+      <w:pPr>
+        <w:rPr>
+          <w:szCs w:val="22"/>
+        </w:rPr>
+      </w:pPr>
+      <w:r>
+        <w:rPr>
+          <w:rFonts w:hint="eastAsia"/>
+          <w:szCs w:val="22"/>
+        </w:rPr>
+        <w:t xml:space="preserve">프로그램 종료 시 </w:t>
+      </w:r>
+      <w:proofErr w:type="spellStart"/>
+      <w:r>
+        <w:rPr>
+          <w:rFonts w:hint="eastAsia"/>
+          <w:szCs w:val="22"/>
+        </w:rPr>
+        <w:t>powershell</w:t>
+      </w:r>
+      <w:proofErr w:type="spellEnd"/>
+      <w:r>
+        <w:rPr>
+          <w:rFonts w:hint="eastAsia"/>
+          <w:szCs w:val="22"/>
+        </w:rPr>
+        <w:t xml:space="preserve"> 창에는 아래 메시지가 출력된다.</w:t>
       </w:r>
     </w:p>
     <w:p>
@@ -873,26 +3658,67 @@
           <w:szCs w:val="22"/>
         </w:rPr>
       </w:pPr>
-    </w:p>
-    <w:p>
-      <w:pPr>
-        <w:rPr>
-          <w:szCs w:val="22"/>
-        </w:rPr>
-      </w:pPr>
-      <w:r>
-        <w:rPr>
-          <w:rFonts w:hint="eastAsia"/>
-          <w:szCs w:val="22"/>
-        </w:rPr>
-        <w:t xml:space="preserve">만약 Powershell 스크립트 실행 정책이 제한되어 있는 등의 이유로 Powershell에서 스크립트를 실행할 수 없다면, </w:t>
-      </w:r>
-      <w:r>
-        <w:rPr>
-          <w:rFonts w:hint="eastAsia"/>
-          <w:szCs w:val="22"/>
-        </w:rPr>
-        <w:t>Get-ExecutionPolicy 명령어</w:t>
+      <w:r>
+        <w:rPr>
+          <w:rFonts w:hint="eastAsia"/>
+          <w:szCs w:val="22"/>
+        </w:rPr>
+        <w:t xml:space="preserve">만약 </w:t>
+      </w:r>
+      <w:proofErr w:type="spellStart"/>
+      <w:r>
+        <w:rPr>
+          <w:rFonts w:hint="eastAsia"/>
+          <w:szCs w:val="22"/>
+        </w:rPr>
+        <w:t>Powershell</w:t>
+      </w:r>
+      <w:proofErr w:type="spellEnd"/>
+      <w:r>
+        <w:rPr>
+          <w:rFonts w:hint="eastAsia"/>
+          <w:szCs w:val="22"/>
+        </w:rPr>
+        <w:t xml:space="preserve"> 스크립트 실행 정책이 제한되어 있는 등의 이유로 </w:t>
+      </w:r>
+      <w:proofErr w:type="spellStart"/>
+      <w:r>
+        <w:rPr>
+          <w:rFonts w:hint="eastAsia"/>
+          <w:szCs w:val="22"/>
+        </w:rPr>
+        <w:t>Powershell</w:t>
+      </w:r>
+      <w:proofErr w:type="spellEnd"/>
+      <w:r>
+        <w:rPr>
+          <w:rFonts w:hint="eastAsia"/>
+          <w:szCs w:val="22"/>
+        </w:rPr>
+        <w:t xml:space="preserve">에서 스크립트를 실행할 수 없다면, </w:t>
+      </w:r>
+      <w:r>
+        <w:rPr>
+          <w:rFonts w:hint="eastAsia"/>
+          <w:szCs w:val="22"/>
+        </w:rPr>
+        <w:t>Get-</w:t>
+      </w:r>
+      <w:proofErr w:type="spellStart"/>
+      <w:r>
+        <w:rPr>
+          <w:rFonts w:hint="eastAsia"/>
+          <w:szCs w:val="22"/>
+        </w:rPr>
+        <w:t>ExecutionPolicy</w:t>
+      </w:r>
+      <w:proofErr w:type="spellEnd"/>
+      <w:r>
+        <w:rPr>
+          <w:rFonts w:hint="eastAsia"/>
+          <w:szCs w:val="22"/>
+        </w:rPr>
+        <w:t xml:space="preserve"> 명령어</w:t>
       </w:r>
       <w:r>
         <w:rPr>
@@ -906,14 +3732,70 @@
           <w:rFonts w:hint="eastAsia"/>
           <w:szCs w:val="22"/>
         </w:rPr>
-        <w:t xml:space="preserve"> 실행 정책이 제한되어 있는지 확인해야 한다. 만약 그렇다면, </w:t>
-      </w:r>
-      <w:r>
-        <w:rPr>
-          <w:rFonts w:hint="eastAsia"/>
-          <w:szCs w:val="22"/>
-        </w:rPr>
-        <w:t>Set-ExecutionPolicy RemoteSigned -Scope CurrentUser 명령어를 입력하여 스크립트 실행 정책을 변경해야 한다. 정책 여부 변경을 묻는 메시지가 나타나면 Y를 입력하여 스크립트 실행 정책을 변경</w:t>
+        <w:t xml:space="preserve"> 실행 정책이 제한되어 </w:t>
+      </w:r>
+      <w:r>
+        <w:rPr>
+          <w:rFonts w:hint="eastAsia"/>
+          <w:szCs w:val="22"/>
+        </w:rPr>
+        <w:lastRenderedPageBreak/>
+        <w:t xml:space="preserve">있는지 확인해야 한다. 만약 그렇다면, </w:t>
+      </w:r>
+      <w:r>
+        <w:rPr>
+          <w:rFonts w:hint="eastAsia"/>
+          <w:szCs w:val="22"/>
+        </w:rPr>
+        <w:t>Set-</w:t>
+      </w:r>
+      <w:proofErr w:type="spellStart"/>
+      <w:r>
+        <w:rPr>
+          <w:rFonts w:hint="eastAsia"/>
+          <w:szCs w:val="22"/>
+        </w:rPr>
+        <w:t>ExecutionPolicy</w:t>
+      </w:r>
+      <w:proofErr w:type="spellEnd"/>
+      <w:r>
+        <w:rPr>
+          <w:rFonts w:hint="eastAsia"/>
+          <w:szCs w:val="22"/>
+        </w:rPr>
+        <w:t xml:space="preserve"> </w:t>
+      </w:r>
+      <w:proofErr w:type="spellStart"/>
+      <w:r>
+        <w:rPr>
+          <w:rFonts w:hint="eastAsia"/>
+          <w:szCs w:val="22"/>
+        </w:rPr>
+        <w:t>RemoteSigned</w:t>
+      </w:r>
+      <w:proofErr w:type="spellEnd"/>
+      <w:r>
+        <w:rPr>
+          <w:rFonts w:hint="eastAsia"/>
+          <w:szCs w:val="22"/>
+        </w:rPr>
+        <w:t xml:space="preserve"> -Scope </w:t>
+      </w:r>
+      <w:proofErr w:type="spellStart"/>
+      <w:r>
+        <w:rPr>
+          <w:rFonts w:hint="eastAsia"/>
+          <w:szCs w:val="22"/>
+        </w:rPr>
+        <w:t>CurrentUser</w:t>
+      </w:r>
+      <w:proofErr w:type="spellEnd"/>
+      <w:r>
+        <w:rPr>
+          <w:rFonts w:hint="eastAsia"/>
+          <w:szCs w:val="22"/>
+        </w:rPr>
+        <w:t xml:space="preserve"> 명령어를 입력하여 스크립트 실행 정책을 변경해야 한다. 정책 여부 변경을 묻는 메시지가 나타나면 Y를 입력하여 스크립트 실행 정책을 변경</w:t>
       </w:r>
       <w:r>
         <w:rPr>
@@ -1005,11 +3887,6 @@
       </w:r>
     </w:p>
     <w:p>
-      <w:pPr>
-        <w:rPr>
-          <w:rFonts w:hint="eastAsia"/>
-        </w:rPr>
-      </w:pPr>
       <w:r>
         <w:rPr>
           <w:rFonts w:hint="eastAsia"/>
@@ -1017,6 +3894,7 @@
         <w:t xml:space="preserve"> additional goal 중 planar shadow casting을 구현할 때, 그냥 행렬만 만들었더니 오브젝트들의 그림자가 회전하는 point light의 빛을 받아 생겨서 바닥이 아닌 천장 쪽에서 회전하는 현상이 발생했었다. 또한, bounding box에도 그림자가 생기는 문제가 있었다. 이를 해결하기 위해 그림자를 그리기 전 bounding box를 잠깐 숨기고, point light 대신 planar shadow만을 위한 조명을 하나 새로 선언하였다.</w:t>
       </w:r>
     </w:p>
+    <w:p/>
     <w:p>
       <w:pPr>
         <w:rPr>
@@ -1038,8 +3916,74 @@
     <w:p>
       <w:pPr>
         <w:rPr>
-          <w:b/>
-          <w:bCs/>
+          <w:szCs w:val="22"/>
+        </w:rPr>
+      </w:pPr>
+      <w:r>
+        <w:rPr>
+          <w:rFonts w:hint="eastAsia"/>
+          <w:szCs w:val="22"/>
+        </w:rPr>
+        <w:t xml:space="preserve"> </w:t>
+      </w:r>
+      <w:r>
+        <w:rPr>
+          <w:rFonts w:hint="eastAsia"/>
+          <w:szCs w:val="22"/>
+        </w:rPr>
+        <w:t>현재</w:t>
+      </w:r>
+      <w:r>
+        <w:rPr>
+          <w:szCs w:val="22"/>
+        </w:rPr>
+        <w:t xml:space="preserve"> 구현된 normal mapping은 tangent space 기반의 기본적인 방법을 사용하고 있으나, 보다 현실적인 표면 디테일을 위해 parallax mapping 또는 parallax occlusion mapping과 같은 고급 기법을 추가할 수 있다. 이러한 기법은 실제로 </w:t>
+      </w:r>
+      <w:r>
+        <w:rPr>
+          <w:rFonts w:hint="eastAsia"/>
+          <w:szCs w:val="22"/>
+        </w:rPr>
+        <w:t xml:space="preserve">오브젝트 </w:t>
+      </w:r>
+      <w:r>
+        <w:rPr>
+          <w:szCs w:val="22"/>
+        </w:rPr>
+        <w:t xml:space="preserve">표면에 높낮이가 있는 것처럼 표현할 수 있어, </w:t>
+      </w:r>
+      <w:r>
+        <w:rPr>
+          <w:rFonts w:hint="eastAsia"/>
+          <w:szCs w:val="22"/>
+        </w:rPr>
+        <w:t>그</w:t>
+      </w:r>
+      <w:r>
+        <w:rPr>
+          <w:szCs w:val="22"/>
+        </w:rPr>
+        <w:t xml:space="preserve"> 품질을 크게 향상시킬 수 있다.</w:t>
+      </w:r>
+    </w:p>
+    <w:p>
+      <w:pPr>
+        <w:rPr>
+          <w:szCs w:val="22"/>
+        </w:rPr>
+      </w:pPr>
+      <w:r>
+        <w:rPr>
+          <w:rFonts w:hint="eastAsia"/>
+          <w:szCs w:val="22"/>
+        </w:rPr>
+        <w:t xml:space="preserve"> 또한 현재 게임 플레이 시에 생성되었다가 사라졌다 하는 추진 연료나 총알 등의 오브젝트 각각을 point 광원으로 설정한다면, 총알의 발사와 기체의 추진이 주는 박진감을 증진시키며 게임의 생동감을 높일 수 있을 것이다.</w:t>
+      </w:r>
+    </w:p>
+    <w:p>
+      <w:pPr>
+        <w:rPr>
+          <w:rFonts w:hint="eastAsia"/>
           <w:szCs w:val="22"/>
         </w:rPr>
       </w:pPr>
@@ -1065,6 +4009,222 @@
     <w:p>
       <w:pPr>
         <w:rPr>
+          <w:szCs w:val="22"/>
+        </w:rPr>
+      </w:pPr>
+      <w:r>
+        <w:rPr>
+          <w:rFonts w:hint="eastAsia"/>
+          <w:szCs w:val="22"/>
+        </w:rPr>
+        <w:t xml:space="preserve"> </w:t>
+      </w:r>
+      <w:r>
+        <w:rPr>
+          <w:szCs w:val="22"/>
+        </w:rPr>
+        <w:t>기존 OpenGL 고정 파이프라인에서 GLSL 기반 프로그램 파이프라인으로 넘어</w:t>
+      </w:r>
+      <w:r>
+        <w:rPr>
+          <w:rFonts w:hint="eastAsia"/>
+          <w:szCs w:val="22"/>
+        </w:rPr>
+        <w:t xml:space="preserve">오고, 그 후 새로운 기능들을 계속해서 추가하면서 </w:t>
+      </w:r>
+      <w:r>
+        <w:rPr>
+          <w:szCs w:val="22"/>
+        </w:rPr>
+        <w:t>CPU와 GPU가 서로 어떤 데이터를 어떻게 주고받는지</w:t>
+      </w:r>
+      <w:r>
+        <w:rPr>
+          <w:rFonts w:hint="eastAsia"/>
+          <w:szCs w:val="22"/>
+        </w:rPr>
+        <w:t>에 대</w:t>
+      </w:r>
+      <w:r>
+        <w:rPr>
+          <w:szCs w:val="22"/>
+        </w:rPr>
+        <w:t xml:space="preserve">한 이해가 크게 </w:t>
+      </w:r>
+      <w:proofErr w:type="spellStart"/>
+      <w:r>
+        <w:rPr>
+          <w:szCs w:val="22"/>
+        </w:rPr>
+        <w:t>깊어졌다</w:t>
+      </w:r>
+      <w:proofErr w:type="spellEnd"/>
+      <w:r>
+        <w:rPr>
+          <w:szCs w:val="22"/>
+        </w:rPr>
+        <w:t xml:space="preserve">. 단순히 </w:t>
+      </w:r>
+      <w:proofErr w:type="spellStart"/>
+      <w:r>
+        <w:rPr>
+          <w:szCs w:val="22"/>
+        </w:rPr>
+        <w:t>glBegin</w:t>
+      </w:r>
+      <w:proofErr w:type="spellEnd"/>
+      <w:r>
+        <w:rPr>
+          <w:szCs w:val="22"/>
+        </w:rPr>
+        <w:t>/</w:t>
+      </w:r>
+      <w:proofErr w:type="spellStart"/>
+      <w:r>
+        <w:rPr>
+          <w:szCs w:val="22"/>
+        </w:rPr>
+        <w:t>glEnd</w:t>
+      </w:r>
+      <w:proofErr w:type="spellEnd"/>
+      <w:r>
+        <w:rPr>
+          <w:szCs w:val="22"/>
+        </w:rPr>
+        <w:t>로 그리던 방식이 사라진 뒤, 모든 계산 흐름을 직접 구성해야 했던 경험이 실질적인 3D 그래픽스 파이프라인 이</w:t>
+      </w:r>
+      <w:r>
+        <w:rPr>
+          <w:szCs w:val="22"/>
+        </w:rPr>
+        <w:lastRenderedPageBreak/>
+        <w:t>해에 많은 도움이 되었다.</w:t>
+      </w:r>
+    </w:p>
+    <w:p>
+      <w:pPr>
+        <w:rPr>
+          <w:szCs w:val="22"/>
+        </w:rPr>
+      </w:pPr>
+      <w:r>
+        <w:rPr>
+          <w:rFonts w:hint="eastAsia"/>
+          <w:szCs w:val="22"/>
+        </w:rPr>
+        <w:t xml:space="preserve"> </w:t>
+      </w:r>
+      <w:r>
+        <w:rPr>
+          <w:rFonts w:hint="eastAsia"/>
+          <w:szCs w:val="22"/>
+        </w:rPr>
+        <w:t xml:space="preserve">또한 </w:t>
+      </w:r>
+      <w:r>
+        <w:rPr>
+          <w:szCs w:val="22"/>
+        </w:rPr>
+        <w:t xml:space="preserve">다양한 </w:t>
+      </w:r>
+      <w:proofErr w:type="spellStart"/>
+      <w:r>
+        <w:rPr>
+          <w:szCs w:val="22"/>
+        </w:rPr>
+        <w:t>쉐이딩</w:t>
+      </w:r>
+      <w:proofErr w:type="spellEnd"/>
+      <w:r>
+        <w:rPr>
+          <w:szCs w:val="22"/>
+        </w:rPr>
+        <w:t xml:space="preserve"> 기법을 </w:t>
+      </w:r>
+      <w:r>
+        <w:rPr>
+          <w:rFonts w:hint="eastAsia"/>
+          <w:szCs w:val="22"/>
+        </w:rPr>
+        <w:t xml:space="preserve">구현해 </w:t>
+      </w:r>
+      <w:r>
+        <w:rPr>
+          <w:szCs w:val="22"/>
+        </w:rPr>
+        <w:t>비교</w:t>
+      </w:r>
+      <w:r>
+        <w:rPr>
+          <w:rFonts w:hint="eastAsia"/>
+          <w:szCs w:val="22"/>
+        </w:rPr>
+        <w:t>하</w:t>
+      </w:r>
+      <w:r>
+        <w:rPr>
+          <w:szCs w:val="22"/>
+        </w:rPr>
+        <w:t xml:space="preserve">면서, 조명 계산이 어느 단계에서 </w:t>
+      </w:r>
+      <w:proofErr w:type="spellStart"/>
+      <w:r>
+        <w:rPr>
+          <w:szCs w:val="22"/>
+        </w:rPr>
+        <w:t>수행되느냐에</w:t>
+      </w:r>
+      <w:proofErr w:type="spellEnd"/>
+      <w:r>
+        <w:rPr>
+          <w:szCs w:val="22"/>
+        </w:rPr>
+        <w:t xml:space="preserve"> 따라 결과물이 얼마나 달라지는지, 그리고 tangent space가 왜 필요한지 명확하게 체감할 수 있었다. tangent 계산 과정에서 </w:t>
+      </w:r>
+      <w:r>
+        <w:rPr>
+          <w:rFonts w:hint="eastAsia"/>
+          <w:szCs w:val="22"/>
+        </w:rPr>
+        <w:t xml:space="preserve">발생한 </w:t>
+      </w:r>
+      <w:r>
+        <w:rPr>
+          <w:szCs w:val="22"/>
+        </w:rPr>
+        <w:t>작은 오류 하나</w:t>
+      </w:r>
+      <w:r>
+        <w:rPr>
+          <w:rFonts w:hint="eastAsia"/>
+          <w:szCs w:val="22"/>
+        </w:rPr>
+        <w:t>로</w:t>
+      </w:r>
+      <w:r>
+        <w:rPr>
+          <w:szCs w:val="22"/>
+        </w:rPr>
+        <w:t xml:space="preserve"> 화면 전체</w:t>
+      </w:r>
+      <w:r>
+        <w:rPr>
+          <w:rFonts w:hint="eastAsia"/>
+          <w:szCs w:val="22"/>
+        </w:rPr>
+        <w:t>에 예측하지 못한 오류가 발생하는 경험을 통해</w:t>
+      </w:r>
+      <w:r>
+        <w:rPr>
+          <w:szCs w:val="22"/>
+        </w:rPr>
+        <w:t>, 그래픽스 프로그래밍에서 수학적 정확성과 데이터 일관성의 중요성을 배울 수 있었다.</w:t>
+      </w:r>
+    </w:p>
+    <w:p>
+      <w:pPr>
+        <w:rPr>
+          <w:rFonts w:hint="eastAsia"/>
           <w:szCs w:val="22"/>
         </w:rPr>
       </w:pPr>
@@ -1142,6 +4302,7 @@
     <w:p>
       <w:pPr>
         <w:rPr>
+          <w:rFonts w:hint="eastAsia"/>
           <w:szCs w:val="22"/>
         </w:rPr>
       </w:pPr>
@@ -1157,27 +4318,76 @@
           <w:rFonts w:hint="eastAsia"/>
           <w:szCs w:val="22"/>
         </w:rPr>
-        <w:t xml:space="preserve">이번 과제의 약 60%가 AI(Gemini)의 도움을 받아 구현되었다. </w:t>
-      </w:r>
-      <w:r>
-        <w:rPr>
-          <w:rFonts w:hint="eastAsia"/>
-          <w:szCs w:val="22"/>
-        </w:rPr>
-        <w:t xml:space="preserve">이전 과제 3-1에서 구현한 부분들에서 </w:t>
-      </w:r>
-      <w:r>
-        <w:rPr>
-          <w:szCs w:val="22"/>
-        </w:rPr>
-        <w:t>legacy</w:t>
-      </w:r>
-      <w:r>
-        <w:rPr>
-          <w:rFonts w:hint="eastAsia"/>
-          <w:szCs w:val="22"/>
-        </w:rPr>
-        <w:t xml:space="preserve"> pipeline을 활용해 수정해야 하는 부분들을 찾은 후, GLSL 방식으로 수정하는 데에 AI의 도움을 받았다.</w:t>
+        <w:t xml:space="preserve">이번 과제의 약 </w:t>
+      </w:r>
+      <w:r>
+        <w:rPr>
+          <w:rFonts w:hint="eastAsia"/>
+          <w:szCs w:val="22"/>
+        </w:rPr>
+        <w:t>6</w:t>
+      </w:r>
+      <w:r>
+        <w:rPr>
+          <w:rFonts w:hint="eastAsia"/>
+          <w:szCs w:val="22"/>
+        </w:rPr>
+        <w:t>0%가 AI(Gemini</w:t>
+      </w:r>
+      <w:r>
+        <w:rPr>
+          <w:rFonts w:hint="eastAsia"/>
+          <w:szCs w:val="22"/>
+        </w:rPr>
+        <w:t xml:space="preserve"> 및 ChatGPT</w:t>
+      </w:r>
+      <w:r>
+        <w:rPr>
+          <w:rFonts w:hint="eastAsia"/>
+          <w:szCs w:val="22"/>
+        </w:rPr>
+        <w:t xml:space="preserve">)의 도움을 받아 구현되었다. </w:t>
+      </w:r>
+      <w:proofErr w:type="spellStart"/>
+      <w:r>
+        <w:rPr>
+          <w:rFonts w:hint="eastAsia"/>
+          <w:szCs w:val="22"/>
+        </w:rPr>
+        <w:t>쉐이딩</w:t>
+      </w:r>
+      <w:proofErr w:type="spellEnd"/>
+      <w:r>
+        <w:rPr>
+          <w:szCs w:val="22"/>
+        </w:rPr>
+        <w:t xml:space="preserve"> 로직 구조 설계, normal mapping 구현 방식, </w:t>
+      </w:r>
+      <w:r>
+        <w:rPr>
+          <w:rFonts w:hint="eastAsia"/>
+          <w:szCs w:val="22"/>
+        </w:rPr>
+        <w:t xml:space="preserve">오류 발생 부분 검증 </w:t>
+      </w:r>
+      <w:r>
+        <w:rPr>
+          <w:szCs w:val="22"/>
+        </w:rPr>
+        <w:t xml:space="preserve">등의 부분에서 </w:t>
+      </w:r>
+      <w:r>
+        <w:rPr>
+          <w:rFonts w:hint="eastAsia"/>
+          <w:szCs w:val="22"/>
+        </w:rPr>
+        <w:t>구체적인 도움을 받았다</w:t>
+      </w:r>
+      <w:r>
+        <w:rPr>
+          <w:szCs w:val="22"/>
+        </w:rPr>
+        <w:t>.</w:t>
       </w:r>
     </w:p>
     <w:p>
@@ -1220,6 +4430,7 @@
     <w:p>
       <w:pPr>
         <w:rPr>
+          <w:rFonts w:hint="eastAsia"/>
           <w:szCs w:val="22"/>
         </w:rPr>
       </w:pPr>
@@ -1235,7 +4446,30 @@
           <w:rFonts w:hint="eastAsia"/>
           <w:szCs w:val="22"/>
         </w:rPr>
-        <w:t>이전 과제인 3-1을 기반으로 이번 구현이 진행되었던 만큼, 각자가 3-1에서 담당했던 부분을 동일하게 GLSL 방식으로 구현하도록 역할을 분담하였다.</w:t>
+        <w:t xml:space="preserve">각자 기본적인 3D </w:t>
+      </w:r>
+      <w:proofErr w:type="spellStart"/>
+      <w:r>
+        <w:rPr>
+          <w:rFonts w:hint="eastAsia"/>
+          <w:szCs w:val="22"/>
+        </w:rPr>
+        <w:t>쉐</w:t>
+      </w:r>
+      <w:r>
+        <w:rPr>
+          <w:rFonts w:hint="eastAsia"/>
+          <w:szCs w:val="22"/>
+        </w:rPr>
+        <w:t>이딩의</w:t>
+      </w:r>
+      <w:proofErr w:type="spellEnd"/>
+      <w:r>
+        <w:rPr>
+          <w:rFonts w:hint="eastAsia"/>
+          <w:szCs w:val="22"/>
+        </w:rPr>
+        <w:t xml:space="preserve"> 구현과 추가적인 디테일로 파트를 나누어 프로젝트를 성공적으로 완료하였다.</w:t>
       </w:r>
     </w:p>
     <w:sectPr>
@@ -2094,7 +5328,6 @@
   <w:style w:type="character" w:default="1" w:styleId="a0">
     <w:name w:val="Default Paragraph Font"/>
     <w:uiPriority w:val="1"/>
-    <w:semiHidden/>
     <w:unhideWhenUsed/>
   </w:style>
   <w:style w:type="table" w:default="1" w:styleId="a1">
